--- a/doc/Voices/anl-voices-manual.docx
+++ b/doc/Voices/anl-voices-manual.docx
@@ -7,17 +7,14 @@
         <w:pStyle w:val="Normal"/>
         <w:spacing w:before="220" w:after="160"/>
         <w:jc w:val="center"/>
-        <w:rPr/>
-      </w:pPr>
-      <w:r>
-        <w:rPr/>
-      </w:r>
-    </w:p>
-    <w:p>
-      <w:pPr>
-        <w:pStyle w:val="Normal"/>
-        <w:jc w:val="center"/>
-        <w:rPr/>
+        <w:rPr>
+          <w:rFonts w:ascii="Times New Roman" w:hAnsi="Times New Roman" w:eastAsia="Times New Roman" w:cs="Times New Roman"/>
+          <w:b/>
+          <w:b/>
+          <w:color w:val="000000" w:themeColor="text1"/>
+          <w:sz w:val="24"/>
+          <w:szCs w:val="24"/>
+        </w:rPr>
       </w:pPr>
       <w:r>
         <w:rPr/>
@@ -104,7 +101,14 @@
       <w:pPr>
         <w:pStyle w:val="Normal"/>
         <w:jc w:val="center"/>
-        <w:rPr/>
+        <w:rPr>
+          <w:rFonts w:ascii="Times New Roman" w:hAnsi="Times New Roman" w:eastAsia="Times New Roman" w:cs="Times New Roman"/>
+          <w:b/>
+          <w:b/>
+          <w:color w:val="000000" w:themeColor="text1"/>
+          <w:sz w:val="24"/>
+          <w:szCs w:val="24"/>
+        </w:rPr>
       </w:pPr>
       <w:r>
         <w:rPr/>
@@ -155,7 +159,7 @@
           <w:rFonts w:ascii="Times New Roman" w:hAnsi="Times New Roman" w:eastAsia="Times New Roman" w:cs="Times New Roman"/>
           <w:b/>
           <w:b/>
-          <w:color w:val="000000"/>
+          <w:color w:val="000000" w:themeColor="text1"/>
           <w:sz w:val="24"/>
           <w:szCs w:val="24"/>
         </w:rPr>
@@ -164,7 +168,7 @@
         <w:rPr>
           <w:rFonts w:eastAsia="Times New Roman" w:cs="Times New Roman" w:ascii="Times New Roman" w:hAnsi="Times New Roman"/>
           <w:b/>
-          <w:color w:val="000000"/>
+          <w:color w:val="000000" w:themeColor="text1"/>
           <w:sz w:val="24"/>
           <w:szCs w:val="24"/>
         </w:rPr>
@@ -177,7 +181,7 @@
           <w:rFonts w:ascii="Times New Roman" w:hAnsi="Times New Roman" w:eastAsia="Times New Roman" w:cs="Times New Roman"/>
           <w:b/>
           <w:b/>
-          <w:color w:val="000000"/>
+          <w:color w:val="000000" w:themeColor="text1"/>
           <w:sz w:val="24"/>
           <w:szCs w:val="24"/>
         </w:rPr>
@@ -186,7 +190,7 @@
         <w:rPr>
           <w:rFonts w:eastAsia="Times New Roman" w:cs="Times New Roman" w:ascii="Times New Roman" w:hAnsi="Times New Roman"/>
           <w:b/>
-          <w:color w:val="000000"/>
+          <w:color w:val="000000" w:themeColor="text1"/>
           <w:sz w:val="24"/>
           <w:szCs w:val="24"/>
         </w:rPr>
@@ -199,7 +203,7 @@
           <w:rFonts w:ascii="Times New Roman" w:hAnsi="Times New Roman" w:eastAsia="Times New Roman" w:cs="Times New Roman"/>
           <w:b/>
           <w:b/>
-          <w:color w:val="000000"/>
+          <w:color w:val="000000" w:themeColor="text1"/>
           <w:sz w:val="24"/>
           <w:szCs w:val="24"/>
         </w:rPr>
@@ -208,7 +212,7 @@
         <w:rPr>
           <w:rFonts w:eastAsia="Times New Roman" w:cs="Times New Roman" w:ascii="Times New Roman" w:hAnsi="Times New Roman"/>
           <w:b/>
-          <w:color w:val="000000"/>
+          <w:color w:val="000000" w:themeColor="text1"/>
           <w:sz w:val="24"/>
           <w:szCs w:val="24"/>
         </w:rPr>
@@ -223,7 +227,7 @@
           <w:b/>
           <w:b/>
           <w:bCs/>
-          <w:color w:val="000000"/>
+          <w:color w:val="000000" w:themeColor="text1"/>
           <w:sz w:val="24"/>
           <w:szCs w:val="24"/>
         </w:rPr>
@@ -233,7 +237,7 @@
           <w:rFonts w:cs="Times New Roman" w:ascii="Times New Roman" w:hAnsi="Times New Roman"/>
           <w:b/>
           <w:bCs/>
-          <w:color w:val="000000"/>
+          <w:color w:val="000000" w:themeColor="text1"/>
           <w:sz w:val="24"/>
           <w:szCs w:val="24"/>
         </w:rPr>
@@ -249,7 +253,7 @@
           <w:b/>
           <w:b/>
           <w:bCs/>
-          <w:color w:val="000000"/>
+          <w:color w:val="000000" w:themeColor="text1"/>
           <w:sz w:val="24"/>
           <w:szCs w:val="24"/>
         </w:rPr>
@@ -259,7 +263,7 @@
           <w:rFonts w:cs="Times New Roman" w:ascii="Times New Roman" w:hAnsi="Times New Roman"/>
           <w:b/>
           <w:bCs/>
-          <w:color w:val="000000"/>
+          <w:color w:val="000000" w:themeColor="text1"/>
           <w:sz w:val="24"/>
           <w:szCs w:val="24"/>
         </w:rPr>
@@ -272,7 +276,7 @@
         <w:jc w:val="center"/>
         <w:rPr>
           <w:rFonts w:ascii="Times New Roman" w:hAnsi="Times New Roman" w:cs="Times New Roman"/>
-          <w:color w:val="000000"/>
+          <w:color w:val="000000" w:themeColor="text1"/>
           <w:sz w:val="24"/>
           <w:szCs w:val="24"/>
         </w:rPr>
@@ -280,7 +284,7 @@
       <w:r>
         <w:rPr>
           <w:rFonts w:cs="Times New Roman" w:ascii="Times New Roman" w:hAnsi="Times New Roman"/>
-          <w:color w:val="000000"/>
+          <w:color w:val="000000" w:themeColor="text1"/>
           <w:sz w:val="24"/>
           <w:szCs w:val="24"/>
         </w:rPr>
@@ -292,7 +296,7 @@
         <w:jc w:val="center"/>
         <w:rPr>
           <w:rFonts w:ascii="Times New Roman" w:hAnsi="Times New Roman" w:cs="Times New Roman"/>
-          <w:color w:val="000000"/>
+          <w:color w:val="000000" w:themeColor="text1"/>
           <w:sz w:val="24"/>
           <w:szCs w:val="24"/>
         </w:rPr>
@@ -300,7 +304,7 @@
       <w:r>
         <w:rPr>
           <w:rFonts w:cs="Times New Roman" w:ascii="Times New Roman" w:hAnsi="Times New Roman"/>
-          <w:color w:val="000000"/>
+          <w:color w:val="000000" w:themeColor="text1"/>
           <w:sz w:val="24"/>
           <w:szCs w:val="24"/>
         </w:rPr>
@@ -312,7 +316,7 @@
         <w:jc w:val="center"/>
         <w:rPr>
           <w:rFonts w:ascii="Times New Roman" w:hAnsi="Times New Roman" w:cs="Times New Roman"/>
-          <w:color w:val="000000"/>
+          <w:color w:val="000000" w:themeColor="text1"/>
           <w:sz w:val="24"/>
           <w:szCs w:val="24"/>
         </w:rPr>
@@ -320,7 +324,7 @@
       <w:r>
         <w:rPr>
           <w:rFonts w:cs="Times New Roman" w:ascii="Times New Roman" w:hAnsi="Times New Roman"/>
-          <w:color w:val="000000"/>
+          <w:color w:val="000000" w:themeColor="text1"/>
           <w:sz w:val="24"/>
           <w:szCs w:val="24"/>
         </w:rPr>
@@ -332,7 +336,7 @@
         <w:jc w:val="center"/>
         <w:rPr>
           <w:rFonts w:ascii="Times New Roman" w:hAnsi="Times New Roman" w:cs="Times New Roman"/>
-          <w:color w:val="000000"/>
+          <w:color w:val="000000" w:themeColor="text1"/>
           <w:sz w:val="24"/>
           <w:szCs w:val="24"/>
         </w:rPr>
@@ -340,7 +344,7 @@
       <w:r>
         <w:rPr>
           <w:rFonts w:cs="Times New Roman" w:ascii="Times New Roman" w:hAnsi="Times New Roman"/>
-          <w:color w:val="000000"/>
+          <w:color w:val="000000" w:themeColor="text1"/>
           <w:sz w:val="24"/>
           <w:szCs w:val="24"/>
         </w:rPr>
@@ -352,7 +356,7 @@
         <w:jc w:val="center"/>
         <w:rPr>
           <w:rFonts w:ascii="Times New Roman" w:hAnsi="Times New Roman" w:cs="Times New Roman"/>
-          <w:color w:val="000000"/>
+          <w:color w:val="000000" w:themeColor="text1"/>
           <w:sz w:val="24"/>
           <w:szCs w:val="24"/>
         </w:rPr>
@@ -360,7 +364,7 @@
       <w:r>
         <w:rPr>
           <w:rFonts w:cs="Times New Roman" w:ascii="Times New Roman" w:hAnsi="Times New Roman"/>
-          <w:color w:val="000000"/>
+          <w:color w:val="000000" w:themeColor="text1"/>
           <w:sz w:val="24"/>
           <w:szCs w:val="24"/>
         </w:rPr>
@@ -373,7 +377,7 @@
         <w:jc w:val="center"/>
         <w:rPr>
           <w:rFonts w:ascii="Times New Roman" w:hAnsi="Times New Roman" w:cs="Times New Roman"/>
-          <w:color w:val="000000"/>
+          <w:color w:val="000000" w:themeColor="text1"/>
           <w:sz w:val="24"/>
           <w:szCs w:val="24"/>
         </w:rPr>
@@ -381,7 +385,7 @@
       <w:r>
         <w:rPr>
           <w:rFonts w:cs="Times New Roman" w:ascii="Times New Roman" w:hAnsi="Times New Roman"/>
-          <w:color w:val="000000"/>
+          <w:color w:val="000000" w:themeColor="text1"/>
           <w:sz w:val="24"/>
           <w:szCs w:val="24"/>
         </w:rPr>
@@ -396,7 +400,7 @@
           <w:rFonts w:ascii="Times New Roman" w:hAnsi="Times New Roman" w:eastAsia="Times New Roman" w:cs="Times New Roman"/>
           <w:b/>
           <w:b/>
-          <w:color w:val="000000"/>
+          <w:color w:val="000000" w:themeColor="text1"/>
           <w:sz w:val="24"/>
           <w:szCs w:val="24"/>
         </w:rPr>
@@ -405,7 +409,7 @@
         <w:rPr>
           <w:rFonts w:eastAsia="Times New Roman" w:cs="Times New Roman" w:ascii="Times New Roman" w:hAnsi="Times New Roman"/>
           <w:b/>
-          <w:color w:val="000000"/>
+          <w:color w:val="000000" w:themeColor="text1"/>
           <w:sz w:val="24"/>
           <w:szCs w:val="24"/>
         </w:rPr>
@@ -417,12 +421,12 @@
     <w:p>
       <w:pPr>
         <w:pStyle w:val="Normal"/>
-        <w:ind w:left="0" w:right="0" w:hanging="0"/>
+        <w:ind w:left="0" w:hanging="0"/>
         <w:rPr>
           <w:rFonts w:ascii="Times New Roman" w:hAnsi="Times New Roman" w:cs="Times New Roman"/>
           <w:b/>
           <w:b/>
-          <w:color w:val="000000"/>
+          <w:color w:val="000000" w:themeColor="text1"/>
           <w:sz w:val="24"/>
           <w:szCs w:val="24"/>
         </w:rPr>
@@ -431,7 +435,7 @@
         <w:rPr>
           <w:rFonts w:cs="Times New Roman" w:ascii="Times New Roman" w:hAnsi="Times New Roman"/>
           <w:b/>
-          <w:color w:val="000000"/>
+          <w:color w:val="000000" w:themeColor="text1"/>
           <w:sz w:val="24"/>
           <w:szCs w:val="24"/>
         </w:rPr>
@@ -442,11 +446,11 @@
       <w:pPr>
         <w:pStyle w:val="Normal"/>
         <w:spacing w:before="240" w:after="240"/>
-        <w:ind w:left="0" w:right="0" w:hanging="0"/>
+        <w:ind w:left="0" w:hanging="0"/>
         <w:rPr>
           <w:rFonts w:ascii="Times New Roman" w:hAnsi="Times New Roman" w:eastAsia="Times New Roman" w:cs="Times New Roman"/>
           <w:bCs/>
-          <w:color w:val="000000"/>
+          <w:color w:val="000000" w:themeColor="text1"/>
           <w:sz w:val="24"/>
           <w:szCs w:val="24"/>
         </w:rPr>
@@ -455,7 +459,7 @@
         <w:rPr>
           <w:rFonts w:eastAsia="Times New Roman" w:cs="Times New Roman" w:ascii="Times New Roman" w:hAnsi="Times New Roman"/>
           <w:bCs/>
-          <w:color w:val="000000"/>
+          <w:color w:val="000000" w:themeColor="text1"/>
           <w:sz w:val="24"/>
           <w:szCs w:val="24"/>
         </w:rPr>
@@ -475,11 +479,11 @@
     <w:p>
       <w:pPr>
         <w:pStyle w:val="Normal"/>
-        <w:ind w:left="0" w:right="0" w:hanging="0"/>
+        <w:ind w:left="0" w:hanging="0"/>
         <w:rPr>
           <w:rFonts w:ascii="Times New Roman" w:hAnsi="Times New Roman" w:eastAsia="Times New Roman" w:cs="Times New Roman"/>
           <w:bCs/>
-          <w:color w:val="000000"/>
+          <w:color w:val="000000" w:themeColor="text1"/>
           <w:sz w:val="24"/>
         </w:rPr>
       </w:pPr>
@@ -487,7 +491,7 @@
         <w:rPr>
           <w:rFonts w:eastAsia="Times New Roman" w:cs="Times New Roman" w:ascii="Times New Roman" w:hAnsi="Times New Roman"/>
           <w:bCs/>
-          <w:color w:val="000000"/>
+          <w:color w:val="000000" w:themeColor="text1"/>
           <w:sz w:val="24"/>
         </w:rPr>
         <w:t>2. Requirements</w:t>
@@ -507,14 +511,19 @@
     <w:p>
       <w:pPr>
         <w:pStyle w:val="Normal"/>
-        <w:ind w:left="0" w:right="0" w:hanging="0"/>
-        <w:rPr/>
-      </w:pPr>
-      <w:r>
-        <w:rPr>
-          <w:rFonts w:eastAsia="Times New Roman" w:cs="Times New Roman" w:ascii="Times New Roman" w:hAnsi="Times New Roman"/>
+        <w:ind w:left="0" w:hanging="0"/>
+        <w:rPr>
+          <w:rFonts w:ascii="Times New Roman" w:hAnsi="Times New Roman" w:eastAsia="Times New Roman" w:cs="Times New Roman"/>
           <w:bCs/>
-          <w:color w:val="000000"/>
+          <w:color w:val="000000" w:themeColor="text1"/>
+          <w:sz w:val="24"/>
+        </w:rPr>
+      </w:pPr>
+      <w:r>
+        <w:rPr>
+          <w:rFonts w:eastAsia="Times New Roman" w:cs="Times New Roman" w:ascii="Times New Roman" w:hAnsi="Times New Roman"/>
+          <w:bCs/>
+          <w:color w:val="000000" w:themeColor="text1"/>
           <w:sz w:val="24"/>
         </w:rPr>
         <w:t xml:space="preserve">3. </w:t>
@@ -523,9 +532,9 @@
         <w:rPr>
           <w:rFonts w:eastAsia="Times New Roman" w:cs="Times New Roman" w:ascii="Times New Roman" w:hAnsi="Times New Roman"/>
           <w:bCs/>
-          <w:color w:val="000000"/>
-          <w:sz w:val="24"/>
-          <w:shd w:fill="FFFFFF" w:val="clear"/>
+          <w:color w:val="000000" w:themeColor="text1"/>
+          <w:sz w:val="24"/>
+          <w:highlight w:val="white"/>
         </w:rPr>
         <w:t xml:space="preserve">Setting up </w:t>
       </w:r>
@@ -533,7 +542,7 @@
         <w:rPr>
           <w:rFonts w:eastAsia="Times New Roman" w:cs="Times New Roman" w:ascii="Times New Roman" w:hAnsi="Times New Roman"/>
           <w:bCs/>
-          <w:color w:val="000000"/>
+          <w:color w:val="000000" w:themeColor="text1"/>
           <w:sz w:val="24"/>
         </w:rPr>
         <w:t>voices-poc repository</w:t>
@@ -551,11 +560,11 @@
     <w:p>
       <w:pPr>
         <w:pStyle w:val="Normal"/>
-        <w:ind w:left="0" w:right="0" w:hanging="0"/>
+        <w:ind w:left="0" w:hanging="0"/>
         <w:rPr>
           <w:rFonts w:ascii="Times New Roman" w:hAnsi="Times New Roman" w:eastAsia="Times New Roman" w:cs="Times New Roman"/>
           <w:bCs/>
-          <w:color w:val="000000"/>
+          <w:color w:val="000000" w:themeColor="text1"/>
           <w:sz w:val="24"/>
         </w:rPr>
       </w:pPr>
@@ -563,7 +572,7 @@
         <w:rPr>
           <w:rFonts w:eastAsia="Times New Roman" w:cs="Times New Roman" w:ascii="Times New Roman" w:hAnsi="Times New Roman"/>
           <w:bCs/>
-          <w:color w:val="000000"/>
+          <w:color w:val="000000" w:themeColor="text1"/>
           <w:sz w:val="24"/>
         </w:rPr>
         <w:t>4. Setting up anl-voices repository</w:t>
@@ -581,11 +590,11 @@
     <w:p>
       <w:pPr>
         <w:pStyle w:val="Normal"/>
-        <w:ind w:left="0" w:right="0" w:hanging="0"/>
+        <w:ind w:left="0" w:hanging="0"/>
         <w:rPr>
           <w:rFonts w:ascii="Times New Roman" w:hAnsi="Times New Roman" w:eastAsia="Times New Roman" w:cs="Times New Roman"/>
           <w:bCs/>
-          <w:color w:val="000000"/>
+          <w:color w:val="000000" w:themeColor="text1"/>
           <w:sz w:val="24"/>
         </w:rPr>
       </w:pPr>
@@ -593,7 +602,7 @@
         <w:rPr>
           <w:rFonts w:eastAsia="Times New Roman" w:cs="Times New Roman" w:ascii="Times New Roman" w:hAnsi="Times New Roman"/>
           <w:bCs/>
-          <w:color w:val="000000"/>
+          <w:color w:val="000000" w:themeColor="text1"/>
           <w:sz w:val="24"/>
         </w:rPr>
         <w:t>5. Setting up V2X-Hub</w:t>
@@ -612,11 +621,11 @@
     <w:p>
       <w:pPr>
         <w:pStyle w:val="Normal"/>
-        <w:ind w:left="0" w:right="0" w:hanging="0"/>
+        <w:ind w:left="0" w:hanging="0"/>
         <w:rPr>
           <w:rFonts w:ascii="Times New Roman" w:hAnsi="Times New Roman" w:eastAsia="Times New Roman" w:cs="Times New Roman"/>
           <w:bCs/>
-          <w:color w:val="000000"/>
+          <w:color w:val="000000" w:themeColor="text1"/>
           <w:sz w:val="24"/>
         </w:rPr>
       </w:pPr>
@@ -624,7 +633,7 @@
         <w:rPr>
           <w:rFonts w:eastAsia="Times New Roman" w:cs="Times New Roman" w:ascii="Times New Roman" w:hAnsi="Times New Roman"/>
           <w:bCs/>
-          <w:color w:val="000000"/>
+          <w:color w:val="000000" w:themeColor="text1"/>
           <w:sz w:val="24"/>
         </w:rPr>
         <w:t>6. Setting up Objective Systems Library</w:t>
@@ -641,11 +650,11 @@
     <w:p>
       <w:pPr>
         <w:pStyle w:val="Normal"/>
-        <w:ind w:left="0" w:right="0" w:hanging="0"/>
+        <w:ind w:left="0" w:hanging="0"/>
         <w:rPr>
           <w:rFonts w:ascii="Times New Roman" w:hAnsi="Times New Roman" w:eastAsia="Times New Roman" w:cs="Times New Roman"/>
           <w:bCs/>
-          <w:color w:val="000000"/>
+          <w:color w:val="000000" w:themeColor="text1"/>
           <w:sz w:val="24"/>
         </w:rPr>
       </w:pPr>
@@ -653,7 +662,7 @@
         <w:rPr>
           <w:rFonts w:eastAsia="Times New Roman" w:cs="Times New Roman" w:ascii="Times New Roman" w:hAnsi="Times New Roman"/>
           <w:bCs/>
-          <w:color w:val="000000"/>
+          <w:color w:val="000000" w:themeColor="text1"/>
           <w:sz w:val="24"/>
         </w:rPr>
         <w:t>7. Running the System</w:t>
@@ -672,12 +681,12 @@
     <w:p>
       <w:pPr>
         <w:pStyle w:val="Normal"/>
-        <w:ind w:left="0" w:right="0" w:hanging="0"/>
+        <w:ind w:left="0" w:hanging="0"/>
         <w:rPr>
           <w:rFonts w:ascii="Times New Roman" w:hAnsi="Times New Roman" w:eastAsia="Times New Roman" w:cs="Times New Roman"/>
           <w:b/>
           <w:b/>
-          <w:color w:val="000000"/>
+          <w:color w:val="000000" w:themeColor="text1"/>
           <w:sz w:val="24"/>
         </w:rPr>
       </w:pPr>
@@ -685,7 +694,7 @@
         <w:rPr>
           <w:rFonts w:eastAsia="Times New Roman" w:cs="Times New Roman" w:ascii="Times New Roman" w:hAnsi="Times New Roman"/>
           <w:b/>
-          <w:color w:val="000000"/>
+          <w:color w:val="000000" w:themeColor="text1"/>
           <w:sz w:val="24"/>
         </w:rPr>
       </w:r>
@@ -697,7 +706,7 @@
           <w:rFonts w:ascii="Times New Roman" w:hAnsi="Times New Roman" w:cs="Times New Roman"/>
           <w:b/>
           <w:b/>
-          <w:color w:val="000000"/>
+          <w:color w:val="000000" w:themeColor="text1"/>
           <w:sz w:val="24"/>
           <w:szCs w:val="24"/>
         </w:rPr>
@@ -706,7 +715,7 @@
         <w:rPr>
           <w:rFonts w:cs="Times New Roman" w:ascii="Times New Roman" w:hAnsi="Times New Roman"/>
           <w:b/>
-          <w:color w:val="000000"/>
+          <w:color w:val="000000" w:themeColor="text1"/>
           <w:sz w:val="24"/>
           <w:szCs w:val="24"/>
         </w:rPr>
@@ -728,7 +737,7 @@
           <w:rFonts w:ascii="Times New Roman" w:hAnsi="Times New Roman" w:cs="Times New Roman"/>
           <w:b/>
           <w:b/>
-          <w:color w:val="000000"/>
+          <w:color w:val="000000" w:themeColor="text1"/>
           <w:sz w:val="24"/>
           <w:szCs w:val="24"/>
         </w:rPr>
@@ -737,7 +746,7 @@
         <w:rPr>
           <w:rFonts w:cs="Times New Roman" w:ascii="Times New Roman" w:hAnsi="Times New Roman"/>
           <w:b/>
-          <w:color w:val="000000"/>
+          <w:color w:val="000000" w:themeColor="text1"/>
           <w:sz w:val="24"/>
           <w:szCs w:val="24"/>
         </w:rPr>
@@ -750,7 +759,7 @@
           <w:rFonts w:ascii="Times New Roman" w:hAnsi="Times New Roman" w:eastAsia="Times New Roman" w:cs="Times New Roman"/>
           <w:b/>
           <w:b/>
-          <w:color w:val="000000"/>
+          <w:color w:val="000000" w:themeColor="text1"/>
           <w:sz w:val="24"/>
           <w:szCs w:val="24"/>
         </w:rPr>
@@ -759,7 +768,7 @@
         <w:rPr>
           <w:rFonts w:eastAsia="Times New Roman" w:cs="Times New Roman" w:ascii="Times New Roman" w:hAnsi="Times New Roman"/>
           <w:b/>
-          <w:color w:val="000000"/>
+          <w:color w:val="000000" w:themeColor="text1"/>
           <w:sz w:val="24"/>
           <w:szCs w:val="24"/>
         </w:rPr>
@@ -773,14 +782,14 @@
         <w:pStyle w:val="Normal"/>
         <w:numPr>
           <w:ilvl w:val="0"/>
-          <w:numId w:val="2"/>
+          <w:numId w:val="1"/>
         </w:numPr>
         <w:spacing w:before="240" w:after="240"/>
         <w:rPr>
           <w:rFonts w:ascii="Times New Roman" w:hAnsi="Times New Roman" w:eastAsia="Times New Roman" w:cs="Times New Roman"/>
           <w:b/>
           <w:b/>
-          <w:color w:val="000000"/>
+          <w:color w:val="000000" w:themeColor="text1"/>
           <w:sz w:val="24"/>
           <w:szCs w:val="24"/>
         </w:rPr>
@@ -789,7 +798,7 @@
         <w:rPr>
           <w:rFonts w:eastAsia="Times New Roman" w:cs="Times New Roman" w:ascii="Times New Roman" w:hAnsi="Times New Roman"/>
           <w:b/>
-          <w:color w:val="000000"/>
+          <w:color w:val="000000" w:themeColor="text1"/>
           <w:sz w:val="24"/>
           <w:szCs w:val="24"/>
         </w:rPr>
@@ -801,15 +810,15 @@
         <w:pStyle w:val="Normal"/>
         <w:rPr>
           <w:rFonts w:ascii="Times New Roman" w:hAnsi="Times New Roman" w:eastAsia="Times New Roman" w:cs="Times New Roman"/>
-          <w:color w:val="000000"/>
-          <w:sz w:val="24"/>
-          <w:szCs w:val="24"/>
-        </w:rPr>
-      </w:pPr>
-      <w:r>
-        <w:rPr>
-          <w:rFonts w:eastAsia="Times New Roman" w:cs="Times New Roman" w:ascii="Times New Roman" w:hAnsi="Times New Roman"/>
-          <w:color w:val="000000"/>
+          <w:color w:val="000000" w:themeColor="text1"/>
+          <w:sz w:val="24"/>
+          <w:szCs w:val="24"/>
+        </w:rPr>
+      </w:pPr>
+      <w:r>
+        <w:rPr>
+          <w:rFonts w:eastAsia="Times New Roman" w:cs="Times New Roman" w:ascii="Times New Roman" w:hAnsi="Times New Roman"/>
+          <w:color w:val="000000" w:themeColor="text1"/>
           <w:sz w:val="24"/>
           <w:szCs w:val="24"/>
         </w:rPr>
@@ -821,13 +830,13 @@
         <w:pStyle w:val="Normal"/>
         <w:numPr>
           <w:ilvl w:val="0"/>
-          <w:numId w:val="2"/>
+          <w:numId w:val="1"/>
         </w:numPr>
         <w:rPr>
           <w:rFonts w:ascii="Times New Roman" w:hAnsi="Times New Roman" w:eastAsia="Times New Roman" w:cs="Times New Roman"/>
           <w:b/>
           <w:b/>
-          <w:color w:val="000000"/>
+          <w:color w:val="000000" w:themeColor="text1"/>
           <w:sz w:val="24"/>
           <w:szCs w:val="24"/>
         </w:rPr>
@@ -836,7 +845,7 @@
         <w:rPr>
           <w:rFonts w:eastAsia="Times New Roman" w:cs="Times New Roman" w:ascii="Times New Roman" w:hAnsi="Times New Roman"/>
           <w:b/>
-          <w:color w:val="000000"/>
+          <w:color w:val="000000" w:themeColor="text1"/>
           <w:sz w:val="24"/>
           <w:szCs w:val="24"/>
         </w:rPr>
@@ -848,15 +857,15 @@
         <w:pStyle w:val="Normal"/>
         <w:rPr>
           <w:rFonts w:ascii="Times New Roman" w:hAnsi="Times New Roman" w:eastAsia="Times New Roman" w:cs="Times New Roman"/>
-          <w:color w:val="000000"/>
-          <w:sz w:val="24"/>
-          <w:szCs w:val="24"/>
-        </w:rPr>
-      </w:pPr>
-      <w:r>
-        <w:rPr>
-          <w:rFonts w:eastAsia="Times New Roman" w:cs="Times New Roman" w:ascii="Times New Roman" w:hAnsi="Times New Roman"/>
-          <w:color w:val="000000"/>
+          <w:color w:val="000000" w:themeColor="text1"/>
+          <w:sz w:val="24"/>
+          <w:szCs w:val="24"/>
+        </w:rPr>
+      </w:pPr>
+      <w:r>
+        <w:rPr>
+          <w:rFonts w:eastAsia="Times New Roman" w:cs="Times New Roman" w:ascii="Times New Roman" w:hAnsi="Times New Roman"/>
+          <w:color w:val="000000" w:themeColor="text1"/>
           <w:sz w:val="24"/>
           <w:szCs w:val="24"/>
         </w:rPr>
@@ -866,12 +875,17 @@
     <w:p>
       <w:pPr>
         <w:pStyle w:val="Normal"/>
-        <w:rPr/>
-      </w:pPr>
-      <w:r>
-        <w:rPr>
-          <w:rFonts w:eastAsia="Times New Roman" w:cs="Times New Roman" w:ascii="Times New Roman" w:hAnsi="Times New Roman"/>
-          <w:color w:val="000000"/>
+        <w:rPr>
+          <w:rFonts w:ascii="Times New Roman" w:hAnsi="Times New Roman" w:eastAsia="Times New Roman" w:cs="Times New Roman"/>
+          <w:color w:val="000000" w:themeColor="text1"/>
+          <w:sz w:val="24"/>
+          <w:szCs w:val="24"/>
+        </w:rPr>
+      </w:pPr>
+      <w:r>
+        <w:rPr>
+          <w:rFonts w:eastAsia="Times New Roman" w:cs="Times New Roman" w:ascii="Times New Roman" w:hAnsi="Times New Roman"/>
+          <w:color w:val="000000" w:themeColor="text1"/>
           <w:sz w:val="24"/>
           <w:szCs w:val="24"/>
         </w:rPr>
@@ -880,17 +894,17 @@
       <w:r>
         <w:rPr>
           <w:rFonts w:eastAsia="Times New Roman" w:cs="Times New Roman" w:ascii="Times New Roman" w:hAnsi="Times New Roman"/>
-          <w:color w:val="000000"/>
-          <w:sz w:val="24"/>
-          <w:szCs w:val="24"/>
-          <w:shd w:fill="FFFFFF" w:val="clear"/>
+          <w:color w:val="000000" w:themeColor="text1"/>
+          <w:sz w:val="24"/>
+          <w:szCs w:val="24"/>
+          <w:highlight w:val="white"/>
         </w:rPr>
         <w:t>CUDA toolkit, CUDNN Library</w:t>
       </w:r>
       <w:r>
         <w:rPr>
           <w:rFonts w:eastAsia="Times New Roman" w:cs="Times New Roman" w:ascii="Times New Roman" w:hAnsi="Times New Roman"/>
-          <w:color w:val="000000"/>
+          <w:color w:val="000000" w:themeColor="text1"/>
           <w:sz w:val="24"/>
           <w:szCs w:val="24"/>
         </w:rPr>
@@ -900,12 +914,17 @@
     <w:p>
       <w:pPr>
         <w:pStyle w:val="Normal"/>
-        <w:rPr/>
-      </w:pPr>
-      <w:r>
-        <w:rPr>
-          <w:rFonts w:eastAsia="Times New Roman" w:cs="Times New Roman" w:ascii="Times New Roman" w:hAnsi="Times New Roman"/>
-          <w:color w:val="000000"/>
+        <w:rPr>
+          <w:rFonts w:ascii="Times New Roman" w:hAnsi="Times New Roman" w:eastAsia="Times New Roman" w:cs="Times New Roman"/>
+          <w:color w:val="000000" w:themeColor="text1"/>
+          <w:sz w:val="24"/>
+          <w:szCs w:val="24"/>
+        </w:rPr>
+      </w:pPr>
+      <w:r>
+        <w:rPr>
+          <w:rFonts w:eastAsia="Times New Roman" w:cs="Times New Roman" w:ascii="Times New Roman" w:hAnsi="Times New Roman"/>
+          <w:color w:val="000000" w:themeColor="text1"/>
           <w:sz w:val="24"/>
           <w:szCs w:val="24"/>
         </w:rPr>
@@ -914,9 +933,8 @@
       <w:hyperlink r:id="rId5">
         <w:r>
           <w:rPr>
-            <w:rStyle w:val="NoCharacterStyle"/>
             <w:rFonts w:eastAsia="Times New Roman" w:cs="Times New Roman" w:ascii="Times New Roman" w:hAnsi="Times New Roman"/>
-            <w:color w:val="000000"/>
+            <w:color w:val="000000" w:themeColor="text1"/>
             <w:sz w:val="24"/>
             <w:szCs w:val="24"/>
             <w:u w:val="single"/>
@@ -928,12 +946,17 @@
     <w:p>
       <w:pPr>
         <w:pStyle w:val="Normal"/>
-        <w:rPr/>
-      </w:pPr>
-      <w:r>
-        <w:rPr>
-          <w:rFonts w:eastAsia="Times New Roman" w:cs="Times New Roman" w:ascii="Times New Roman" w:hAnsi="Times New Roman"/>
-          <w:color w:val="000000"/>
+        <w:rPr>
+          <w:rFonts w:ascii="Times New Roman" w:hAnsi="Times New Roman" w:eastAsia="Times New Roman" w:cs="Times New Roman"/>
+          <w:color w:val="000000" w:themeColor="text1"/>
+          <w:sz w:val="24"/>
+          <w:szCs w:val="24"/>
+        </w:rPr>
+      </w:pPr>
+      <w:r>
+        <w:rPr>
+          <w:rFonts w:eastAsia="Times New Roman" w:cs="Times New Roman" w:ascii="Times New Roman" w:hAnsi="Times New Roman"/>
+          <w:color w:val="000000" w:themeColor="text1"/>
           <w:sz w:val="24"/>
           <w:szCs w:val="24"/>
         </w:rPr>
@@ -942,17 +965,17 @@
       <w:r>
         <w:rPr>
           <w:rFonts w:eastAsia="Times New Roman" w:cs="Times New Roman" w:ascii="Times New Roman" w:hAnsi="Times New Roman"/>
-          <w:color w:val="000000"/>
-          <w:sz w:val="24"/>
-          <w:szCs w:val="24"/>
-          <w:shd w:fill="FFFFFF" w:val="clear"/>
+          <w:color w:val="000000" w:themeColor="text1"/>
+          <w:sz w:val="24"/>
+          <w:szCs w:val="24"/>
+          <w:highlight w:val="white"/>
         </w:rPr>
         <w:t>instructions:</w:t>
       </w:r>
       <w:r>
         <w:rPr>
           <w:rFonts w:eastAsia="Times New Roman" w:cs="Times New Roman" w:ascii="Times New Roman" w:hAnsi="Times New Roman"/>
-          <w:color w:val="000000"/>
+          <w:color w:val="000000" w:themeColor="text1"/>
           <w:sz w:val="24"/>
           <w:szCs w:val="24"/>
         </w:rPr>
@@ -961,9 +984,8 @@
       <w:hyperlink r:id="rId6">
         <w:r>
           <w:rPr>
-            <w:rStyle w:val="NoCharacterStyle"/>
             <w:rFonts w:eastAsia="Times New Roman" w:cs="Times New Roman" w:ascii="Times New Roman" w:hAnsi="Times New Roman"/>
-            <w:color w:val="000000"/>
+            <w:color w:val="000000" w:themeColor="text1"/>
             <w:sz w:val="24"/>
             <w:szCs w:val="24"/>
             <w:u w:val="single"/>
@@ -977,15 +999,15 @@
         <w:pStyle w:val="Normal"/>
         <w:rPr>
           <w:rFonts w:ascii="Times New Roman" w:hAnsi="Times New Roman" w:eastAsia="Times New Roman" w:cs="Times New Roman"/>
-          <w:color w:val="000000"/>
-          <w:sz w:val="24"/>
-          <w:szCs w:val="24"/>
-        </w:rPr>
-      </w:pPr>
-      <w:r>
-        <w:rPr>
-          <w:rFonts w:eastAsia="Times New Roman" w:cs="Times New Roman" w:ascii="Times New Roman" w:hAnsi="Times New Roman"/>
-          <w:color w:val="000000"/>
+          <w:color w:val="000000" w:themeColor="text1"/>
+          <w:sz w:val="24"/>
+          <w:szCs w:val="24"/>
+        </w:rPr>
+      </w:pPr>
+      <w:r>
+        <w:rPr>
+          <w:rFonts w:eastAsia="Times New Roman" w:cs="Times New Roman" w:ascii="Times New Roman" w:hAnsi="Times New Roman"/>
+          <w:color w:val="000000" w:themeColor="text1"/>
           <w:sz w:val="24"/>
           <w:szCs w:val="24"/>
         </w:rPr>
@@ -995,12 +1017,12 @@
     <w:p>
       <w:pPr>
         <w:pStyle w:val="ListParagraph"/>
-        <w:shd w:fill="D9D9D9" w:val="clear"/>
+        <w:shd w:val="clear" w:color="auto" w:fill="D9D9D9"/>
         <w:spacing w:lineRule="auto" w:line="276" w:before="220" w:after="0"/>
         <w:contextualSpacing/>
         <w:rPr>
           <w:rFonts w:ascii="Courier New" w:hAnsi="Courier New" w:cs="Courier New"/>
-          <w:color w:val="000000"/>
+          <w:color w:val="000000" w:themeColor="text1"/>
           <w:sz w:val="20"/>
           <w:szCs w:val="20"/>
         </w:rPr>
@@ -1008,7 +1030,7 @@
       <w:r>
         <w:rPr>
           <w:rFonts w:cs="Courier New" w:ascii="Courier New" w:hAnsi="Courier New"/>
-          <w:color w:val="000000"/>
+          <w:color w:val="000000" w:themeColor="text1"/>
           <w:sz w:val="20"/>
           <w:szCs w:val="20"/>
         </w:rPr>
@@ -1018,12 +1040,12 @@
     <w:p>
       <w:pPr>
         <w:pStyle w:val="ListParagraph"/>
-        <w:shd w:fill="D9D9D9" w:val="clear"/>
+        <w:shd w:val="clear" w:color="auto" w:fill="D9D9D9"/>
         <w:spacing w:lineRule="auto" w:line="276" w:before="220" w:after="0"/>
         <w:contextualSpacing/>
         <w:rPr>
           <w:rFonts w:ascii="Courier New" w:hAnsi="Courier New" w:cs="Courier New"/>
-          <w:color w:val="000000"/>
+          <w:color w:val="000000" w:themeColor="text1"/>
           <w:sz w:val="20"/>
           <w:szCs w:val="20"/>
         </w:rPr>
@@ -1031,7 +1053,7 @@
       <w:r>
         <w:rPr>
           <w:rFonts w:cs="Courier New" w:ascii="Courier New" w:hAnsi="Courier New"/>
-          <w:color w:val="000000"/>
+          <w:color w:val="000000" w:themeColor="text1"/>
           <w:sz w:val="20"/>
           <w:szCs w:val="20"/>
         </w:rPr>
@@ -1041,12 +1063,12 @@
     <w:p>
       <w:pPr>
         <w:pStyle w:val="ListParagraph"/>
-        <w:shd w:fill="D9D9D9" w:val="clear"/>
+        <w:shd w:val="clear" w:color="auto" w:fill="D9D9D9"/>
         <w:spacing w:lineRule="auto" w:line="276" w:before="220" w:after="0"/>
         <w:contextualSpacing/>
         <w:rPr>
           <w:rFonts w:ascii="Courier New" w:hAnsi="Courier New" w:cs="Courier New"/>
-          <w:color w:val="000000"/>
+          <w:color w:val="000000" w:themeColor="text1"/>
           <w:sz w:val="20"/>
           <w:szCs w:val="20"/>
         </w:rPr>
@@ -1054,7 +1076,7 @@
       <w:r>
         <w:rPr>
           <w:rFonts w:cs="Courier New" w:ascii="Courier New" w:hAnsi="Courier New"/>
-          <w:color w:val="000000"/>
+          <w:color w:val="000000" w:themeColor="text1"/>
           <w:sz w:val="20"/>
           <w:szCs w:val="20"/>
         </w:rPr>
@@ -1064,28 +1086,33 @@
     <w:p>
       <w:pPr>
         <w:pStyle w:val="Normal"/>
-        <w:rPr/>
-      </w:pPr>
-      <w:r>
-        <w:rPr>
-          <w:rFonts w:eastAsia="Times New Roman" w:cs="Times New Roman" w:ascii="Times New Roman" w:hAnsi="Times New Roman"/>
-          <w:color w:val="000000"/>
-          <w:sz w:val="24"/>
-          <w:szCs w:val="24"/>
-          <w:shd w:fill="FFFFFF" w:val="clear"/>
+        <w:rPr>
+          <w:rFonts w:ascii="Times New Roman" w:hAnsi="Times New Roman" w:eastAsia="Times New Roman" w:cs="Times New Roman"/>
+          <w:color w:val="000000" w:themeColor="text1"/>
+          <w:sz w:val="24"/>
+          <w:szCs w:val="24"/>
+          <w:highlight w:val="white"/>
+        </w:rPr>
+      </w:pPr>
+      <w:r>
+        <w:rPr>
+          <w:rFonts w:eastAsia="Times New Roman" w:cs="Times New Roman" w:ascii="Times New Roman" w:hAnsi="Times New Roman"/>
+          <w:color w:val="000000" w:themeColor="text1"/>
+          <w:sz w:val="24"/>
+          <w:szCs w:val="24"/>
+          <w:highlight w:val="white"/>
         </w:rPr>
         <w:t xml:space="preserve">*** Docker-compose installation instructions: </w:t>
       </w:r>
       <w:hyperlink r:id="rId7">
         <w:r>
           <w:rPr>
-            <w:rStyle w:val="NoCharacterStyle"/>
             <w:rFonts w:eastAsia="Times New Roman" w:cs="Times New Roman" w:ascii="Times New Roman" w:hAnsi="Times New Roman"/>
-            <w:color w:val="000000"/>
+            <w:color w:val="000000" w:themeColor="text1"/>
             <w:sz w:val="24"/>
             <w:szCs w:val="24"/>
+            <w:highlight w:val="white"/>
             <w:u w:val="single"/>
-            <w:shd w:fill="FFFFFF" w:val="clear"/>
           </w:rPr>
           <w:t>https://phoenixnap.com/kb/install-docker-compose-on-ubuntu-20-04</w:t>
         </w:r>
@@ -1093,10 +1120,10 @@
       <w:r>
         <w:rPr>
           <w:rFonts w:eastAsia="Times New Roman" w:cs="Times New Roman" w:ascii="Times New Roman" w:hAnsi="Times New Roman"/>
-          <w:color w:val="000000"/>
-          <w:sz w:val="24"/>
-          <w:szCs w:val="24"/>
-          <w:shd w:fill="FFFFFF" w:val="clear"/>
+          <w:color w:val="000000" w:themeColor="text1"/>
+          <w:sz w:val="24"/>
+          <w:szCs w:val="24"/>
+          <w:highlight w:val="white"/>
         </w:rPr>
         <w:t xml:space="preserve"> </w:t>
       </w:r>
@@ -1105,22 +1132,28 @@
       <w:pPr>
         <w:pStyle w:val="Normal"/>
         <w:jc w:val="left"/>
-        <w:rPr/>
-      </w:pPr>
-      <w:r>
-        <w:rPr>
-          <w:rFonts w:eastAsia="Times New Roman" w:cs="Times New Roman" w:ascii="Times New Roman" w:hAnsi="Times New Roman"/>
-          <w:color w:val="000000"/>
-          <w:sz w:val="24"/>
-          <w:szCs w:val="24"/>
-          <w:shd w:fill="FFFFFF" w:val="clear"/>
+        <w:rPr>
+          <w:rFonts w:ascii="Times New Roman" w:hAnsi="Times New Roman" w:eastAsia="Times New Roman" w:cs="Times New Roman"/>
+          <w:color w:val="000000" w:themeColor="text1"/>
+          <w:sz w:val="24"/>
+          <w:szCs w:val="24"/>
+          <w:highlight w:val="white"/>
+        </w:rPr>
+      </w:pPr>
+      <w:r>
+        <w:rPr>
+          <w:rFonts w:eastAsia="Times New Roman" w:cs="Times New Roman" w:ascii="Times New Roman" w:hAnsi="Times New Roman"/>
+          <w:color w:val="000000" w:themeColor="text1"/>
+          <w:sz w:val="24"/>
+          <w:szCs w:val="24"/>
+          <w:highlight w:val="white"/>
         </w:rPr>
         <w:t xml:space="preserve">*** Cuda Toolkit and CUDNN Library </w:t>
       </w:r>
       <w:r>
         <w:rPr>
           <w:rFonts w:eastAsia="Times New Roman" w:cs="Times New Roman" w:ascii="Times New Roman" w:hAnsi="Times New Roman"/>
-          <w:color w:val="000000"/>
+          <w:color w:val="000000" w:themeColor="text1"/>
           <w:sz w:val="24"/>
           <w:szCs w:val="24"/>
         </w:rPr>
@@ -1129,10 +1162,10 @@
       <w:r>
         <w:rPr>
           <w:rFonts w:eastAsia="Times New Roman" w:cs="Times New Roman" w:ascii="Times New Roman" w:hAnsi="Times New Roman"/>
-          <w:color w:val="000000"/>
-          <w:sz w:val="24"/>
-          <w:szCs w:val="24"/>
-          <w:shd w:fill="FFFFFF" w:val="clear"/>
+          <w:color w:val="000000" w:themeColor="text1"/>
+          <w:sz w:val="24"/>
+          <w:szCs w:val="24"/>
+          <w:highlight w:val="white"/>
         </w:rPr>
         <w:t xml:space="preserve">instructions: </w:t>
       </w:r>
@@ -1141,10 +1174,10 @@
           <w:rPr>
             <w:rStyle w:val="InternetLink"/>
             <w:rFonts w:eastAsia="Times New Roman" w:cs="Times New Roman" w:ascii="Times New Roman" w:hAnsi="Times New Roman"/>
-            <w:color w:val="000000"/>
+            <w:color w:val="000000" w:themeColor="text1"/>
             <w:sz w:val="24"/>
             <w:szCs w:val="24"/>
-            <w:shd w:fill="FFFFFF" w:val="clear"/>
+            <w:highlight w:val="white"/>
           </w:rPr>
           <w:t>https://docs.nvidia.com/datacenter/cloud-native/container-toolkit/latest/install-guide.html</w:t>
         </w:r>
@@ -1153,22 +1186,28 @@
     <w:p>
       <w:pPr>
         <w:pStyle w:val="Normal"/>
-        <w:rPr/>
-      </w:pPr>
-      <w:r>
-        <w:rPr>
-          <w:rFonts w:eastAsia="Times New Roman" w:cs="Times New Roman" w:ascii="Times New Roman" w:hAnsi="Times New Roman"/>
-          <w:color w:val="000000"/>
-          <w:sz w:val="24"/>
-          <w:szCs w:val="24"/>
-          <w:shd w:fill="FFFFFF" w:val="clear"/>
+        <w:rPr>
+          <w:rFonts w:ascii="Times New Roman" w:hAnsi="Times New Roman" w:eastAsia="Times New Roman" w:cs="Times New Roman"/>
+          <w:color w:val="000000" w:themeColor="text1"/>
+          <w:sz w:val="24"/>
+          <w:szCs w:val="24"/>
+          <w:highlight w:val="white"/>
+        </w:rPr>
+      </w:pPr>
+      <w:r>
+        <w:rPr>
+          <w:rFonts w:eastAsia="Times New Roman" w:cs="Times New Roman" w:ascii="Times New Roman" w:hAnsi="Times New Roman"/>
+          <w:color w:val="000000" w:themeColor="text1"/>
+          <w:sz w:val="24"/>
+          <w:szCs w:val="24"/>
+          <w:highlight w:val="white"/>
         </w:rPr>
         <w:t xml:space="preserve">*** NVIDIA Driver </w:t>
       </w:r>
       <w:r>
         <w:rPr>
           <w:rFonts w:eastAsia="Times New Roman" w:cs="Times New Roman" w:ascii="Times New Roman" w:hAnsi="Times New Roman"/>
-          <w:color w:val="000000"/>
+          <w:color w:val="000000" w:themeColor="text1"/>
           <w:sz w:val="24"/>
           <w:szCs w:val="24"/>
         </w:rPr>
@@ -1177,17 +1216,17 @@
       <w:r>
         <w:rPr>
           <w:rFonts w:eastAsia="Times New Roman" w:cs="Times New Roman" w:ascii="Times New Roman" w:hAnsi="Times New Roman"/>
-          <w:color w:val="000000"/>
-          <w:sz w:val="24"/>
-          <w:szCs w:val="24"/>
-          <w:shd w:fill="FFFFFF" w:val="clear"/>
+          <w:color w:val="000000" w:themeColor="text1"/>
+          <w:sz w:val="24"/>
+          <w:szCs w:val="24"/>
+          <w:highlight w:val="white"/>
         </w:rPr>
         <w:t xml:space="preserve">instructions: </w:t>
       </w:r>
       <w:r>
         <w:rPr>
           <w:rFonts w:cs="Times New Roman" w:ascii="Times New Roman" w:hAnsi="Times New Roman"/>
-          <w:color w:val="000000"/>
+          <w:color w:val="000000" w:themeColor="text1"/>
           <w:sz w:val="24"/>
           <w:szCs w:val="24"/>
         </w:rPr>
@@ -1196,10 +1235,10 @@
       <w:r>
         <w:rPr>
           <w:rFonts w:eastAsia="Times New Roman" w:cs="Times New Roman" w:ascii="Times New Roman" w:hAnsi="Times New Roman"/>
-          <w:color w:val="000000"/>
-          <w:sz w:val="24"/>
-          <w:szCs w:val="24"/>
-          <w:shd w:fill="FFFFFF" w:val="clear"/>
+          <w:color w:val="000000" w:themeColor="text1"/>
+          <w:sz w:val="24"/>
+          <w:szCs w:val="24"/>
+          <w:highlight w:val="white"/>
         </w:rPr>
         <w:t>nstall the Nvidia Driver from the Ubuntu &amp; Software application.</w:t>
       </w:r>
@@ -1209,15 +1248,15 @@
         <w:pStyle w:val="Normal"/>
         <w:rPr>
           <w:rFonts w:ascii="Times New Roman" w:hAnsi="Times New Roman" w:eastAsia="Times New Roman" w:cs="Times New Roman"/>
-          <w:color w:val="000000"/>
-          <w:sz w:val="24"/>
-          <w:szCs w:val="24"/>
-        </w:rPr>
-      </w:pPr>
-      <w:r>
-        <w:rPr>
-          <w:rFonts w:eastAsia="Times New Roman" w:cs="Times New Roman" w:ascii="Times New Roman" w:hAnsi="Times New Roman"/>
-          <w:color w:val="000000"/>
+          <w:color w:val="000000" w:themeColor="text1"/>
+          <w:sz w:val="24"/>
+          <w:szCs w:val="24"/>
+        </w:rPr>
+      </w:pPr>
+      <w:r>
+        <w:rPr>
+          <w:rFonts w:eastAsia="Times New Roman" w:cs="Times New Roman" w:ascii="Times New Roman" w:hAnsi="Times New Roman"/>
+          <w:color w:val="000000" w:themeColor="text1"/>
           <w:sz w:val="24"/>
           <w:szCs w:val="24"/>
         </w:rPr>
@@ -1227,12 +1266,12 @@
     <w:p>
       <w:pPr>
         <w:pStyle w:val="ListParagraph"/>
-        <w:shd w:fill="D9D9D9" w:val="clear"/>
+        <w:shd w:val="clear" w:color="auto" w:fill="D9D9D9"/>
         <w:spacing w:lineRule="auto" w:line="276" w:before="220" w:after="0"/>
         <w:contextualSpacing/>
         <w:rPr>
           <w:rFonts w:ascii="Courier New" w:hAnsi="Courier New" w:cs="Courier New"/>
-          <w:color w:val="000000"/>
+          <w:color w:val="000000" w:themeColor="text1"/>
           <w:sz w:val="20"/>
           <w:szCs w:val="20"/>
         </w:rPr>
@@ -1240,7 +1279,7 @@
       <w:r>
         <w:rPr>
           <w:rFonts w:cs="Courier New" w:ascii="Courier New" w:hAnsi="Courier New"/>
-          <w:color w:val="000000"/>
+          <w:color w:val="000000" w:themeColor="text1"/>
           <w:sz w:val="20"/>
           <w:szCs w:val="20"/>
         </w:rPr>
@@ -1250,12 +1289,12 @@
     <w:p>
       <w:pPr>
         <w:pStyle w:val="ListParagraph"/>
-        <w:shd w:fill="D9D9D9" w:val="clear"/>
+        <w:shd w:val="clear" w:color="auto" w:fill="D9D9D9"/>
         <w:spacing w:lineRule="auto" w:line="276" w:before="220" w:after="0"/>
         <w:contextualSpacing/>
         <w:rPr>
           <w:rFonts w:ascii="Courier New" w:hAnsi="Courier New" w:cs="Courier New"/>
-          <w:color w:val="000000"/>
+          <w:color w:val="000000" w:themeColor="text1"/>
           <w:sz w:val="20"/>
           <w:szCs w:val="20"/>
         </w:rPr>
@@ -1263,7 +1302,7 @@
       <w:r>
         <w:rPr>
           <w:rFonts w:cs="Courier New" w:ascii="Courier New" w:hAnsi="Courier New"/>
-          <w:color w:val="000000"/>
+          <w:color w:val="000000" w:themeColor="text1"/>
           <w:sz w:val="20"/>
           <w:szCs w:val="20"/>
         </w:rPr>
@@ -1273,12 +1312,12 @@
     <w:p>
       <w:pPr>
         <w:pStyle w:val="ListParagraph"/>
-        <w:shd w:fill="D9D9D9" w:val="clear"/>
+        <w:shd w:val="clear" w:color="auto" w:fill="D9D9D9"/>
         <w:spacing w:lineRule="auto" w:line="276" w:before="220" w:after="0"/>
         <w:contextualSpacing/>
         <w:rPr>
           <w:rFonts w:ascii="Courier New" w:hAnsi="Courier New" w:cs="Courier New"/>
-          <w:color w:val="000000"/>
+          <w:color w:val="000000" w:themeColor="text1"/>
           <w:sz w:val="20"/>
           <w:szCs w:val="20"/>
         </w:rPr>
@@ -1286,32 +1325,38 @@
       <w:r>
         <w:rPr>
           <w:rFonts w:cs="Courier New" w:ascii="Courier New" w:hAnsi="Courier New"/>
-          <w:color w:val="000000"/>
-          <w:sz w:val="20"/>
-          <w:szCs w:val="20"/>
-        </w:rPr>
-        <w:t>sudo pip3 install haversine numpy pandas matplotlib</w:t>
-      </w:r>
-    </w:p>
-    <w:p>
-      <w:pPr>
-        <w:pStyle w:val="Normal"/>
-        <w:rPr/>
-      </w:pPr>
-      <w:r>
-        <w:rPr>
-          <w:rFonts w:eastAsia="Times New Roman" w:cs="Times New Roman" w:ascii="Times New Roman" w:hAnsi="Times New Roman"/>
-          <w:color w:val="000000"/>
-          <w:sz w:val="24"/>
-          <w:szCs w:val="24"/>
-          <w:shd w:fill="FFFFFF" w:val="clear"/>
+          <w:color w:val="000000" w:themeColor="text1"/>
+          <w:sz w:val="20"/>
+          <w:szCs w:val="20"/>
+        </w:rPr>
+        <w:t>pip3 install haversine numpy pandas matplotlib</w:t>
+      </w:r>
+    </w:p>
+    <w:p>
+      <w:pPr>
+        <w:pStyle w:val="Normal"/>
+        <w:rPr>
+          <w:rFonts w:ascii="Times New Roman" w:hAnsi="Times New Roman" w:eastAsia="Times New Roman" w:cs="Times New Roman"/>
+          <w:color w:val="000000" w:themeColor="text1"/>
+          <w:sz w:val="24"/>
+          <w:szCs w:val="24"/>
+          <w:highlight w:val="white"/>
+        </w:rPr>
+      </w:pPr>
+      <w:r>
+        <w:rPr>
+          <w:rFonts w:eastAsia="Times New Roman" w:cs="Times New Roman" w:ascii="Times New Roman" w:hAnsi="Times New Roman"/>
+          <w:color w:val="000000" w:themeColor="text1"/>
+          <w:sz w:val="24"/>
+          <w:szCs w:val="24"/>
+          <w:highlight w:val="white"/>
         </w:rPr>
         <w:t xml:space="preserve">(d) Clone </w:t>
       </w:r>
       <w:r>
         <w:rPr>
           <w:rFonts w:eastAsia="Times New Roman" w:cs="Times New Roman" w:ascii="Times New Roman" w:hAnsi="Times New Roman"/>
-          <w:color w:val="000000"/>
+          <w:color w:val="000000" w:themeColor="text1"/>
           <w:sz w:val="24"/>
           <w:szCs w:val="24"/>
         </w:rPr>
@@ -1321,12 +1366,17 @@
     <w:p>
       <w:pPr>
         <w:pStyle w:val="Normal"/>
-        <w:rPr/>
-      </w:pPr>
-      <w:r>
-        <w:rPr>
-          <w:rFonts w:eastAsia="Times New Roman" w:cs="Times New Roman" w:ascii="Times New Roman" w:hAnsi="Times New Roman"/>
-          <w:color w:val="000000"/>
+        <w:rPr>
+          <w:rFonts w:ascii="Times New Roman" w:hAnsi="Times New Roman" w:eastAsia="Times New Roman" w:cs="Times New Roman"/>
+          <w:color w:val="000000" w:themeColor="text1"/>
+          <w:sz w:val="24"/>
+          <w:szCs w:val="24"/>
+        </w:rPr>
+      </w:pPr>
+      <w:r>
+        <w:rPr>
+          <w:rFonts w:eastAsia="Times New Roman" w:cs="Times New Roman" w:ascii="Times New Roman" w:hAnsi="Times New Roman"/>
+          <w:color w:val="000000" w:themeColor="text1"/>
           <w:sz w:val="24"/>
           <w:szCs w:val="24"/>
         </w:rPr>
@@ -1335,9 +1385,8 @@
       <w:hyperlink r:id="rId9">
         <w:r>
           <w:rPr>
-            <w:rStyle w:val="NoCharacterStyle"/>
             <w:rFonts w:eastAsia="Times New Roman" w:cs="Times New Roman" w:ascii="Times New Roman" w:hAnsi="Times New Roman"/>
-            <w:color w:val="000000"/>
+            <w:color w:val="000000" w:themeColor="text1"/>
             <w:sz w:val="24"/>
             <w:szCs w:val="24"/>
             <w:u w:val="single"/>
@@ -1349,12 +1398,18 @@
     <w:p>
       <w:pPr>
         <w:pStyle w:val="Normal"/>
-        <w:rPr/>
-      </w:pPr>
-      <w:r>
-        <w:rPr>
-          <w:rFonts w:eastAsia="Times New Roman" w:cs="Times New Roman" w:ascii="Times New Roman" w:hAnsi="Times New Roman"/>
-          <w:color w:val="000000"/>
+        <w:rPr>
+          <w:rFonts w:ascii="Times New Roman" w:hAnsi="Times New Roman" w:eastAsia="Times New Roman" w:cs="Times New Roman"/>
+          <w:color w:val="000000" w:themeColor="text1"/>
+          <w:sz w:val="24"/>
+          <w:szCs w:val="24"/>
+          <w:u w:val="single"/>
+        </w:rPr>
+      </w:pPr>
+      <w:r>
+        <w:rPr>
+          <w:rFonts w:eastAsia="Times New Roman" w:cs="Times New Roman" w:ascii="Times New Roman" w:hAnsi="Times New Roman"/>
+          <w:color w:val="000000" w:themeColor="text1"/>
           <w:sz w:val="24"/>
           <w:szCs w:val="24"/>
         </w:rPr>
@@ -1363,9 +1418,8 @@
       <w:hyperlink r:id="rId10">
         <w:r>
           <w:rPr>
-            <w:rStyle w:val="NoCharacterStyle"/>
             <w:rFonts w:eastAsia="Times New Roman" w:cs="Times New Roman" w:ascii="Times New Roman" w:hAnsi="Times New Roman"/>
-            <w:color w:val="000000"/>
+            <w:color w:val="000000" w:themeColor="text1"/>
             <w:sz w:val="24"/>
             <w:szCs w:val="24"/>
             <w:u w:val="single"/>
@@ -1377,12 +1431,18 @@
     <w:p>
       <w:pPr>
         <w:pStyle w:val="Normal"/>
-        <w:rPr/>
-      </w:pPr>
-      <w:r>
-        <w:rPr>
-          <w:rFonts w:eastAsia="Times New Roman" w:cs="Times New Roman" w:ascii="Times New Roman" w:hAnsi="Times New Roman"/>
-          <w:color w:val="000000"/>
+        <w:rPr>
+          <w:rFonts w:ascii="Times New Roman" w:hAnsi="Times New Roman" w:eastAsia="Times New Roman" w:cs="Times New Roman"/>
+          <w:color w:val="000000" w:themeColor="text1"/>
+          <w:sz w:val="24"/>
+          <w:szCs w:val="24"/>
+          <w:u w:val="single"/>
+        </w:rPr>
+      </w:pPr>
+      <w:r>
+        <w:rPr>
+          <w:rFonts w:eastAsia="Times New Roman" w:cs="Times New Roman" w:ascii="Times New Roman" w:hAnsi="Times New Roman"/>
+          <w:color w:val="000000" w:themeColor="text1"/>
           <w:sz w:val="24"/>
           <w:szCs w:val="24"/>
         </w:rPr>
@@ -1393,7 +1453,7 @@
           <w:rPr>
             <w:rStyle w:val="InternetLink"/>
             <w:rFonts w:eastAsia="Times New Roman" w:cs="Times New Roman" w:ascii="Times New Roman" w:hAnsi="Times New Roman"/>
-            <w:color w:val="000000"/>
+            <w:color w:val="000000" w:themeColor="text1"/>
             <w:sz w:val="24"/>
             <w:szCs w:val="24"/>
           </w:rPr>
@@ -1406,18 +1466,22 @@
         <w:pStyle w:val="ListParagraph"/>
         <w:numPr>
           <w:ilvl w:val="0"/>
-          <w:numId w:val="2"/>
+          <w:numId w:val="1"/>
         </w:numPr>
         <w:spacing w:lineRule="auto" w:line="240"/>
-        <w:rPr/>
+        <w:rPr>
+          <w:rFonts w:ascii="Times New Roman" w:hAnsi="Times New Roman" w:eastAsia="Times New Roman" w:cs="Times New Roman"/>
+          <w:color w:val="000000" w:themeColor="text1"/>
+          <w:sz w:val="24"/>
+        </w:rPr>
       </w:pPr>
       <w:r>
         <w:rPr>
           <w:rFonts w:eastAsia="Times New Roman" w:cs="Times New Roman" w:ascii="Times New Roman" w:hAnsi="Times New Roman"/>
           <w:b/>
-          <w:color w:val="000000"/>
-          <w:sz w:val="24"/>
-          <w:shd w:fill="FFFFFF" w:val="clear"/>
+          <w:color w:val="000000" w:themeColor="text1"/>
+          <w:sz w:val="24"/>
+          <w:highlight w:val="white"/>
         </w:rPr>
         <w:t xml:space="preserve">Setting up </w:t>
       </w:r>
@@ -1425,7 +1489,7 @@
         <w:rPr>
           <w:rFonts w:eastAsia="Times New Roman" w:cs="Times New Roman" w:ascii="Times New Roman" w:hAnsi="Times New Roman"/>
           <w:b/>
-          <w:color w:val="000000"/>
+          <w:color w:val="000000" w:themeColor="text1"/>
           <w:sz w:val="24"/>
         </w:rPr>
         <w:t>voices-poc repository</w:t>
@@ -1434,17 +1498,17 @@
     <w:p>
       <w:pPr>
         <w:pStyle w:val="Normal"/>
-        <w:ind w:left="360" w:right="0" w:hanging="0"/>
-        <w:rPr>
-          <w:rFonts w:ascii="Times New Roman" w:hAnsi="Times New Roman" w:eastAsia="Times New Roman" w:cs="Times New Roman"/>
-          <w:color w:val="000000"/>
-          <w:sz w:val="24"/>
-        </w:rPr>
-      </w:pPr>
-      <w:r>
-        <w:rPr>
-          <w:rFonts w:eastAsia="Times New Roman" w:cs="Times New Roman" w:ascii="Times New Roman" w:hAnsi="Times New Roman"/>
-          <w:color w:val="000000"/>
+        <w:ind w:left="360" w:hanging="0"/>
+        <w:rPr>
+          <w:rFonts w:ascii="Times New Roman" w:hAnsi="Times New Roman" w:eastAsia="Times New Roman" w:cs="Times New Roman"/>
+          <w:color w:val="000000" w:themeColor="text1"/>
+          <w:sz w:val="24"/>
+        </w:rPr>
+      </w:pPr>
+      <w:r>
+        <w:rPr>
+          <w:rFonts w:eastAsia="Times New Roman" w:cs="Times New Roman" w:ascii="Times New Roman" w:hAnsi="Times New Roman"/>
+          <w:color w:val="000000" w:themeColor="text1"/>
           <w:sz w:val="24"/>
         </w:rPr>
         <w:t>It is required to select appropriate site config, scenario config, and scenario files.</w:t>
@@ -1455,19 +1519,19 @@
         <w:pStyle w:val="Normal"/>
         <w:numPr>
           <w:ilvl w:val="0"/>
-          <w:numId w:val="4"/>
+          <w:numId w:val="3"/>
         </w:numPr>
         <w:rPr>
           <w:rFonts w:ascii="Times New Roman" w:hAnsi="Times New Roman" w:eastAsia="Times New Roman" w:cs="Times New Roman"/>
-          <w:color w:val="000000"/>
-          <w:sz w:val="24"/>
-          <w:szCs w:val="24"/>
-        </w:rPr>
-      </w:pPr>
-      <w:r>
-        <w:rPr>
-          <w:rFonts w:eastAsia="Times New Roman" w:cs="Times New Roman" w:ascii="Times New Roman" w:hAnsi="Times New Roman"/>
-          <w:color w:val="000000"/>
+          <w:color w:val="000000" w:themeColor="text1"/>
+          <w:sz w:val="24"/>
+          <w:szCs w:val="24"/>
+        </w:rPr>
+      </w:pPr>
+      <w:r>
+        <w:rPr>
+          <w:rFonts w:eastAsia="Times New Roman" w:cs="Times New Roman" w:ascii="Times New Roman" w:hAnsi="Times New Roman"/>
+          <w:color w:val="000000" w:themeColor="text1"/>
           <w:sz w:val="24"/>
           <w:szCs w:val="24"/>
         </w:rPr>
@@ -1477,12 +1541,12 @@
     <w:p>
       <w:pPr>
         <w:pStyle w:val="ListParagraph"/>
-        <w:shd w:fill="D9D9D9" w:val="clear"/>
+        <w:shd w:val="clear" w:color="auto" w:fill="D9D9D9"/>
         <w:spacing w:lineRule="auto" w:line="276" w:before="220" w:after="0"/>
         <w:contextualSpacing/>
         <w:rPr>
           <w:rFonts w:ascii="Courier New" w:hAnsi="Courier New" w:cs="Courier New"/>
-          <w:color w:val="000000"/>
+          <w:color w:val="000000" w:themeColor="text1"/>
           <w:sz w:val="20"/>
           <w:szCs w:val="20"/>
         </w:rPr>
@@ -1490,7 +1554,7 @@
       <w:r>
         <w:rPr>
           <w:rFonts w:cs="Courier New" w:ascii="Courier New" w:hAnsi="Courier New"/>
-          <w:color w:val="000000"/>
+          <w:color w:val="000000" w:themeColor="text1"/>
           <w:sz w:val="20"/>
           <w:szCs w:val="20"/>
         </w:rPr>
@@ -1500,12 +1564,12 @@
     <w:p>
       <w:pPr>
         <w:pStyle w:val="ListParagraph"/>
-        <w:shd w:fill="D9D9D9" w:val="clear"/>
+        <w:shd w:val="clear" w:color="auto" w:fill="D9D9D9"/>
         <w:spacing w:lineRule="auto" w:line="276" w:before="220" w:after="0"/>
         <w:contextualSpacing/>
         <w:rPr>
           <w:rFonts w:ascii="Courier New" w:hAnsi="Courier New" w:cs="Courier New"/>
-          <w:color w:val="000000"/>
+          <w:color w:val="000000" w:themeColor="text1"/>
           <w:sz w:val="20"/>
           <w:szCs w:val="20"/>
         </w:rPr>
@@ -1513,7 +1577,7 @@
       <w:r>
         <w:rPr>
           <w:rFonts w:cs="Courier New" w:ascii="Courier New" w:hAnsi="Courier New"/>
-          <w:color w:val="000000"/>
+          <w:color w:val="000000" w:themeColor="text1"/>
           <w:sz w:val="20"/>
           <w:szCs w:val="20"/>
         </w:rPr>
@@ -1523,12 +1587,12 @@
     <w:p>
       <w:pPr>
         <w:pStyle w:val="ListParagraph"/>
-        <w:shd w:fill="D9D9D9" w:val="clear"/>
+        <w:shd w:val="clear" w:color="auto" w:fill="D9D9D9"/>
         <w:spacing w:lineRule="auto" w:line="276" w:before="220" w:after="0"/>
         <w:contextualSpacing/>
         <w:rPr>
           <w:rFonts w:ascii="Courier New" w:hAnsi="Courier New" w:cs="Courier New"/>
-          <w:color w:val="000000"/>
+          <w:color w:val="000000" w:themeColor="text1"/>
           <w:sz w:val="20"/>
           <w:szCs w:val="20"/>
         </w:rPr>
@@ -1536,7 +1600,7 @@
       <w:r>
         <w:rPr>
           <w:rFonts w:cs="Courier New" w:ascii="Courier New" w:hAnsi="Courier New"/>
-          <w:color w:val="000000"/>
+          <w:color w:val="000000" w:themeColor="text1"/>
           <w:sz w:val="20"/>
           <w:szCs w:val="20"/>
         </w:rPr>
@@ -1546,12 +1610,12 @@
     <w:p>
       <w:pPr>
         <w:pStyle w:val="ListParagraph"/>
-        <w:shd w:fill="D9D9D9" w:val="clear"/>
+        <w:shd w:val="clear" w:color="auto" w:fill="D9D9D9"/>
         <w:spacing w:lineRule="auto" w:line="276" w:before="220" w:after="0"/>
         <w:contextualSpacing/>
         <w:rPr>
           <w:rFonts w:ascii="Courier New" w:hAnsi="Courier New" w:cs="Courier New"/>
-          <w:color w:val="000000"/>
+          <w:color w:val="000000" w:themeColor="text1"/>
           <w:sz w:val="20"/>
           <w:szCs w:val="20"/>
         </w:rPr>
@@ -1559,7 +1623,7 @@
       <w:r>
         <w:rPr>
           <w:rFonts w:cs="Courier New" w:ascii="Courier New" w:hAnsi="Courier New"/>
-          <w:color w:val="000000"/>
+          <w:color w:val="000000" w:themeColor="text1"/>
           <w:sz w:val="20"/>
           <w:szCs w:val="20"/>
         </w:rPr>
@@ -1569,12 +1633,12 @@
     <w:p>
       <w:pPr>
         <w:pStyle w:val="ListParagraph"/>
-        <w:shd w:fill="D9D9D9" w:val="clear"/>
+        <w:shd w:val="clear" w:color="auto" w:fill="D9D9D9"/>
         <w:spacing w:lineRule="auto" w:line="276" w:before="220" w:after="0"/>
         <w:contextualSpacing/>
         <w:rPr>
           <w:rFonts w:ascii="Courier New" w:hAnsi="Courier New" w:cs="Courier New"/>
-          <w:color w:val="000000"/>
+          <w:color w:val="000000" w:themeColor="text1"/>
           <w:sz w:val="20"/>
           <w:szCs w:val="20"/>
         </w:rPr>
@@ -1582,7 +1646,7 @@
       <w:r>
         <w:rPr>
           <w:rFonts w:cs="Courier New" w:ascii="Courier New" w:hAnsi="Courier New"/>
-          <w:color w:val="000000"/>
+          <w:color w:val="000000" w:themeColor="text1"/>
           <w:sz w:val="20"/>
           <w:szCs w:val="20"/>
         </w:rPr>
@@ -1592,12 +1656,12 @@
     <w:p>
       <w:pPr>
         <w:pStyle w:val="ListParagraph"/>
-        <w:shd w:fill="D9D9D9" w:val="clear"/>
+        <w:shd w:val="clear" w:color="auto" w:fill="D9D9D9"/>
         <w:spacing w:lineRule="auto" w:line="276" w:before="220" w:after="0"/>
         <w:contextualSpacing/>
         <w:rPr>
           <w:rFonts w:ascii="Courier New" w:hAnsi="Courier New" w:cs="Courier New"/>
-          <w:color w:val="000000"/>
+          <w:color w:val="000000" w:themeColor="text1"/>
           <w:sz w:val="20"/>
           <w:szCs w:val="20"/>
         </w:rPr>
@@ -1605,7 +1669,7 @@
       <w:r>
         <w:rPr>
           <w:rFonts w:cs="Courier New" w:ascii="Courier New" w:hAnsi="Courier New"/>
-          <w:color w:val="000000"/>
+          <w:color w:val="000000" w:themeColor="text1"/>
           <w:sz w:val="20"/>
           <w:szCs w:val="20"/>
         </w:rPr>
@@ -1615,12 +1679,12 @@
     <w:p>
       <w:pPr>
         <w:pStyle w:val="ListParagraph"/>
-        <w:shd w:fill="D9D9D9" w:val="clear"/>
+        <w:shd w:val="clear" w:color="auto" w:fill="D9D9D9"/>
         <w:spacing w:lineRule="auto" w:line="276" w:before="220" w:after="0"/>
         <w:contextualSpacing/>
         <w:rPr>
           <w:rFonts w:ascii="Courier New" w:hAnsi="Courier New" w:cs="Courier New"/>
-          <w:color w:val="000000"/>
+          <w:color w:val="000000" w:themeColor="text1"/>
           <w:sz w:val="20"/>
           <w:szCs w:val="20"/>
         </w:rPr>
@@ -1628,7 +1692,7 @@
       <w:r>
         <w:rPr>
           <w:rFonts w:cs="Courier New" w:ascii="Courier New" w:hAnsi="Courier New"/>
-          <w:color w:val="000000"/>
+          <w:color w:val="000000" w:themeColor="text1"/>
           <w:sz w:val="20"/>
           <w:szCs w:val="20"/>
         </w:rPr>
@@ -1640,19 +1704,19 @@
         <w:pStyle w:val="Normal"/>
         <w:numPr>
           <w:ilvl w:val="0"/>
-          <w:numId w:val="4"/>
+          <w:numId w:val="3"/>
         </w:numPr>
         <w:rPr>
           <w:rFonts w:ascii="Times New Roman" w:hAnsi="Times New Roman" w:eastAsia="Times New Roman" w:cs="Times New Roman"/>
-          <w:color w:val="000000"/>
-          <w:sz w:val="24"/>
-          <w:szCs w:val="24"/>
-        </w:rPr>
-      </w:pPr>
-      <w:r>
-        <w:rPr>
-          <w:rFonts w:eastAsia="Times New Roman" w:cs="Times New Roman" w:ascii="Times New Roman" w:hAnsi="Times New Roman"/>
-          <w:color w:val="000000"/>
+          <w:color w:val="000000" w:themeColor="text1"/>
+          <w:sz w:val="24"/>
+          <w:szCs w:val="24"/>
+        </w:rPr>
+      </w:pPr>
+      <w:r>
+        <w:rPr>
+          <w:rFonts w:eastAsia="Times New Roman" w:cs="Times New Roman" w:ascii="Times New Roman" w:hAnsi="Times New Roman"/>
+          <w:color w:val="000000" w:themeColor="text1"/>
           <w:sz w:val="24"/>
           <w:szCs w:val="24"/>
         </w:rPr>
@@ -1662,12 +1726,12 @@
     <w:p>
       <w:pPr>
         <w:pStyle w:val="ListParagraph"/>
-        <w:shd w:fill="D9D9D9" w:val="clear"/>
+        <w:shd w:val="clear" w:color="auto" w:fill="D9D9D9"/>
         <w:spacing w:lineRule="auto" w:line="276" w:before="220" w:after="0"/>
         <w:contextualSpacing/>
         <w:rPr>
           <w:rFonts w:ascii="Courier New" w:hAnsi="Courier New" w:cs="Courier New"/>
-          <w:color w:val="000000"/>
+          <w:color w:val="000000" w:themeColor="text1"/>
           <w:sz w:val="20"/>
           <w:szCs w:val="20"/>
         </w:rPr>
@@ -1675,7 +1739,7 @@
       <w:r>
         <w:rPr>
           <w:rFonts w:cs="Courier New" w:ascii="Courier New" w:hAnsi="Courier New"/>
-          <w:color w:val="000000"/>
+          <w:color w:val="000000" w:themeColor="text1"/>
           <w:sz w:val="20"/>
           <w:szCs w:val="20"/>
         </w:rPr>
@@ -1685,12 +1749,12 @@
     <w:p>
       <w:pPr>
         <w:pStyle w:val="ListParagraph"/>
-        <w:shd w:fill="D9D9D9" w:val="clear"/>
+        <w:shd w:val="clear" w:color="auto" w:fill="D9D9D9"/>
         <w:spacing w:lineRule="auto" w:line="276" w:before="220" w:after="0"/>
         <w:contextualSpacing/>
         <w:rPr>
           <w:rFonts w:ascii="Courier New" w:hAnsi="Courier New" w:cs="Courier New"/>
-          <w:color w:val="000000"/>
+          <w:color w:val="000000" w:themeColor="text1"/>
           <w:sz w:val="20"/>
           <w:szCs w:val="20"/>
         </w:rPr>
@@ -1698,7 +1762,7 @@
       <w:r>
         <w:rPr>
           <w:rFonts w:cs="Courier New" w:ascii="Courier New" w:hAnsi="Courier New"/>
-          <w:color w:val="000000"/>
+          <w:color w:val="000000" w:themeColor="text1"/>
           <w:sz w:val="20"/>
           <w:szCs w:val="20"/>
         </w:rPr>
@@ -1708,15 +1772,19 @@
     <w:p>
       <w:pPr>
         <w:pStyle w:val="ListParagraph"/>
-        <w:shd w:fill="D9D9D9" w:val="clear"/>
+        <w:shd w:val="clear" w:color="auto" w:fill="D9D9D9"/>
         <w:spacing w:lineRule="auto" w:line="276" w:before="220" w:after="0"/>
         <w:contextualSpacing/>
-        <w:rPr/>
-      </w:pPr>
-      <w:r>
-        <w:rPr>
-          <w:rFonts w:eastAsia="Times New Roman" w:cs="Times New Roman" w:ascii="Times New Roman" w:hAnsi="Times New Roman"/>
-          <w:color w:val="000000"/>
+        <w:rPr>
+          <w:rFonts w:ascii="Times New Roman" w:hAnsi="Times New Roman" w:eastAsia="Times New Roman" w:cs="Times New Roman"/>
+          <w:color w:val="000000" w:themeColor="text1"/>
+          <w:sz w:val="24"/>
+        </w:rPr>
+      </w:pPr>
+      <w:r>
+        <w:rPr>
+          <w:rFonts w:eastAsia="Times New Roman" w:cs="Times New Roman" w:ascii="Times New Roman" w:hAnsi="Times New Roman"/>
+          <w:color w:val="000000" w:themeColor="text1"/>
           <w:sz w:val="24"/>
         </w:rPr>
         <w:t xml:space="preserve">For example, </w:t>
@@ -1724,7 +1792,7 @@
       <w:r>
         <w:rPr>
           <w:rFonts w:cs="Courier New" w:ascii="Courier New" w:hAnsi="Courier New"/>
-          <w:color w:val="000000"/>
+          <w:color w:val="000000" w:themeColor="text1"/>
           <w:sz w:val="20"/>
           <w:szCs w:val="20"/>
         </w:rPr>
@@ -1736,19 +1804,19 @@
         <w:pStyle w:val="Normal"/>
         <w:numPr>
           <w:ilvl w:val="0"/>
-          <w:numId w:val="4"/>
+          <w:numId w:val="3"/>
         </w:numPr>
         <w:rPr>
           <w:rFonts w:ascii="Times New Roman" w:hAnsi="Times New Roman" w:eastAsia="Times New Roman" w:cs="Times New Roman"/>
-          <w:color w:val="000000"/>
-          <w:sz w:val="24"/>
-          <w:szCs w:val="24"/>
-        </w:rPr>
-      </w:pPr>
-      <w:r>
-        <w:rPr>
-          <w:rFonts w:eastAsia="Times New Roman" w:cs="Times New Roman" w:ascii="Times New Roman" w:hAnsi="Times New Roman"/>
-          <w:color w:val="000000"/>
+          <w:color w:val="000000" w:themeColor="text1"/>
+          <w:sz w:val="24"/>
+          <w:szCs w:val="24"/>
+        </w:rPr>
+      </w:pPr>
+      <w:r>
+        <w:rPr>
+          <w:rFonts w:eastAsia="Times New Roman" w:cs="Times New Roman" w:ascii="Times New Roman" w:hAnsi="Times New Roman"/>
+          <w:color w:val="000000" w:themeColor="text1"/>
           <w:sz w:val="24"/>
           <w:szCs w:val="24"/>
         </w:rPr>
@@ -1758,12 +1826,12 @@
     <w:p>
       <w:pPr>
         <w:pStyle w:val="ListParagraph"/>
-        <w:shd w:fill="D9D9D9" w:val="clear"/>
+        <w:shd w:val="clear" w:color="auto" w:fill="D9D9D9"/>
         <w:spacing w:lineRule="auto" w:line="276" w:before="220" w:after="0"/>
         <w:contextualSpacing/>
         <w:rPr>
           <w:rFonts w:ascii="Courier New" w:hAnsi="Courier New" w:cs="Courier New"/>
-          <w:color w:val="000000"/>
+          <w:color w:val="000000" w:themeColor="text1"/>
           <w:sz w:val="20"/>
           <w:szCs w:val="20"/>
         </w:rPr>
@@ -1771,7 +1839,7 @@
       <w:r>
         <w:rPr>
           <w:rFonts w:cs="Courier New" w:ascii="Courier New" w:hAnsi="Courier New"/>
-          <w:color w:val="000000"/>
+          <w:color w:val="000000" w:themeColor="text1"/>
           <w:sz w:val="20"/>
           <w:szCs w:val="20"/>
         </w:rPr>
@@ -1781,12 +1849,12 @@
     <w:p>
       <w:pPr>
         <w:pStyle w:val="ListParagraph"/>
-        <w:shd w:fill="D9D9D9" w:val="clear"/>
+        <w:shd w:val="clear" w:color="auto" w:fill="D9D9D9"/>
         <w:spacing w:lineRule="auto" w:line="276" w:before="220" w:after="0"/>
         <w:contextualSpacing/>
         <w:rPr>
           <w:rFonts w:ascii="Courier New" w:hAnsi="Courier New" w:cs="Courier New"/>
-          <w:color w:val="000000"/>
+          <w:color w:val="000000" w:themeColor="text1"/>
           <w:sz w:val="20"/>
           <w:szCs w:val="20"/>
         </w:rPr>
@@ -1794,7 +1862,7 @@
       <w:r>
         <w:rPr>
           <w:rFonts w:cs="Courier New" w:ascii="Courier New" w:hAnsi="Courier New"/>
-          <w:color w:val="000000"/>
+          <w:color w:val="000000" w:themeColor="text1"/>
           <w:sz w:val="20"/>
           <w:szCs w:val="20"/>
         </w:rPr>
@@ -1804,12 +1872,12 @@
     <w:p>
       <w:pPr>
         <w:pStyle w:val="ListParagraph"/>
-        <w:shd w:fill="D9D9D9" w:val="clear"/>
+        <w:shd w:val="clear" w:color="auto" w:fill="D9D9D9"/>
         <w:spacing w:lineRule="auto" w:line="276" w:before="220" w:after="0"/>
         <w:contextualSpacing/>
         <w:rPr>
           <w:rFonts w:ascii="Courier New" w:hAnsi="Courier New" w:cs="Courier New"/>
-          <w:color w:val="000000"/>
+          <w:color w:val="000000" w:themeColor="text1"/>
           <w:sz w:val="20"/>
           <w:szCs w:val="20"/>
         </w:rPr>
@@ -1817,7 +1885,7 @@
       <w:r>
         <w:rPr>
           <w:rFonts w:cs="Courier New" w:ascii="Courier New" w:hAnsi="Courier New"/>
-          <w:color w:val="000000"/>
+          <w:color w:val="000000" w:themeColor="text1"/>
           <w:sz w:val="20"/>
           <w:szCs w:val="20"/>
         </w:rPr>
@@ -1826,7 +1894,7 @@
       <w:r>
         <w:rPr>
           <w:rFonts w:cs="Courier New" w:ascii="Courier New" w:hAnsi="Courier New"/>
-          <w:color w:val="000000"/>
+          <w:color w:val="000000" w:themeColor="text1"/>
           <w:sz w:val="20"/>
           <w:szCs w:val="20"/>
         </w:rPr>
@@ -1836,12 +1904,12 @@
     <w:p>
       <w:pPr>
         <w:pStyle w:val="ListParagraph"/>
-        <w:shd w:fill="D9D9D9" w:val="clear"/>
+        <w:shd w:val="clear" w:color="auto" w:fill="D9D9D9"/>
         <w:spacing w:lineRule="auto" w:line="276" w:before="220" w:after="0"/>
         <w:contextualSpacing/>
         <w:rPr>
           <w:rFonts w:ascii="Courier New" w:hAnsi="Courier New" w:cs="Courier New"/>
-          <w:color w:val="000000"/>
+          <w:color w:val="000000" w:themeColor="text1"/>
           <w:sz w:val="20"/>
           <w:szCs w:val="20"/>
         </w:rPr>
@@ -1849,7 +1917,7 @@
       <w:r>
         <w:rPr>
           <w:rFonts w:cs="Courier New" w:ascii="Courier New" w:hAnsi="Courier New"/>
-          <w:color w:val="000000"/>
+          <w:color w:val="000000" w:themeColor="text1"/>
           <w:sz w:val="20"/>
           <w:szCs w:val="20"/>
         </w:rPr>
@@ -1858,7 +1926,7 @@
       <w:r>
         <w:rPr>
           <w:rFonts w:cs="Courier New" w:ascii="Courier New" w:hAnsi="Courier New"/>
-          <w:color w:val="000000"/>
+          <w:color w:val="000000" w:themeColor="text1"/>
           <w:sz w:val="20"/>
           <w:szCs w:val="20"/>
         </w:rPr>
@@ -1870,7 +1938,12 @@
         <w:pStyle w:val="Normal"/>
         <w:keepNext w:val="true"/>
         <w:spacing w:before="220" w:after="0"/>
-        <w:rPr/>
+        <w:rPr>
+          <w:rFonts w:ascii="Times New Roman" w:hAnsi="Times New Roman" w:cs="Times New Roman"/>
+          <w:color w:val="000000" w:themeColor="text1"/>
+          <w:sz w:val="24"/>
+          <w:szCs w:val="24"/>
+        </w:rPr>
       </w:pPr>
       <w:r>
         <w:rPr/>
@@ -1921,13 +1994,13 @@
         <w:pStyle w:val="Normal"/>
         <w:numPr>
           <w:ilvl w:val="0"/>
-          <w:numId w:val="6"/>
+          <w:numId w:val="5"/>
         </w:numPr>
         <w:rPr>
           <w:rFonts w:ascii="Times New Roman" w:hAnsi="Times New Roman" w:eastAsia="Times New Roman" w:cs="Times New Roman"/>
           <w:b/>
           <w:b/>
-          <w:color w:val="000000"/>
+          <w:color w:val="000000" w:themeColor="text1"/>
           <w:sz w:val="24"/>
           <w:szCs w:val="24"/>
         </w:rPr>
@@ -1936,7 +2009,7 @@
         <w:rPr>
           <w:rFonts w:eastAsia="Times New Roman" w:cs="Times New Roman" w:ascii="Times New Roman" w:hAnsi="Times New Roman"/>
           <w:b/>
-          <w:color w:val="000000"/>
+          <w:color w:val="000000" w:themeColor="text1"/>
           <w:sz w:val="24"/>
           <w:szCs w:val="24"/>
         </w:rPr>
@@ -1948,21 +2021,21 @@
         <w:pStyle w:val="Normal"/>
         <w:numPr>
           <w:ilvl w:val="0"/>
-          <w:numId w:val="3"/>
+          <w:numId w:val="2"/>
         </w:numPr>
         <w:spacing w:before="220" w:after="240"/>
         <w:jc w:val="left"/>
         <w:rPr>
           <w:rFonts w:ascii="Times New Roman" w:hAnsi="Times New Roman" w:eastAsia="Times New Roman" w:cs="Times New Roman"/>
-          <w:color w:val="000000"/>
-          <w:sz w:val="24"/>
-          <w:szCs w:val="24"/>
-        </w:rPr>
-      </w:pPr>
-      <w:r>
-        <w:rPr>
-          <w:rFonts w:eastAsia="Times New Roman" w:cs="Times New Roman" w:ascii="Times New Roman" w:hAnsi="Times New Roman"/>
-          <w:color w:val="000000"/>
+          <w:color w:val="000000" w:themeColor="text1"/>
+          <w:sz w:val="24"/>
+          <w:szCs w:val="24"/>
+        </w:rPr>
+      </w:pPr>
+      <w:r>
+        <w:rPr>
+          <w:rFonts w:eastAsia="Times New Roman" w:cs="Times New Roman" w:ascii="Times New Roman" w:hAnsi="Times New Roman"/>
+          <w:color w:val="000000" w:themeColor="text1"/>
           <w:sz w:val="24"/>
           <w:szCs w:val="24"/>
         </w:rPr>
@@ -1976,19 +2049,19 @@
         <w:pStyle w:val="Normal"/>
         <w:numPr>
           <w:ilvl w:val="1"/>
-          <w:numId w:val="3"/>
+          <w:numId w:val="2"/>
         </w:numPr>
         <w:rPr>
           <w:rFonts w:ascii="Times New Roman" w:hAnsi="Times New Roman" w:eastAsia="Times New Roman" w:cs="Times New Roman"/>
-          <w:color w:val="000000"/>
-          <w:sz w:val="24"/>
-          <w:szCs w:val="24"/>
-        </w:rPr>
-      </w:pPr>
-      <w:r>
-        <w:rPr>
-          <w:rFonts w:eastAsia="Times New Roman" w:cs="Times New Roman" w:ascii="Times New Roman" w:hAnsi="Times New Roman"/>
-          <w:color w:val="000000"/>
+          <w:color w:val="000000" w:themeColor="text1"/>
+          <w:sz w:val="24"/>
+          <w:szCs w:val="24"/>
+        </w:rPr>
+      </w:pPr>
+      <w:r>
+        <w:rPr>
+          <w:rFonts w:eastAsia="Times New Roman" w:cs="Times New Roman" w:ascii="Times New Roman" w:hAnsi="Times New Roman"/>
+          <w:color w:val="000000" w:themeColor="text1"/>
           <w:sz w:val="24"/>
           <w:szCs w:val="24"/>
         </w:rPr>
@@ -2000,13 +2073,10 @@
         <w:pStyle w:val="ListParagraph"/>
         <w:numPr>
           <w:ilvl w:val="0"/>
-          <w:numId w:val="3"/>
+          <w:numId w:val="2"/>
         </w:numPr>
         <w:spacing w:lineRule="auto" w:line="240"/>
-        <w:rPr>
-          <w:rFonts w:ascii="Times New Roman" w:hAnsi="Times New Roman" w:eastAsia="Times New Roman" w:cs="Times New Roman"/>
-          <w:sz w:val="24"/>
-        </w:rPr>
+        <w:rPr/>
       </w:pPr>
       <w:r>
         <w:rPr>
@@ -2020,7 +2090,7 @@
       <w:pPr>
         <w:pStyle w:val="Normal"/>
         <w:spacing w:before="0" w:after="0"/>
-        <w:ind w:left="0" w:right="0" w:hanging="0"/>
+        <w:ind w:left="0" w:hanging="0"/>
         <w:jc w:val="left"/>
         <w:rPr>
           <w:rFonts w:ascii="Courier New" w:hAnsi="Courier New" w:eastAsia="Times New Roman" w:cs="Courier New"/>
@@ -2041,7 +2111,7 @@
       <w:pPr>
         <w:pStyle w:val="Normal"/>
         <w:spacing w:before="0" w:after="0"/>
-        <w:ind w:left="0" w:right="0" w:hanging="0"/>
+        <w:ind w:left="0" w:hanging="0"/>
         <w:jc w:val="left"/>
         <w:rPr>
           <w:rFonts w:ascii="Courier New" w:hAnsi="Courier New" w:eastAsia="Times New Roman" w:cs="Courier New"/>
@@ -2063,7 +2133,7 @@
       <w:pPr>
         <w:pStyle w:val="Normal"/>
         <w:spacing w:before="0" w:after="0"/>
-        <w:ind w:left="0" w:right="0" w:hanging="0"/>
+        <w:ind w:left="0" w:hanging="0"/>
         <w:jc w:val="left"/>
         <w:rPr>
           <w:rFonts w:ascii="Courier New" w:hAnsi="Courier New" w:eastAsia="Times New Roman" w:cs="Courier New"/>
@@ -2086,7 +2156,7 @@
       <w:pPr>
         <w:pStyle w:val="Normal"/>
         <w:spacing w:before="0" w:after="0"/>
-        <w:ind w:left="0" w:right="0" w:hanging="0"/>
+        <w:ind w:left="0" w:hanging="0"/>
         <w:jc w:val="left"/>
         <w:rPr>
           <w:rFonts w:ascii="Courier New" w:hAnsi="Courier New" w:eastAsia="Times New Roman" w:cs="Courier New"/>
@@ -2109,7 +2179,7 @@
       <w:pPr>
         <w:pStyle w:val="Normal"/>
         <w:spacing w:before="0" w:after="0"/>
-        <w:ind w:left="0" w:right="0" w:hanging="0"/>
+        <w:ind w:left="0" w:hanging="0"/>
         <w:jc w:val="left"/>
         <w:rPr>
           <w:rFonts w:ascii="Courier New" w:hAnsi="Courier New" w:eastAsia="Times New Roman" w:cs="Courier New"/>
@@ -2132,7 +2202,7 @@
       <w:pPr>
         <w:pStyle w:val="Normal"/>
         <w:spacing w:before="0" w:after="0"/>
-        <w:ind w:left="0" w:right="0" w:hanging="0"/>
+        <w:ind w:left="0" w:hanging="0"/>
         <w:jc w:val="left"/>
         <w:rPr>
           <w:rFonts w:ascii="Courier New" w:hAnsi="Courier New" w:eastAsia="Times New Roman" w:cs="Courier New"/>
@@ -2155,7 +2225,7 @@
       <w:pPr>
         <w:pStyle w:val="Normal"/>
         <w:spacing w:before="0" w:after="0"/>
-        <w:ind w:left="0" w:right="0" w:hanging="0"/>
+        <w:ind w:left="0" w:hanging="0"/>
         <w:jc w:val="left"/>
         <w:rPr>
           <w:rFonts w:ascii="Courier New" w:hAnsi="Courier New" w:eastAsia="Times New Roman" w:cs="Courier New"/>
@@ -2177,7 +2247,7 @@
       <w:pPr>
         <w:pStyle w:val="Normal"/>
         <w:spacing w:before="0" w:after="0"/>
-        <w:ind w:left="0" w:right="0" w:hanging="0"/>
+        <w:ind w:left="0" w:hanging="0"/>
         <w:jc w:val="left"/>
         <w:rPr>
           <w:rFonts w:ascii="Courier New" w:hAnsi="Courier New" w:eastAsia="Times New Roman" w:cs="Courier New"/>
@@ -2199,7 +2269,7 @@
       <w:pPr>
         <w:pStyle w:val="Normal"/>
         <w:spacing w:before="0" w:after="0"/>
-        <w:ind w:left="0" w:right="0" w:hanging="0"/>
+        <w:ind w:left="0" w:hanging="0"/>
         <w:jc w:val="left"/>
         <w:rPr>
           <w:rFonts w:ascii="Courier New" w:hAnsi="Courier New" w:eastAsia="Times New Roman" w:cs="Courier New"/>
@@ -2222,7 +2292,7 @@
       <w:pPr>
         <w:pStyle w:val="Normal"/>
         <w:spacing w:before="0" w:after="0"/>
-        <w:ind w:left="0" w:right="0" w:hanging="0"/>
+        <w:ind w:left="0" w:hanging="0"/>
         <w:jc w:val="left"/>
         <w:rPr>
           <w:rFonts w:ascii="Courier New" w:hAnsi="Courier New" w:eastAsia="Times New Roman" w:cs="Courier New"/>
@@ -2245,7 +2315,7 @@
       <w:pPr>
         <w:pStyle w:val="Normal"/>
         <w:spacing w:before="0" w:after="0"/>
-        <w:ind w:left="0" w:right="0" w:hanging="0"/>
+        <w:ind w:left="0" w:hanging="0"/>
         <w:jc w:val="left"/>
         <w:rPr>
           <w:rFonts w:ascii="Courier New" w:hAnsi="Courier New" w:eastAsia="Times New Roman" w:cs="Courier New"/>
@@ -2268,7 +2338,7 @@
       <w:pPr>
         <w:pStyle w:val="Normal"/>
         <w:spacing w:before="0" w:after="0"/>
-        <w:ind w:left="0" w:right="0" w:hanging="0"/>
+        <w:ind w:left="0" w:hanging="0"/>
         <w:jc w:val="left"/>
         <w:rPr>
           <w:rFonts w:ascii="Courier New" w:hAnsi="Courier New" w:eastAsia="Times New Roman" w:cs="Courier New"/>
@@ -2291,7 +2361,7 @@
       <w:pPr>
         <w:pStyle w:val="Normal"/>
         <w:spacing w:before="0" w:after="0"/>
-        <w:ind w:left="0" w:right="0" w:hanging="0"/>
+        <w:ind w:left="0" w:hanging="0"/>
         <w:jc w:val="left"/>
         <w:rPr>
           <w:rFonts w:ascii="Courier New" w:hAnsi="Courier New" w:eastAsia="Times New Roman" w:cs="Courier New"/>
@@ -2314,7 +2384,7 @@
       <w:pPr>
         <w:pStyle w:val="Normal"/>
         <w:spacing w:before="0" w:after="0"/>
-        <w:ind w:left="0" w:right="0" w:hanging="0"/>
+        <w:ind w:left="0" w:hanging="0"/>
         <w:jc w:val="left"/>
         <w:rPr>
           <w:rFonts w:ascii="Courier New" w:hAnsi="Courier New" w:eastAsia="Times New Roman" w:cs="Courier New"/>
@@ -2337,7 +2407,7 @@
       <w:pPr>
         <w:pStyle w:val="Normal"/>
         <w:spacing w:before="0" w:after="0"/>
-        <w:ind w:left="0" w:right="0" w:hanging="0"/>
+        <w:ind w:left="0" w:hanging="0"/>
         <w:jc w:val="left"/>
         <w:rPr>
           <w:rFonts w:ascii="Courier New" w:hAnsi="Courier New" w:eastAsia="Times New Roman" w:cs="Courier New"/>
@@ -2360,7 +2430,7 @@
       <w:pPr>
         <w:pStyle w:val="Normal"/>
         <w:spacing w:before="0" w:after="0"/>
-        <w:ind w:left="0" w:right="0" w:hanging="0"/>
+        <w:ind w:left="0" w:hanging="0"/>
         <w:jc w:val="left"/>
         <w:rPr>
           <w:rFonts w:ascii="Courier New" w:hAnsi="Courier New" w:eastAsia="Times New Roman" w:cs="Courier New"/>
@@ -2383,7 +2453,7 @@
       <w:pPr>
         <w:pStyle w:val="Normal"/>
         <w:spacing w:before="0" w:after="0"/>
-        <w:ind w:left="0" w:right="0" w:hanging="0"/>
+        <w:ind w:left="0" w:hanging="0"/>
         <w:jc w:val="left"/>
         <w:rPr>
           <w:rFonts w:ascii="Courier New" w:hAnsi="Courier New" w:eastAsia="Times New Roman" w:cs="Courier New"/>
@@ -2406,7 +2476,7 @@
       <w:pPr>
         <w:pStyle w:val="Normal"/>
         <w:spacing w:before="0" w:after="0"/>
-        <w:ind w:left="0" w:right="0" w:hanging="0"/>
+        <w:ind w:left="0" w:hanging="0"/>
         <w:jc w:val="left"/>
         <w:rPr>
           <w:rFonts w:ascii="Courier New" w:hAnsi="Courier New" w:eastAsia="Times New Roman" w:cs="Courier New"/>
@@ -2429,7 +2499,7 @@
       <w:pPr>
         <w:pStyle w:val="Normal"/>
         <w:spacing w:before="0" w:after="0"/>
-        <w:ind w:left="0" w:right="0" w:hanging="0"/>
+        <w:ind w:left="0" w:hanging="0"/>
         <w:jc w:val="left"/>
         <w:rPr>
           <w:rFonts w:ascii="Courier New" w:hAnsi="Courier New" w:eastAsia="Times New Roman" w:cs="Courier New"/>
@@ -2452,7 +2522,7 @@
       <w:pPr>
         <w:pStyle w:val="Normal"/>
         <w:spacing w:before="0" w:after="0"/>
-        <w:ind w:left="0" w:right="0" w:hanging="0"/>
+        <w:ind w:left="0" w:hanging="0"/>
         <w:jc w:val="left"/>
         <w:rPr>
           <w:rFonts w:ascii="Courier New" w:hAnsi="Courier New" w:eastAsia="Times New Roman" w:cs="Courier New"/>
@@ -2474,7 +2544,7 @@
       <w:pPr>
         <w:pStyle w:val="Normal"/>
         <w:spacing w:before="0" w:after="0"/>
-        <w:ind w:left="0" w:right="0" w:hanging="0"/>
+        <w:ind w:left="0" w:hanging="0"/>
         <w:jc w:val="left"/>
         <w:rPr>
           <w:rFonts w:ascii="Courier New" w:hAnsi="Courier New" w:eastAsia="Times New Roman" w:cs="Courier New"/>
@@ -2496,7 +2566,7 @@
       <w:pPr>
         <w:pStyle w:val="Normal"/>
         <w:spacing w:before="0" w:after="0"/>
-        <w:ind w:left="0" w:right="0" w:hanging="0"/>
+        <w:ind w:left="0" w:hanging="0"/>
         <w:jc w:val="left"/>
         <w:rPr>
           <w:rFonts w:ascii="Courier New" w:hAnsi="Courier New" w:eastAsia="Times New Roman" w:cs="Courier New"/>
@@ -2519,7 +2589,7 @@
       <w:pPr>
         <w:pStyle w:val="Normal"/>
         <w:spacing w:before="0" w:after="0"/>
-        <w:ind w:left="0" w:right="0" w:hanging="0"/>
+        <w:ind w:left="0" w:hanging="0"/>
         <w:jc w:val="left"/>
         <w:rPr>
           <w:rFonts w:ascii="Courier New" w:hAnsi="Courier New" w:eastAsia="Times New Roman" w:cs="Courier New"/>
@@ -2542,7 +2612,7 @@
       <w:pPr>
         <w:pStyle w:val="Normal"/>
         <w:spacing w:before="0" w:after="0"/>
-        <w:ind w:left="0" w:right="0" w:hanging="0"/>
+        <w:ind w:left="0" w:hanging="0"/>
         <w:jc w:val="left"/>
         <w:rPr>
           <w:rFonts w:ascii="Courier New" w:hAnsi="Courier New" w:eastAsia="Times New Roman" w:cs="Courier New"/>
@@ -2565,7 +2635,7 @@
       <w:pPr>
         <w:pStyle w:val="Normal"/>
         <w:spacing w:before="0" w:after="0"/>
-        <w:ind w:left="0" w:right="0" w:hanging="0"/>
+        <w:ind w:left="0" w:hanging="0"/>
         <w:jc w:val="left"/>
         <w:rPr>
           <w:rFonts w:ascii="Courier New" w:hAnsi="Courier New" w:eastAsia="Times New Roman" w:cs="Courier New"/>
@@ -2588,7 +2658,7 @@
       <w:pPr>
         <w:pStyle w:val="Normal"/>
         <w:spacing w:before="0" w:after="0"/>
-        <w:ind w:left="0" w:right="0" w:hanging="0"/>
+        <w:ind w:left="0" w:hanging="0"/>
         <w:jc w:val="left"/>
         <w:rPr>
           <w:rFonts w:ascii="Courier New" w:hAnsi="Courier New" w:eastAsia="Times New Roman" w:cs="Courier New"/>
@@ -2610,7 +2680,7 @@
       <w:pPr>
         <w:pStyle w:val="Normal"/>
         <w:spacing w:before="0" w:after="0"/>
-        <w:ind w:left="0" w:right="0" w:hanging="0"/>
+        <w:ind w:left="0" w:hanging="0"/>
         <w:jc w:val="left"/>
         <w:rPr>
           <w:rFonts w:ascii="Courier New" w:hAnsi="Courier New" w:eastAsia="Times New Roman" w:cs="Courier New"/>
@@ -2632,7 +2702,7 @@
       <w:pPr>
         <w:pStyle w:val="Normal"/>
         <w:spacing w:before="0" w:after="0"/>
-        <w:ind w:left="0" w:right="0" w:hanging="0"/>
+        <w:ind w:left="0" w:hanging="0"/>
         <w:jc w:val="left"/>
         <w:rPr>
           <w:rFonts w:ascii="Courier New" w:hAnsi="Courier New" w:eastAsia="Times New Roman" w:cs="Courier New"/>
@@ -2655,7 +2725,7 @@
       <w:pPr>
         <w:pStyle w:val="Normal"/>
         <w:spacing w:before="0" w:after="0"/>
-        <w:ind w:left="0" w:right="0" w:hanging="0"/>
+        <w:ind w:left="0" w:hanging="0"/>
         <w:jc w:val="left"/>
         <w:rPr>
           <w:rFonts w:ascii="Courier New" w:hAnsi="Courier New" w:eastAsia="Times New Roman" w:cs="Courier New"/>
@@ -2678,7 +2748,7 @@
       <w:pPr>
         <w:pStyle w:val="Normal"/>
         <w:spacing w:before="0" w:after="0"/>
-        <w:ind w:left="0" w:right="0" w:hanging="0"/>
+        <w:ind w:left="0" w:hanging="0"/>
         <w:jc w:val="left"/>
         <w:rPr>
           <w:rFonts w:ascii="Courier New" w:hAnsi="Courier New" w:eastAsia="Times New Roman" w:cs="Courier New"/>
@@ -2701,7 +2771,7 @@
       <w:pPr>
         <w:pStyle w:val="Normal"/>
         <w:spacing w:before="0" w:after="0"/>
-        <w:ind w:left="0" w:right="0" w:hanging="0"/>
+        <w:ind w:left="0" w:hanging="0"/>
         <w:jc w:val="left"/>
         <w:rPr>
           <w:rFonts w:ascii="Courier New" w:hAnsi="Courier New" w:eastAsia="Times New Roman" w:cs="Courier New"/>
@@ -2724,7 +2794,7 @@
       <w:pPr>
         <w:pStyle w:val="Normal"/>
         <w:spacing w:before="0" w:after="0"/>
-        <w:ind w:left="0" w:right="0" w:hanging="0"/>
+        <w:ind w:left="0" w:hanging="0"/>
         <w:jc w:val="left"/>
         <w:rPr>
           <w:rFonts w:ascii="Courier New" w:hAnsi="Courier New" w:eastAsia="Times New Roman" w:cs="Courier New"/>
@@ -2748,7 +2818,7 @@
       <w:pPr>
         <w:pStyle w:val="Normal"/>
         <w:spacing w:before="0" w:after="0"/>
-        <w:ind w:left="0" w:right="0" w:hanging="0"/>
+        <w:ind w:left="0" w:hanging="0"/>
         <w:jc w:val="left"/>
         <w:rPr>
           <w:rFonts w:ascii="Courier New" w:hAnsi="Courier New" w:eastAsia="Times New Roman" w:cs="Courier New"/>
@@ -2772,7 +2842,7 @@
       <w:pPr>
         <w:pStyle w:val="Normal"/>
         <w:spacing w:before="0" w:after="0"/>
-        <w:ind w:left="0" w:right="0" w:hanging="0"/>
+        <w:ind w:left="0" w:hanging="0"/>
         <w:jc w:val="left"/>
         <w:rPr>
           <w:rFonts w:ascii="Courier New" w:hAnsi="Courier New" w:eastAsia="Times New Roman" w:cs="Courier New"/>
@@ -2796,7 +2866,7 @@
       <w:pPr>
         <w:pStyle w:val="Normal"/>
         <w:spacing w:before="0" w:after="0"/>
-        <w:ind w:left="0" w:right="0" w:hanging="0"/>
+        <w:ind w:left="0" w:hanging="0"/>
         <w:jc w:val="left"/>
         <w:rPr>
           <w:rFonts w:ascii="Courier New" w:hAnsi="Courier New" w:eastAsia="Times New Roman" w:cs="Courier New"/>
@@ -2819,7 +2889,7 @@
       <w:pPr>
         <w:pStyle w:val="Normal"/>
         <w:spacing w:before="0" w:after="0"/>
-        <w:ind w:left="0" w:right="0" w:hanging="0"/>
+        <w:ind w:left="0" w:hanging="0"/>
         <w:jc w:val="left"/>
         <w:rPr>
           <w:rFonts w:ascii="Courier New" w:hAnsi="Courier New" w:eastAsia="Times New Roman" w:cs="Courier New"/>
@@ -2841,7 +2911,7 @@
       <w:pPr>
         <w:pStyle w:val="Normal"/>
         <w:spacing w:before="0" w:after="0"/>
-        <w:ind w:left="0" w:right="0" w:hanging="0"/>
+        <w:ind w:left="0" w:hanging="0"/>
         <w:jc w:val="left"/>
         <w:rPr>
           <w:rFonts w:ascii="Courier New" w:hAnsi="Courier New" w:eastAsia="Times New Roman" w:cs="Courier New"/>
@@ -2863,7 +2933,7 @@
       <w:pPr>
         <w:pStyle w:val="Normal"/>
         <w:spacing w:before="0" w:after="0"/>
-        <w:ind w:left="0" w:right="0" w:hanging="0"/>
+        <w:ind w:left="0" w:hanging="0"/>
         <w:jc w:val="left"/>
         <w:rPr>
           <w:rFonts w:ascii="Courier New" w:hAnsi="Courier New" w:eastAsia="Times New Roman" w:cs="Courier New"/>
@@ -2885,7 +2955,7 @@
       <w:pPr>
         <w:pStyle w:val="Normal"/>
         <w:spacing w:before="0" w:after="0"/>
-        <w:ind w:left="0" w:right="0" w:hanging="0"/>
+        <w:ind w:left="0" w:hanging="0"/>
         <w:jc w:val="left"/>
         <w:rPr>
           <w:rFonts w:ascii="Courier New" w:hAnsi="Courier New" w:eastAsia="Times New Roman" w:cs="Courier New"/>
@@ -2908,7 +2978,7 @@
       <w:pPr>
         <w:pStyle w:val="Normal"/>
         <w:spacing w:before="0" w:after="0"/>
-        <w:ind w:left="0" w:right="0" w:hanging="0"/>
+        <w:ind w:left="0" w:hanging="0"/>
         <w:jc w:val="left"/>
         <w:rPr>
           <w:rFonts w:ascii="Courier New" w:hAnsi="Courier New" w:eastAsia="Times New Roman" w:cs="Courier New"/>
@@ -2931,7 +3001,7 @@
       <w:pPr>
         <w:pStyle w:val="Normal"/>
         <w:spacing w:before="0" w:after="0"/>
-        <w:ind w:left="0" w:right="0" w:hanging="0"/>
+        <w:ind w:left="0" w:hanging="0"/>
         <w:jc w:val="left"/>
         <w:rPr>
           <w:rFonts w:ascii="Courier New" w:hAnsi="Courier New" w:eastAsia="Times New Roman" w:cs="Courier New"/>
@@ -2953,7 +3023,7 @@
       <w:pPr>
         <w:pStyle w:val="Normal"/>
         <w:spacing w:before="0" w:after="0"/>
-        <w:ind w:left="0" w:right="0" w:hanging="0"/>
+        <w:ind w:left="0" w:hanging="0"/>
         <w:jc w:val="left"/>
         <w:rPr>
           <w:rFonts w:ascii="Courier New" w:hAnsi="Courier New" w:eastAsia="Times New Roman" w:cs="Courier New"/>
@@ -2975,7 +3045,7 @@
       <w:pPr>
         <w:pStyle w:val="Normal"/>
         <w:spacing w:before="0" w:after="0"/>
-        <w:ind w:left="0" w:right="0" w:hanging="0"/>
+        <w:ind w:left="0" w:hanging="0"/>
         <w:jc w:val="left"/>
         <w:rPr>
           <w:rFonts w:ascii="Courier New" w:hAnsi="Courier New" w:eastAsia="Times New Roman" w:cs="Courier New"/>
@@ -2998,7 +3068,7 @@
       <w:pPr>
         <w:pStyle w:val="Normal"/>
         <w:spacing w:before="0" w:after="0"/>
-        <w:ind w:left="0" w:right="0" w:hanging="0"/>
+        <w:ind w:left="0" w:hanging="0"/>
         <w:jc w:val="left"/>
         <w:rPr>
           <w:rFonts w:ascii="Courier New" w:hAnsi="Courier New" w:eastAsia="Times New Roman" w:cs="Courier New"/>
@@ -3021,7 +3091,7 @@
       <w:pPr>
         <w:pStyle w:val="Normal"/>
         <w:spacing w:before="0" w:after="0"/>
-        <w:ind w:left="0" w:right="0" w:hanging="0"/>
+        <w:ind w:left="0" w:hanging="0"/>
         <w:jc w:val="left"/>
         <w:rPr>
           <w:rFonts w:ascii="Courier New" w:hAnsi="Courier New" w:eastAsia="Times New Roman" w:cs="Courier New"/>
@@ -3044,7 +3114,7 @@
       <w:pPr>
         <w:pStyle w:val="Normal"/>
         <w:spacing w:before="0" w:after="0"/>
-        <w:ind w:left="0" w:right="0" w:hanging="0"/>
+        <w:ind w:left="0" w:hanging="0"/>
         <w:jc w:val="left"/>
         <w:rPr>
           <w:rFonts w:ascii="Courier New" w:hAnsi="Courier New" w:eastAsia="Times New Roman" w:cs="Courier New"/>
@@ -3066,75 +3136,54 @@
       <w:pPr>
         <w:pStyle w:val="Normal"/>
         <w:spacing w:before="0" w:after="0"/>
-        <w:ind w:left="0" w:right="0" w:hanging="0"/>
+        <w:ind w:left="0" w:hanging="0"/>
         <w:jc w:val="left"/>
-        <w:rPr>
-          <w:rFonts w:ascii="Courier New" w:hAnsi="Courier New" w:eastAsia="Times New Roman" w:cs="Courier New"/>
-          <w:sz w:val="20"/>
-          <w:lang w:val="en-US"/>
-        </w:rPr>
-      </w:pPr>
-      <w:r>
-        <w:rPr>
-          <w:rFonts w:eastAsia="Times New Roman" w:cs="Courier New" w:ascii="Courier New" w:hAnsi="Courier New"/>
-          <w:sz w:val="20"/>
-          <w:lang w:val="en-US"/>
-        </w:rPr>
-        <w:t>}</w:t>
-      </w:r>
-    </w:p>
-    <w:p>
-      <w:pPr>
-        <w:pStyle w:val="Normal"/>
-        <w:numPr>
-          <w:ilvl w:val="0"/>
-          <w:numId w:val="6"/>
-        </w:numPr>
         <w:rPr>
           <w:rFonts w:ascii="Times New Roman" w:hAnsi="Times New Roman" w:eastAsia="Times New Roman" w:cs="Times New Roman"/>
           <w:b/>
           <w:b/>
-          <w:color w:val="000000"/>
-          <w:sz w:val="24"/>
-          <w:szCs w:val="24"/>
-          <w:shd w:fill="FFFFFF" w:val="clear"/>
-        </w:rPr>
-      </w:pPr>
-      <w:r>
-        <w:rPr>
-          <w:rFonts w:eastAsia="Times New Roman" w:cs="Times New Roman" w:ascii="Times New Roman" w:hAnsi="Times New Roman"/>
-          <w:b/>
-          <w:color w:val="000000"/>
-          <w:sz w:val="24"/>
-          <w:szCs w:val="24"/>
-          <w:shd w:fill="FFFFFF" w:val="clear"/>
-        </w:rPr>
-        <w:t>Setting up V2X-Hub</w:t>
-      </w:r>
-    </w:p>
-    <w:p>
-      <w:pPr>
-        <w:pStyle w:val="ListParagraph"/>
+          <w:color w:val="000000" w:themeColor="text1"/>
+          <w:sz w:val="24"/>
+          <w:szCs w:val="24"/>
+          <w:highlight w:val="white"/>
+        </w:rPr>
+      </w:pPr>
+      <w:r>
+        <w:rPr>
+          <w:rFonts w:eastAsia="Times New Roman" w:cs="Courier New" w:ascii="Courier New" w:hAnsi="Courier New"/>
+          <w:sz w:val="20"/>
+          <w:lang w:val="en-US"/>
+        </w:rPr>
+        <w:t>}</w:t>
+      </w:r>
+    </w:p>
+    <w:p>
+      <w:pPr>
+        <w:pStyle w:val="Normal"/>
         <w:numPr>
           <w:ilvl w:val="0"/>
           <w:numId w:val="5"/>
         </w:numPr>
-        <w:spacing w:lineRule="auto" w:line="240"/>
-        <w:rPr>
-          <w:rFonts w:ascii="Times New Roman" w:hAnsi="Times New Roman" w:eastAsia="Times New Roman" w:cs="Times New Roman"/>
-          <w:color w:val="000000"/>
-          <w:sz w:val="24"/>
-          <w:shd w:fill="FFFFFF" w:val="clear"/>
-        </w:rPr>
-      </w:pPr>
-      <w:r>
-        <w:rPr>
-          <w:rFonts w:eastAsia="Times New Roman" w:cs="Times New Roman" w:ascii="Times New Roman" w:hAnsi="Times New Roman"/>
-          <w:color w:val="000000"/>
-          <w:sz w:val="24"/>
-          <w:shd w:fill="FFFFFF" w:val="clear"/>
-        </w:rPr>
-        <w:t>Follow the instruction from confluence page to set up V2X-Hub (https://usdot-carma.atlassian.net/wiki/spaces/V2XH/pages/1886158849/V2X-Hub+Docker+Deployment)</w:t>
+        <w:rPr>
+          <w:rFonts w:ascii="Times New Roman" w:hAnsi="Times New Roman" w:eastAsia="Times New Roman" w:cs="Times New Roman"/>
+          <w:b/>
+          <w:b/>
+          <w:color w:val="000000" w:themeColor="text1"/>
+          <w:sz w:val="24"/>
+          <w:szCs w:val="24"/>
+          <w:highlight w:val="white"/>
+        </w:rPr>
+      </w:pPr>
+      <w:r>
+        <w:rPr>
+          <w:rFonts w:eastAsia="Times New Roman" w:cs="Times New Roman" w:ascii="Times New Roman" w:hAnsi="Times New Roman"/>
+          <w:b/>
+          <w:color w:val="000000" w:themeColor="text1"/>
+          <w:sz w:val="24"/>
+          <w:szCs w:val="24"/>
+          <w:highlight w:val="white"/>
+        </w:rPr>
+        <w:t>Setting up V2X-Hub</w:t>
       </w:r>
     </w:p>
     <w:p>
@@ -3142,16 +3191,46 @@
         <w:pStyle w:val="ListParagraph"/>
         <w:numPr>
           <w:ilvl w:val="0"/>
-          <w:numId w:val="5"/>
+          <w:numId w:val="4"/>
         </w:numPr>
-        <w:rPr/>
-      </w:pPr>
-      <w:r>
-        <w:rPr>
-          <w:rFonts w:eastAsia="Times New Roman" w:cs="Times New Roman" w:ascii="Times New Roman" w:hAnsi="Times New Roman"/>
-          <w:color w:val="000000"/>
-          <w:sz w:val="24"/>
-          <w:shd w:fill="FFFFFF" w:val="clear"/>
+        <w:spacing w:lineRule="auto" w:line="240"/>
+        <w:rPr>
+          <w:rFonts w:ascii="Times New Roman" w:hAnsi="Times New Roman" w:eastAsia="Times New Roman" w:cs="Times New Roman"/>
+          <w:color w:val="000000" w:themeColor="text1"/>
+          <w:sz w:val="24"/>
+          <w:highlight w:val="white"/>
+        </w:rPr>
+      </w:pPr>
+      <w:r>
+        <w:rPr>
+          <w:rFonts w:eastAsia="Times New Roman" w:cs="Times New Roman" w:ascii="Times New Roman" w:hAnsi="Times New Roman"/>
+          <w:color w:val="000000" w:themeColor="text1"/>
+          <w:sz w:val="24"/>
+          <w:highlight w:val="white"/>
+        </w:rPr>
+        <w:t>Follow the instruction from confluence page to set up V2X-Hub (https://usdot-carma.atlassian.net/wiki/spaces/V2XH/pages/1886158849/V2X-Hub+Docker+Deployment)</w:t>
+      </w:r>
+    </w:p>
+    <w:p>
+      <w:pPr>
+        <w:pStyle w:val="ListParagraph"/>
+        <w:numPr>
+          <w:ilvl w:val="0"/>
+          <w:numId w:val="4"/>
+        </w:numPr>
+        <w:rPr>
+          <w:rFonts w:ascii="Times New Roman" w:hAnsi="Times New Roman" w:eastAsia="Times New Roman" w:cs="Times New Roman"/>
+          <w:color w:val="000000" w:themeColor="text1"/>
+          <w:sz w:val="24"/>
+          <w:highlight w:val="white"/>
+        </w:rPr>
+      </w:pPr>
+      <w:r>
+        <w:rPr>
+          <w:rFonts w:eastAsia="Times New Roman" w:cs="Times New Roman" w:ascii="Times New Roman" w:hAnsi="Times New Roman"/>
+          <w:color w:val="000000" w:themeColor="text1"/>
+          <w:sz w:val="24"/>
+          <w:highlight w:val="white"/>
         </w:rPr>
         <w:t>Execute initialization.sh script from the</w:t>
       </w:r>
@@ -3162,7 +3241,7 @@
       <w:r>
         <w:rPr>
           <w:rFonts w:eastAsia="Times New Roman" w:cs="Times New Roman" w:ascii="Times New Roman" w:hAnsi="Times New Roman"/>
-          <w:color w:val="000000"/>
+          <w:color w:val="000000" w:themeColor="text1"/>
           <w:sz w:val="24"/>
         </w:rPr>
         <w:t>V2X-Hub/configuration/amd64 directory</w:t>
@@ -3171,12 +3250,12 @@
     <w:p>
       <w:pPr>
         <w:pStyle w:val="ListParagraph"/>
-        <w:shd w:fill="D9D9D9" w:val="clear"/>
+        <w:shd w:val="clear" w:color="auto" w:fill="D9D9D9"/>
         <w:spacing w:lineRule="auto" w:line="276" w:before="220" w:after="0"/>
         <w:contextualSpacing/>
         <w:rPr>
           <w:rFonts w:ascii="Courier New" w:hAnsi="Courier New" w:cs="Courier New"/>
-          <w:color w:val="000000"/>
+          <w:color w:val="000000" w:themeColor="text1"/>
           <w:sz w:val="20"/>
           <w:szCs w:val="20"/>
         </w:rPr>
@@ -3184,7 +3263,7 @@
       <w:r>
         <w:rPr>
           <w:rFonts w:cs="Courier New" w:ascii="Courier New" w:hAnsi="Courier New"/>
-          <w:color w:val="000000"/>
+          <w:color w:val="000000" w:themeColor="text1"/>
           <w:sz w:val="20"/>
           <w:szCs w:val="20"/>
         </w:rPr>
@@ -3194,12 +3273,12 @@
     <w:p>
       <w:pPr>
         <w:pStyle w:val="ListParagraph"/>
-        <w:shd w:fill="D9D9D9" w:val="clear"/>
+        <w:shd w:val="clear" w:color="auto" w:fill="D9D9D9"/>
         <w:spacing w:lineRule="auto" w:line="276" w:before="220" w:after="0"/>
         <w:contextualSpacing/>
         <w:rPr>
           <w:rFonts w:ascii="Courier New" w:hAnsi="Courier New" w:cs="Courier New"/>
-          <w:color w:val="000000"/>
+          <w:color w:val="000000" w:themeColor="text1"/>
           <w:sz w:val="20"/>
           <w:szCs w:val="20"/>
         </w:rPr>
@@ -3207,42 +3286,25 @@
       <w:r>
         <w:rPr>
           <w:rFonts w:cs="Courier New" w:ascii="Courier New" w:hAnsi="Courier New"/>
-          <w:color w:val="000000"/>
-          <w:sz w:val="20"/>
-          <w:szCs w:val="20"/>
-        </w:rPr>
-        <w:t>cd V2X-Hub/configuration/amd64/</w:t>
-      </w:r>
-    </w:p>
-    <w:p>
-      <w:pPr>
-        <w:pStyle w:val="ListParagraph"/>
-        <w:shd w:fill="D9D9D9" w:val="clear"/>
-        <w:spacing w:lineRule="auto" w:line="276" w:before="220" w:after="0"/>
-        <w:contextualSpacing/>
-        <w:rPr>
-          <w:rFonts w:ascii="Courier New" w:hAnsi="Courier New" w:cs="Courier New"/>
-          <w:color w:val="000000"/>
-          <w:sz w:val="20"/>
-          <w:szCs w:val="20"/>
-        </w:rPr>
-      </w:pPr>
-      <w:r>
-        <w:rPr>
-          <w:rFonts w:cs="Courier New" w:ascii="Courier New" w:hAnsi="Courier New"/>
-          <w:color w:val="000000"/>
-          <w:sz w:val="20"/>
-          <w:szCs w:val="20"/>
-        </w:rPr>
-        <w:t>./initialization.sh</w:t>
-      </w:r>
-    </w:p>
-    <w:p>
-      <w:pPr>
-        <w:pStyle w:val="Normal"/>
-        <w:ind w:left="0" w:right="0" w:hanging="0"/>
+          <w:color w:val="000000" w:themeColor="text1"/>
+          <w:sz w:val="20"/>
+          <w:szCs w:val="20"/>
+        </w:rPr>
+        <w:t>cd V2X-Hub/configuration/amd64/./initialization.sh</w:t>
+      </w:r>
+    </w:p>
+    <w:p>
+      <w:pPr>
+        <w:pStyle w:val="Normal"/>
+        <w:ind w:left="0" w:hanging="0"/>
         <w:jc w:val="center"/>
-        <w:rPr/>
+        <w:rPr>
+          <w:rFonts w:ascii="Times New Roman" w:hAnsi="Times New Roman" w:eastAsia="Times New Roman" w:cs="Times New Roman"/>
+          <w:color w:val="000000" w:themeColor="text1"/>
+          <w:sz w:val="24"/>
+          <w:szCs w:val="24"/>
+          <w:highlight w:val="white"/>
+        </w:rPr>
       </w:pPr>
       <w:r>
         <w:rPr/>
@@ -3290,23 +3352,23 @@
         <w:pStyle w:val="ListParagraph"/>
         <w:numPr>
           <w:ilvl w:val="0"/>
-          <w:numId w:val="8"/>
+          <w:numId w:val="7"/>
         </w:numPr>
         <w:spacing w:lineRule="auto" w:line="240" w:before="220" w:after="160"/>
         <w:contextualSpacing w:val="false"/>
         <w:rPr>
           <w:rFonts w:ascii="Times New Roman" w:hAnsi="Times New Roman" w:eastAsia="Times New Roman" w:cs="Times New Roman"/>
-          <w:color w:val="000000"/>
-          <w:sz w:val="24"/>
-          <w:shd w:fill="FFFFFF" w:val="clear"/>
-        </w:rPr>
-      </w:pPr>
-      <w:r>
-        <w:rPr>
-          <w:rFonts w:eastAsia="Times New Roman" w:cs="Times New Roman" w:ascii="Times New Roman" w:hAnsi="Times New Roman"/>
-          <w:color w:val="000000"/>
-          <w:sz w:val="24"/>
-          <w:shd w:fill="FFFFFF" w:val="clear"/>
+          <w:color w:val="000000" w:themeColor="text1"/>
+          <w:sz w:val="24"/>
+          <w:highlight w:val="white"/>
+        </w:rPr>
+      </w:pPr>
+      <w:r>
+        <w:rPr>
+          <w:rFonts w:eastAsia="Times New Roman" w:cs="Times New Roman" w:ascii="Times New Roman" w:hAnsi="Times New Roman"/>
+          <w:color w:val="000000" w:themeColor="text1"/>
+          <w:sz w:val="24"/>
+          <w:highlight w:val="white"/>
         </w:rPr>
         <w:t>Set password for mysql_root_password and mysql_password when asked. For example,</w:t>
       </w:r>
@@ -3314,12 +3376,12 @@
     <w:p>
       <w:pPr>
         <w:pStyle w:val="ListParagraph"/>
-        <w:shd w:fill="D9D9D9" w:val="clear"/>
+        <w:shd w:val="clear" w:color="auto" w:fill="D9D9D9"/>
         <w:spacing w:lineRule="auto" w:line="276" w:before="220" w:after="0"/>
         <w:contextualSpacing/>
         <w:rPr>
           <w:rFonts w:ascii="Courier New" w:hAnsi="Courier New" w:cs="Courier New"/>
-          <w:color w:val="000000"/>
+          <w:color w:val="000000" w:themeColor="text1"/>
           <w:sz w:val="20"/>
           <w:szCs w:val="20"/>
         </w:rPr>
@@ -3327,7 +3389,7 @@
       <w:r>
         <w:rPr>
           <w:rFonts w:cs="Courier New" w:ascii="Courier New" w:hAnsi="Courier New"/>
-          <w:color w:val="000000"/>
+          <w:color w:val="000000" w:themeColor="text1"/>
           <w:sz w:val="20"/>
           <w:szCs w:val="20"/>
         </w:rPr>
@@ -3337,12 +3399,12 @@
     <w:p>
       <w:pPr>
         <w:pStyle w:val="ListParagraph"/>
-        <w:shd w:fill="D9D9D9" w:val="clear"/>
+        <w:shd w:val="clear" w:color="auto" w:fill="D9D9D9"/>
         <w:spacing w:lineRule="auto" w:line="276" w:before="220" w:after="0"/>
         <w:contextualSpacing/>
         <w:rPr>
           <w:rFonts w:ascii="Courier New" w:hAnsi="Courier New" w:cs="Courier New"/>
-          <w:color w:val="000000"/>
+          <w:color w:val="000000" w:themeColor="text1"/>
           <w:sz w:val="20"/>
           <w:szCs w:val="20"/>
         </w:rPr>
@@ -3350,7 +3412,7 @@
       <w:r>
         <w:rPr>
           <w:rFonts w:cs="Courier New" w:ascii="Courier New" w:hAnsi="Courier New"/>
-          <w:color w:val="000000"/>
+          <w:color w:val="000000" w:themeColor="text1"/>
           <w:sz w:val="20"/>
           <w:szCs w:val="20"/>
         </w:rPr>
@@ -3360,8 +3422,14 @@
     <w:p>
       <w:pPr>
         <w:pStyle w:val="Normal"/>
-        <w:ind w:left="720" w:right="0" w:firstLine="720"/>
-        <w:rPr/>
+        <w:ind w:left="720" w:firstLine="720"/>
+        <w:rPr>
+          <w:rFonts w:ascii="Times New Roman" w:hAnsi="Times New Roman" w:eastAsia="Times New Roman" w:cs="Times New Roman"/>
+          <w:color w:val="000000" w:themeColor="text1"/>
+          <w:sz w:val="24"/>
+          <w:szCs w:val="24"/>
+          <w:highlight w:val="white"/>
+        </w:rPr>
       </w:pPr>
       <w:r>
         <w:rPr/>
@@ -3409,23 +3477,23 @@
         <w:pStyle w:val="ListParagraph"/>
         <w:numPr>
           <w:ilvl w:val="0"/>
-          <w:numId w:val="8"/>
+          <w:numId w:val="7"/>
         </w:numPr>
         <w:spacing w:lineRule="auto" w:line="240" w:before="220" w:after="160"/>
         <w:contextualSpacing w:val="false"/>
         <w:rPr>
           <w:rFonts w:ascii="Times New Roman" w:hAnsi="Times New Roman" w:eastAsia="Times New Roman" w:cs="Times New Roman"/>
-          <w:color w:val="000000"/>
-          <w:sz w:val="24"/>
-          <w:shd w:fill="FFFFFF" w:val="clear"/>
-        </w:rPr>
-      </w:pPr>
-      <w:r>
-        <w:rPr>
-          <w:rFonts w:eastAsia="Times New Roman" w:cs="Times New Roman" w:ascii="Times New Roman" w:hAnsi="Times New Roman"/>
-          <w:color w:val="000000"/>
-          <w:sz w:val="24"/>
-          <w:shd w:fill="FFFFFF" w:val="clear"/>
+          <w:color w:val="000000" w:themeColor="text1"/>
+          <w:sz w:val="24"/>
+          <w:highlight w:val="white"/>
+        </w:rPr>
+      </w:pPr>
+      <w:r>
+        <w:rPr>
+          <w:rFonts w:eastAsia="Times New Roman" w:cs="Times New Roman" w:ascii="Times New Roman" w:hAnsi="Times New Roman"/>
+          <w:color w:val="000000" w:themeColor="text1"/>
+          <w:sz w:val="24"/>
+          <w:highlight w:val="white"/>
         </w:rPr>
         <w:t>Set V2X-Hub login credential when asked. For example,</w:t>
       </w:r>
@@ -3433,12 +3501,12 @@
     <w:p>
       <w:pPr>
         <w:pStyle w:val="ListParagraph"/>
-        <w:shd w:fill="D9D9D9" w:val="clear"/>
+        <w:shd w:val="clear" w:color="auto" w:fill="D9D9D9"/>
         <w:spacing w:lineRule="auto" w:line="276" w:before="220" w:after="0"/>
         <w:contextualSpacing/>
         <w:rPr>
           <w:rFonts w:ascii="Courier New" w:hAnsi="Courier New" w:cs="Courier New"/>
-          <w:color w:val="000000"/>
+          <w:color w:val="000000" w:themeColor="text1"/>
           <w:sz w:val="20"/>
           <w:szCs w:val="20"/>
         </w:rPr>
@@ -3446,7 +3514,7 @@
       <w:r>
         <w:rPr>
           <w:rFonts w:cs="Courier New" w:ascii="Courier New" w:hAnsi="Courier New"/>
-          <w:color w:val="000000"/>
+          <w:color w:val="000000" w:themeColor="text1"/>
           <w:sz w:val="20"/>
           <w:szCs w:val="20"/>
         </w:rPr>
@@ -3456,12 +3524,12 @@
     <w:p>
       <w:pPr>
         <w:pStyle w:val="ListParagraph"/>
-        <w:shd w:fill="D9D9D9" w:val="clear"/>
+        <w:shd w:val="clear" w:color="auto" w:fill="D9D9D9"/>
         <w:spacing w:lineRule="auto" w:line="276" w:before="220" w:after="0"/>
         <w:contextualSpacing/>
         <w:rPr>
           <w:rFonts w:ascii="Courier New" w:hAnsi="Courier New" w:cs="Courier New"/>
-          <w:color w:val="000000"/>
+          <w:color w:val="000000" w:themeColor="text1"/>
           <w:sz w:val="20"/>
           <w:szCs w:val="20"/>
         </w:rPr>
@@ -3469,7 +3537,7 @@
       <w:r>
         <w:rPr>
           <w:rFonts w:cs="Courier New" w:ascii="Courier New" w:hAnsi="Courier New"/>
-          <w:color w:val="000000"/>
+          <w:color w:val="000000" w:themeColor="text1"/>
           <w:sz w:val="20"/>
           <w:szCs w:val="20"/>
         </w:rPr>
@@ -3479,15 +3547,21 @@
     <w:p>
       <w:pPr>
         <w:pStyle w:val="Normal"/>
-        <w:rPr/>
-      </w:pPr>
-      <w:r>
-        <w:rPr>
-          <w:rFonts w:eastAsia="Times New Roman" w:cs="Times New Roman" w:ascii="Times New Roman" w:hAnsi="Times New Roman"/>
-          <w:color w:val="000000"/>
-          <w:sz w:val="24"/>
-          <w:szCs w:val="24"/>
-          <w:shd w:fill="FFFFFF" w:val="clear"/>
+        <w:rPr>
+          <w:rFonts w:ascii="Times New Roman" w:hAnsi="Times New Roman" w:eastAsia="Times New Roman" w:cs="Times New Roman"/>
+          <w:color w:val="000000" w:themeColor="text1"/>
+          <w:sz w:val="24"/>
+          <w:szCs w:val="24"/>
+          <w:highlight w:val="white"/>
+        </w:rPr>
+      </w:pPr>
+      <w:r>
+        <w:rPr>
+          <w:rFonts w:eastAsia="Times New Roman" w:cs="Times New Roman" w:ascii="Times New Roman" w:hAnsi="Times New Roman"/>
+          <w:color w:val="000000" w:themeColor="text1"/>
+          <w:sz w:val="24"/>
+          <w:szCs w:val="24"/>
+          <w:highlight w:val="white"/>
         </w:rPr>
         <w:tab/>
       </w:r>
@@ -3537,24 +3611,24 @@
         <w:pStyle w:val="ListParagraph"/>
         <w:numPr>
           <w:ilvl w:val="0"/>
-          <w:numId w:val="8"/>
+          <w:numId w:val="7"/>
         </w:numPr>
         <w:spacing w:lineRule="auto" w:line="240" w:before="220" w:after="0"/>
         <w:contextualSpacing/>
         <w:jc w:val="left"/>
         <w:rPr>
           <w:rFonts w:ascii="Times New Roman" w:hAnsi="Times New Roman" w:eastAsia="Times New Roman" w:cs="Times New Roman"/>
-          <w:color w:val="000000"/>
-          <w:sz w:val="24"/>
-          <w:shd w:fill="FFFFFF" w:val="clear"/>
-        </w:rPr>
-      </w:pPr>
-      <w:r>
-        <w:rPr>
-          <w:rFonts w:eastAsia="Times New Roman" w:cs="Times New Roman" w:ascii="Times New Roman" w:hAnsi="Times New Roman"/>
-          <w:color w:val="000000"/>
-          <w:sz w:val="24"/>
-          <w:shd w:fill="FFFFFF" w:val="clear"/>
+          <w:color w:val="000000" w:themeColor="text1"/>
+          <w:sz w:val="24"/>
+          <w:highlight w:val="white"/>
+        </w:rPr>
+      </w:pPr>
+      <w:r>
+        <w:rPr>
+          <w:rFonts w:eastAsia="Times New Roman" w:cs="Times New Roman" w:ascii="Times New Roman" w:hAnsi="Times New Roman"/>
+          <w:color w:val="000000" w:themeColor="text1"/>
+          <w:sz w:val="24"/>
+          <w:highlight w:val="white"/>
         </w:rPr>
         <w:t>Navigate to https://&lt;v2x-hub ip&gt;:19760 in the browser. For example, 192.168.26.101:19760</w:t>
       </w:r>
@@ -3564,22 +3638,22 @@
         <w:pStyle w:val="ListParagraph"/>
         <w:numPr>
           <w:ilvl w:val="0"/>
-          <w:numId w:val="8"/>
+          <w:numId w:val="7"/>
         </w:numPr>
         <w:spacing w:lineRule="auto" w:line="240"/>
         <w:rPr>
           <w:rFonts w:ascii="Times New Roman" w:hAnsi="Times New Roman" w:eastAsia="Times New Roman" w:cs="Times New Roman"/>
-          <w:color w:val="000000"/>
-          <w:sz w:val="24"/>
-          <w:shd w:fill="FFFFFF" w:val="clear"/>
-        </w:rPr>
-      </w:pPr>
-      <w:r>
-        <w:rPr>
-          <w:rFonts w:eastAsia="Times New Roman" w:cs="Times New Roman" w:ascii="Times New Roman" w:hAnsi="Times New Roman"/>
-          <w:color w:val="000000"/>
-          <w:sz w:val="24"/>
-          <w:shd w:fill="FFFFFF" w:val="clear"/>
+          <w:color w:val="000000" w:themeColor="text1"/>
+          <w:sz w:val="24"/>
+          <w:highlight w:val="white"/>
+        </w:rPr>
+      </w:pPr>
+      <w:r>
+        <w:rPr>
+          <w:rFonts w:eastAsia="Times New Roman" w:cs="Times New Roman" w:ascii="Times New Roman" w:hAnsi="Times New Roman"/>
+          <w:color w:val="000000" w:themeColor="text1"/>
+          <w:sz w:val="24"/>
+          <w:highlight w:val="white"/>
         </w:rPr>
         <w:t>Open a new tab -&gt; https://192.168.26.101:19760/ -&gt; advance -&gt; accept the risk.</w:t>
       </w:r>
@@ -3587,7 +3661,13 @@
     <w:p>
       <w:pPr>
         <w:pStyle w:val="Normal"/>
-        <w:rPr/>
+        <w:rPr>
+          <w:rFonts w:ascii="Times New Roman" w:hAnsi="Times New Roman" w:eastAsia="Times New Roman" w:cs="Times New Roman"/>
+          <w:color w:val="000000" w:themeColor="text1"/>
+          <w:sz w:val="24"/>
+          <w:szCs w:val="24"/>
+          <w:highlight w:val="white"/>
+        </w:rPr>
       </w:pPr>
       <w:r>
         <w:rPr/>
@@ -3640,22 +3720,22 @@
         <w:pStyle w:val="ListParagraph"/>
         <w:numPr>
           <w:ilvl w:val="0"/>
-          <w:numId w:val="8"/>
+          <w:numId w:val="7"/>
         </w:numPr>
         <w:spacing w:lineRule="auto" w:line="240"/>
         <w:rPr>
           <w:rFonts w:ascii="Times New Roman" w:hAnsi="Times New Roman" w:eastAsia="Times New Roman" w:cs="Times New Roman"/>
-          <w:color w:val="000000"/>
-          <w:sz w:val="24"/>
-          <w:shd w:fill="FFFFFF" w:val="clear"/>
-        </w:rPr>
-      </w:pPr>
-      <w:r>
-        <w:rPr>
-          <w:rFonts w:eastAsia="Times New Roman" w:cs="Times New Roman" w:ascii="Times New Roman" w:hAnsi="Times New Roman"/>
-          <w:color w:val="000000"/>
-          <w:sz w:val="24"/>
-          <w:shd w:fill="FFFFFF" w:val="clear"/>
+          <w:color w:val="000000" w:themeColor="text1"/>
+          <w:sz w:val="24"/>
+          <w:highlight w:val="white"/>
+        </w:rPr>
+      </w:pPr>
+      <w:r>
+        <w:rPr>
+          <w:rFonts w:eastAsia="Times New Roman" w:cs="Times New Roman" w:ascii="Times New Roman" w:hAnsi="Times New Roman"/>
+          <w:color w:val="000000" w:themeColor="text1"/>
+          <w:sz w:val="24"/>
+          <w:highlight w:val="white"/>
         </w:rPr>
         <w:t>login with V2X-Hub credential</w:t>
       </w:r>
@@ -3665,22 +3745,22 @@
         <w:pStyle w:val="ListParagraph"/>
         <w:numPr>
           <w:ilvl w:val="0"/>
-          <w:numId w:val="8"/>
+          <w:numId w:val="7"/>
         </w:numPr>
         <w:spacing w:lineRule="auto" w:line="240"/>
         <w:rPr>
           <w:rFonts w:ascii="Times New Roman" w:hAnsi="Times New Roman" w:eastAsia="Times New Roman" w:cs="Times New Roman"/>
-          <w:color w:val="000000"/>
-          <w:sz w:val="24"/>
-          <w:shd w:fill="FFFFFF" w:val="clear"/>
-        </w:rPr>
-      </w:pPr>
-      <w:r>
-        <w:rPr>
-          <w:rFonts w:eastAsia="Times New Roman" w:cs="Times New Roman" w:ascii="Times New Roman" w:hAnsi="Times New Roman"/>
-          <w:color w:val="000000"/>
-          <w:sz w:val="24"/>
-          <w:shd w:fill="FFFFFF" w:val="clear"/>
+          <w:color w:val="000000" w:themeColor="text1"/>
+          <w:sz w:val="24"/>
+          <w:highlight w:val="white"/>
+        </w:rPr>
+      </w:pPr>
+      <w:r>
+        <w:rPr>
+          <w:rFonts w:eastAsia="Times New Roman" w:cs="Times New Roman" w:ascii="Times New Roman" w:hAnsi="Times New Roman"/>
+          <w:color w:val="000000" w:themeColor="text1"/>
+          <w:sz w:val="24"/>
+          <w:highlight w:val="white"/>
         </w:rPr>
         <w:t>Upload and configure the plugin (zip file) if required</w:t>
       </w:r>
@@ -3688,7 +3768,12 @@
     <w:p>
       <w:pPr>
         <w:pStyle w:val="Normal"/>
-        <w:rPr/>
+        <w:rPr>
+          <w:rFonts w:ascii="Times New Roman" w:hAnsi="Times New Roman" w:eastAsia="Times New Roman" w:cs="Times New Roman"/>
+          <w:color w:val="000000" w:themeColor="text1"/>
+          <w:sz w:val="24"/>
+          <w:szCs w:val="24"/>
+        </w:rPr>
       </w:pPr>
       <w:r>
         <w:rPr/>
@@ -3739,7 +3824,12 @@
     <w:p>
       <w:pPr>
         <w:pStyle w:val="Normal"/>
-        <w:rPr/>
+        <w:rPr>
+          <w:rFonts w:ascii="Times New Roman" w:hAnsi="Times New Roman" w:eastAsia="Times New Roman" w:cs="Times New Roman"/>
+          <w:color w:val="000000" w:themeColor="text1"/>
+          <w:sz w:val="24"/>
+          <w:szCs w:val="24"/>
+        </w:rPr>
       </w:pPr>
       <w:r>
         <w:rPr/>
@@ -3790,7 +3880,12 @@
     <w:p>
       <w:pPr>
         <w:pStyle w:val="Normal"/>
-        <w:rPr/>
+        <w:rPr>
+          <w:rFonts w:ascii="Times New Roman" w:hAnsi="Times New Roman" w:eastAsia="Times New Roman" w:cs="Times New Roman"/>
+          <w:color w:val="000000" w:themeColor="text1"/>
+          <w:sz w:val="24"/>
+          <w:szCs w:val="24"/>
+        </w:rPr>
       </w:pPr>
       <w:r>
         <w:rPr/>
@@ -3843,24 +3938,29 @@
         <w:pStyle w:val="Normal"/>
         <w:rPr>
           <w:rFonts w:ascii="Times New Roman" w:hAnsi="Times New Roman" w:eastAsia="Times New Roman" w:cs="Times New Roman"/>
-          <w:color w:val="000000"/>
-          <w:sz w:val="24"/>
-          <w:szCs w:val="24"/>
-        </w:rPr>
-      </w:pPr>
-      <w:r>
-        <w:rPr>
-          <w:rFonts w:eastAsia="Times New Roman" w:cs="Times New Roman" w:ascii="Times New Roman" w:hAnsi="Times New Roman"/>
-          <w:color w:val="000000"/>
-          <w:sz w:val="24"/>
-          <w:szCs w:val="24"/>
-        </w:rPr>
-      </w:r>
-    </w:p>
-    <w:p>
-      <w:pPr>
-        <w:pStyle w:val="Normal"/>
-        <w:rPr/>
+          <w:color w:val="000000" w:themeColor="text1"/>
+          <w:sz w:val="24"/>
+          <w:szCs w:val="24"/>
+        </w:rPr>
+      </w:pPr>
+      <w:r>
+        <w:rPr>
+          <w:rFonts w:eastAsia="Times New Roman" w:cs="Times New Roman" w:ascii="Times New Roman" w:hAnsi="Times New Roman"/>
+          <w:color w:val="000000" w:themeColor="text1"/>
+          <w:sz w:val="24"/>
+          <w:szCs w:val="24"/>
+        </w:rPr>
+      </w:r>
+    </w:p>
+    <w:p>
+      <w:pPr>
+        <w:pStyle w:val="Normal"/>
+        <w:rPr>
+          <w:rFonts w:ascii="Times New Roman" w:hAnsi="Times New Roman" w:eastAsia="Times New Roman" w:cs="Times New Roman"/>
+          <w:color w:val="000000" w:themeColor="text1"/>
+          <w:sz w:val="24"/>
+          <w:szCs w:val="24"/>
+        </w:rPr>
       </w:pPr>
       <w:r>
         <w:rPr/>
@@ -3913,19 +4013,19 @@
         <w:pStyle w:val="ListParagraph"/>
         <w:numPr>
           <w:ilvl w:val="0"/>
-          <w:numId w:val="5"/>
+          <w:numId w:val="4"/>
         </w:numPr>
         <w:spacing w:lineRule="auto" w:line="240"/>
         <w:rPr>
           <w:rFonts w:ascii="Times New Roman" w:hAnsi="Times New Roman" w:eastAsia="Times New Roman" w:cs="Times New Roman"/>
-          <w:color w:val="000000"/>
-          <w:sz w:val="24"/>
-        </w:rPr>
-      </w:pPr>
-      <w:r>
-        <w:rPr>
-          <w:rFonts w:eastAsia="Times New Roman" w:cs="Times New Roman" w:ascii="Times New Roman" w:hAnsi="Times New Roman"/>
-          <w:color w:val="000000"/>
+          <w:color w:val="000000" w:themeColor="text1"/>
+          <w:sz w:val="24"/>
+        </w:rPr>
+      </w:pPr>
+      <w:r>
+        <w:rPr>
+          <w:rFonts w:eastAsia="Times New Roman" w:cs="Times New Roman" w:ascii="Times New Roman" w:hAnsi="Times New Roman"/>
+          <w:color w:val="000000" w:themeColor="text1"/>
           <w:sz w:val="24"/>
         </w:rPr>
         <w:t>V2X docker stack may stop working if it is inactive for a while. It is required to restart docker stack in that scenario.</w:t>
@@ -3934,7 +4034,12 @@
     <w:p>
       <w:pPr>
         <w:pStyle w:val="Normal"/>
-        <w:rPr/>
+        <w:rPr>
+          <w:rFonts w:ascii="Times New Roman" w:hAnsi="Times New Roman" w:eastAsia="Times New Roman" w:cs="Times New Roman"/>
+          <w:color w:val="000000" w:themeColor="text1"/>
+          <w:sz w:val="24"/>
+          <w:szCs w:val="24"/>
+        </w:rPr>
       </w:pPr>
       <w:r>
         <w:rPr/>
@@ -3982,15 +4087,15 @@
         <w:pStyle w:val="Normal"/>
         <w:rPr>
           <w:rFonts w:ascii="Times New Roman" w:hAnsi="Times New Roman" w:eastAsia="Times New Roman" w:cs="Times New Roman"/>
-          <w:color w:val="000000"/>
-          <w:sz w:val="24"/>
-          <w:szCs w:val="24"/>
-        </w:rPr>
-      </w:pPr>
-      <w:r>
-        <w:rPr>
-          <w:rFonts w:eastAsia="Times New Roman" w:cs="Times New Roman" w:ascii="Times New Roman" w:hAnsi="Times New Roman"/>
-          <w:color w:val="000000"/>
+          <w:color w:val="000000" w:themeColor="text1"/>
+          <w:sz w:val="24"/>
+          <w:szCs w:val="24"/>
+        </w:rPr>
+      </w:pPr>
+      <w:r>
+        <w:rPr>
+          <w:rFonts w:eastAsia="Times New Roman" w:cs="Times New Roman" w:ascii="Times New Roman" w:hAnsi="Times New Roman"/>
+          <w:color w:val="000000" w:themeColor="text1"/>
           <w:sz w:val="24"/>
           <w:szCs w:val="24"/>
         </w:rPr>
@@ -4002,253 +4107,65 @@
     <w:p>
       <w:pPr>
         <w:pStyle w:val="Normal"/>
-        <w:numPr>
-          <w:ilvl w:val="0"/>
-          <w:numId w:val="6"/>
-        </w:numPr>
-        <w:rPr>
-          <w:rFonts w:ascii="Times New Roman" w:hAnsi="Times New Roman" w:eastAsia="Times New Roman" w:cs="Times New Roman"/>
-          <w:b/>
-          <w:b/>
-          <w:color w:val="000000"/>
-          <w:sz w:val="24"/>
-          <w:szCs w:val="24"/>
-        </w:rPr>
-      </w:pPr>
-      <w:bookmarkStart w:id="0" w:name="_Hlk166680953"/>
-      <w:r>
-        <w:rPr>
-          <w:rFonts w:eastAsia="Times New Roman" w:cs="Times New Roman" w:ascii="Times New Roman" w:hAnsi="Times New Roman"/>
-          <w:b/>
-          <w:color w:val="000000"/>
-          <w:sz w:val="24"/>
-          <w:szCs w:val="24"/>
-        </w:rPr>
-        <w:t>Setting up Objective Systems Library</w:t>
-      </w:r>
-      <w:bookmarkEnd w:id="0"/>
-    </w:p>
-    <w:p>
-      <w:pPr>
-        <w:pStyle w:val="Normal"/>
-        <w:spacing w:before="220" w:after="160"/>
-        <w:ind w:left="360" w:right="0" w:hanging="0"/>
-        <w:contextualSpacing/>
-        <w:rPr>
-          <w:rFonts w:ascii="Times New Roman" w:hAnsi="Times New Roman" w:eastAsia="Times New Roman" w:cs="Times New Roman"/>
-          <w:color w:val="000000"/>
-          <w:sz w:val="24"/>
-          <w:szCs w:val="24"/>
-        </w:rPr>
-      </w:pPr>
-      <w:r>
-        <w:rPr>
-          <w:rFonts w:eastAsia="Times New Roman" w:cs="Times New Roman" w:ascii="Times New Roman" w:hAnsi="Times New Roman"/>
-          <w:color w:val="000000"/>
-          <w:sz w:val="24"/>
-          <w:szCs w:val="24"/>
-        </w:rPr>
-        <w:t>Objective Systems Library is located in the anl-voices/3rdparty/objective-systems directory. To use this library, it is required to link the library to the bashrc file and place the license file in the same directory of each software component.</w:t>
-      </w:r>
-    </w:p>
-    <w:p>
-      <w:pPr>
-        <w:pStyle w:val="ListParagraph"/>
-        <w:shd w:fill="D9D9D9" w:val="clear"/>
-        <w:spacing w:lineRule="auto" w:line="276" w:before="220" w:after="0"/>
-        <w:contextualSpacing/>
-        <w:jc w:val="left"/>
-        <w:rPr>
-          <w:rFonts w:ascii="Courier New" w:hAnsi="Courier New" w:cs="Courier New"/>
-          <w:color w:val="000000"/>
-          <w:sz w:val="20"/>
-          <w:szCs w:val="20"/>
-        </w:rPr>
-      </w:pPr>
-      <w:r>
-        <w:rPr>
-          <w:rFonts w:cs="Courier New" w:ascii="Courier New" w:hAnsi="Courier New"/>
-          <w:color w:val="000000"/>
-          <w:sz w:val="20"/>
-          <w:szCs w:val="20"/>
-        </w:rPr>
-        <w:t>export PYROOT=/home/$USER/Desktop/deb-anl-xil/3rdparty/objective-systems/v2x_api_76201_lb</w:t>
-      </w:r>
-    </w:p>
-    <w:p>
-      <w:pPr>
-        <w:pStyle w:val="ListParagraph"/>
-        <w:shd w:fill="D9D9D9" w:val="clear"/>
-        <w:spacing w:lineRule="auto" w:line="276" w:before="220" w:after="0"/>
-        <w:contextualSpacing/>
-        <w:rPr>
-          <w:rFonts w:ascii="Courier New" w:hAnsi="Courier New" w:cs="Courier New"/>
-          <w:color w:val="000000"/>
-          <w:sz w:val="20"/>
-          <w:szCs w:val="20"/>
-        </w:rPr>
-      </w:pPr>
-      <w:r>
-        <w:rPr>
-          <w:rFonts w:cs="Courier New" w:ascii="Courier New" w:hAnsi="Courier New"/>
-          <w:color w:val="000000"/>
-          <w:sz w:val="20"/>
-          <w:szCs w:val="20"/>
-        </w:rPr>
-        <w:t>export BUILD=debug</w:t>
-      </w:r>
-    </w:p>
-    <w:p>
-      <w:pPr>
-        <w:pStyle w:val="ListParagraph"/>
-        <w:shd w:fill="D9D9D9" w:val="clear"/>
-        <w:spacing w:lineRule="auto" w:line="276" w:before="220" w:after="0"/>
-        <w:contextualSpacing/>
-        <w:rPr>
-          <w:rFonts w:ascii="Courier New" w:hAnsi="Courier New" w:cs="Courier New"/>
-          <w:color w:val="000000"/>
-          <w:sz w:val="20"/>
-          <w:szCs w:val="20"/>
-        </w:rPr>
-      </w:pPr>
-      <w:r>
-        <w:rPr>
-          <w:rFonts w:cs="Courier New" w:ascii="Courier New" w:hAnsi="Courier New"/>
-          <w:color w:val="000000"/>
-          <w:sz w:val="20"/>
-          <w:szCs w:val="20"/>
-        </w:rPr>
-        <w:t>export LIBROOT=${PYROOT}/${BUILD}/lib</w:t>
-      </w:r>
-    </w:p>
-    <w:p>
-      <w:pPr>
-        <w:pStyle w:val="ListParagraph"/>
-        <w:shd w:fill="D9D9D9" w:val="clear"/>
-        <w:spacing w:lineRule="auto" w:line="276" w:before="220" w:after="0"/>
-        <w:contextualSpacing/>
-        <w:rPr>
-          <w:rFonts w:ascii="Courier New" w:hAnsi="Courier New" w:cs="Courier New"/>
-          <w:color w:val="000000"/>
-          <w:sz w:val="20"/>
-          <w:szCs w:val="20"/>
-        </w:rPr>
-      </w:pPr>
-      <w:r>
-        <w:rPr>
-          <w:rFonts w:cs="Courier New" w:ascii="Courier New" w:hAnsi="Courier New"/>
-          <w:color w:val="000000"/>
-          <w:sz w:val="20"/>
-          <w:szCs w:val="20"/>
-        </w:rPr>
-        <w:t>export LD_LIBRARY_PATH=${LD_LIBRARY_PATH}:${LIBROOT}</w:t>
-      </w:r>
-    </w:p>
-    <w:p>
-      <w:pPr>
-        <w:pStyle w:val="ListParagraph"/>
-        <w:shd w:fill="D9D9D9" w:val="clear"/>
-        <w:spacing w:lineRule="auto" w:line="276" w:before="220" w:after="0"/>
-        <w:contextualSpacing/>
-        <w:rPr>
-          <w:rFonts w:ascii="Courier New" w:hAnsi="Courier New" w:cs="Courier New"/>
-          <w:color w:val="000000"/>
-          <w:sz w:val="20"/>
-          <w:szCs w:val="20"/>
-        </w:rPr>
-      </w:pPr>
-      <w:r>
-        <w:rPr>
-          <w:rFonts w:cs="Courier New" w:ascii="Courier New" w:hAnsi="Courier New"/>
-          <w:color w:val="000000"/>
-          <w:sz w:val="20"/>
-          <w:szCs w:val="20"/>
-        </w:rPr>
-        <w:t>export PYTHONPATH=${PYTHONPATH}:${PYROOT}/python/src</w:t>
-      </w:r>
-    </w:p>
-    <w:p>
-      <w:pPr>
-        <w:pStyle w:val="ListParagraph"/>
-        <w:shd w:fill="D9D9D9" w:val="clear"/>
-        <w:spacing w:lineRule="auto" w:line="276" w:before="220" w:after="0"/>
-        <w:contextualSpacing/>
-        <w:rPr>
-          <w:rFonts w:ascii="Courier New" w:hAnsi="Courier New" w:cs="Courier New"/>
-          <w:color w:val="000000"/>
-          <w:sz w:val="20"/>
-          <w:szCs w:val="20"/>
-        </w:rPr>
-      </w:pPr>
-      <w:r>
-        <w:rPr>
-          <w:rFonts w:cs="Courier New" w:ascii="Courier New" w:hAnsi="Courier New"/>
-          <w:color w:val="000000"/>
-          <w:sz w:val="20"/>
-          <w:szCs w:val="20"/>
-        </w:rPr>
-        <w:t>source ~/.bashrc</w:t>
-      </w:r>
-    </w:p>
-    <w:p>
-      <w:pPr>
-        <w:pStyle w:val="Normal"/>
-        <w:numPr>
-          <w:ilvl w:val="0"/>
-          <w:numId w:val="6"/>
-        </w:numPr>
-        <w:rPr>
-          <w:rFonts w:ascii="Times New Roman" w:hAnsi="Times New Roman" w:eastAsia="Times New Roman" w:cs="Times New Roman"/>
-          <w:b/>
-          <w:b/>
-          <w:color w:val="000000"/>
-          <w:sz w:val="24"/>
-          <w:szCs w:val="24"/>
-        </w:rPr>
-      </w:pPr>
-      <w:r>
-        <w:rPr>
-          <w:rFonts w:eastAsia="Times New Roman" w:cs="Times New Roman" w:ascii="Times New Roman" w:hAnsi="Times New Roman"/>
-          <w:b/>
-          <w:color w:val="000000"/>
-          <w:sz w:val="24"/>
-          <w:szCs w:val="24"/>
-        </w:rPr>
-        <w:t>Running the System</w:t>
-      </w:r>
-    </w:p>
-    <w:p>
-      <w:pPr>
-        <w:pStyle w:val="ListParagraph"/>
         <w:numPr>
           <w:ilvl w:val="0"/>
           <w:numId w:val="5"/>
         </w:numPr>
         <w:rPr>
           <w:rFonts w:ascii="Times New Roman" w:hAnsi="Times New Roman" w:eastAsia="Times New Roman" w:cs="Times New Roman"/>
-          <w:color w:val="000000"/>
-          <w:sz w:val="24"/>
-        </w:rPr>
-      </w:pPr>
-      <w:r>
-        <w:rPr>
-          <w:rFonts w:eastAsia="Times New Roman" w:cs="Times New Roman" w:ascii="Times New Roman" w:hAnsi="Times New Roman"/>
-          <w:color w:val="000000"/>
-          <w:sz w:val="24"/>
-        </w:rPr>
-        <w:t>Start Pilot2 docker stack</w:t>
+          <w:b/>
+          <w:b/>
+          <w:color w:val="000000" w:themeColor="text1"/>
+          <w:sz w:val="24"/>
+          <w:szCs w:val="24"/>
+        </w:rPr>
+      </w:pPr>
+      <w:bookmarkStart w:id="0" w:name="_Hlk166680953"/>
+      <w:r>
+        <w:rPr>
+          <w:rFonts w:eastAsia="Times New Roman" w:cs="Times New Roman" w:ascii="Times New Roman" w:hAnsi="Times New Roman"/>
+          <w:b/>
+          <w:color w:val="000000" w:themeColor="text1"/>
+          <w:sz w:val="24"/>
+          <w:szCs w:val="24"/>
+        </w:rPr>
+        <w:t>Setting up Objective Systems Library</w:t>
+      </w:r>
+      <w:bookmarkEnd w:id="0"/>
+    </w:p>
+    <w:p>
+      <w:pPr>
+        <w:pStyle w:val="Normal"/>
+        <w:spacing w:before="220" w:after="160"/>
+        <w:ind w:left="360" w:hanging="0"/>
+        <w:contextualSpacing/>
+        <w:rPr>
+          <w:rFonts w:ascii="Times New Roman" w:hAnsi="Times New Roman" w:eastAsia="Times New Roman" w:cs="Times New Roman"/>
+          <w:color w:val="000000" w:themeColor="text1"/>
+          <w:sz w:val="24"/>
+          <w:szCs w:val="24"/>
+        </w:rPr>
+      </w:pPr>
+      <w:r>
+        <w:rPr>
+          <w:rFonts w:eastAsia="Times New Roman" w:cs="Times New Roman" w:ascii="Times New Roman" w:hAnsi="Times New Roman"/>
+          <w:color w:val="000000" w:themeColor="text1"/>
+          <w:sz w:val="24"/>
+          <w:szCs w:val="24"/>
+        </w:rPr>
+        <w:t>Objective Systems Library is located in the anl-voices/3rdparty/objective-systems directory. To use this library, it is required to link the library to the bashrc file and place the license file in the same directory of each software component.</w:t>
       </w:r>
     </w:p>
     <w:p>
       <w:pPr>
         <w:pStyle w:val="ListParagraph"/>
-        <w:shd w:fill="D9D9D9" w:val="clear"/>
+        <w:shd w:val="clear" w:color="auto" w:fill="D9D9D9"/>
         <w:spacing w:lineRule="auto" w:line="276" w:before="220" w:after="0"/>
         <w:contextualSpacing/>
         <w:jc w:val="left"/>
         <w:rPr>
           <w:rFonts w:ascii="Courier New" w:hAnsi="Courier New" w:cs="Courier New"/>
-          <w:color w:val="000000"/>
+          <w:color w:val="000000" w:themeColor="text1"/>
           <w:sz w:val="20"/>
           <w:szCs w:val="20"/>
         </w:rPr>
@@ -4256,23 +4173,187 @@
       <w:r>
         <w:rPr>
           <w:rFonts w:cs="Courier New" w:ascii="Courier New" w:hAnsi="Courier New"/>
-          <w:color w:val="000000"/>
-          <w:sz w:val="20"/>
-          <w:szCs w:val="20"/>
-        </w:rPr>
-        <w:t xml:space="preserve">cd voices-poc/docker/pilot2-event2 </w:t>
+          <w:color w:val="000000" w:themeColor="text1"/>
+          <w:sz w:val="20"/>
+          <w:szCs w:val="20"/>
+        </w:rPr>
+        <w:t>export PYROOT=/home/$USER/Desktop/deb-anl-xil/3rdparty/objective-systems/v2x_api_76201_lb</w:t>
       </w:r>
     </w:p>
     <w:p>
       <w:pPr>
         <w:pStyle w:val="ListParagraph"/>
-        <w:shd w:fill="D9D9D9" w:val="clear"/>
+        <w:shd w:val="clear" w:color="auto" w:fill="D9D9D9"/>
+        <w:spacing w:lineRule="auto" w:line="276" w:before="220" w:after="0"/>
+        <w:contextualSpacing/>
+        <w:rPr>
+          <w:rFonts w:ascii="Courier New" w:hAnsi="Courier New" w:cs="Courier New"/>
+          <w:color w:val="000000" w:themeColor="text1"/>
+          <w:sz w:val="20"/>
+          <w:szCs w:val="20"/>
+        </w:rPr>
+      </w:pPr>
+      <w:r>
+        <w:rPr>
+          <w:rFonts w:cs="Courier New" w:ascii="Courier New" w:hAnsi="Courier New"/>
+          <w:color w:val="000000" w:themeColor="text1"/>
+          <w:sz w:val="20"/>
+          <w:szCs w:val="20"/>
+        </w:rPr>
+        <w:t>export BUILD=debug</w:t>
+      </w:r>
+    </w:p>
+    <w:p>
+      <w:pPr>
+        <w:pStyle w:val="ListParagraph"/>
+        <w:shd w:val="clear" w:color="auto" w:fill="D9D9D9"/>
+        <w:spacing w:lineRule="auto" w:line="276" w:before="220" w:after="0"/>
+        <w:contextualSpacing/>
+        <w:rPr>
+          <w:rFonts w:ascii="Courier New" w:hAnsi="Courier New" w:cs="Courier New"/>
+          <w:color w:val="000000" w:themeColor="text1"/>
+          <w:sz w:val="20"/>
+          <w:szCs w:val="20"/>
+        </w:rPr>
+      </w:pPr>
+      <w:r>
+        <w:rPr>
+          <w:rFonts w:cs="Courier New" w:ascii="Courier New" w:hAnsi="Courier New"/>
+          <w:color w:val="000000" w:themeColor="text1"/>
+          <w:sz w:val="20"/>
+          <w:szCs w:val="20"/>
+        </w:rPr>
+        <w:t>export LIBROOT=${PYROOT}/${BUILD}/lib</w:t>
+      </w:r>
+    </w:p>
+    <w:p>
+      <w:pPr>
+        <w:pStyle w:val="ListParagraph"/>
+        <w:shd w:val="clear" w:color="auto" w:fill="D9D9D9"/>
+        <w:spacing w:lineRule="auto" w:line="276" w:before="220" w:after="0"/>
+        <w:contextualSpacing/>
+        <w:rPr>
+          <w:rFonts w:ascii="Courier New" w:hAnsi="Courier New" w:cs="Courier New"/>
+          <w:color w:val="000000" w:themeColor="text1"/>
+          <w:sz w:val="20"/>
+          <w:szCs w:val="20"/>
+        </w:rPr>
+      </w:pPr>
+      <w:r>
+        <w:rPr>
+          <w:rFonts w:cs="Courier New" w:ascii="Courier New" w:hAnsi="Courier New"/>
+          <w:color w:val="000000" w:themeColor="text1"/>
+          <w:sz w:val="20"/>
+          <w:szCs w:val="20"/>
+        </w:rPr>
+        <w:t>export LD_LIBRARY_PATH=${LD_LIBRARY_PATH}:${LIBROOT}</w:t>
+      </w:r>
+    </w:p>
+    <w:p>
+      <w:pPr>
+        <w:pStyle w:val="ListParagraph"/>
+        <w:shd w:val="clear" w:color="auto" w:fill="D9D9D9"/>
+        <w:spacing w:lineRule="auto" w:line="276" w:before="220" w:after="0"/>
+        <w:contextualSpacing/>
+        <w:rPr>
+          <w:rFonts w:ascii="Courier New" w:hAnsi="Courier New" w:cs="Courier New"/>
+          <w:color w:val="000000" w:themeColor="text1"/>
+          <w:sz w:val="20"/>
+          <w:szCs w:val="20"/>
+        </w:rPr>
+      </w:pPr>
+      <w:r>
+        <w:rPr>
+          <w:rFonts w:cs="Courier New" w:ascii="Courier New" w:hAnsi="Courier New"/>
+          <w:color w:val="000000" w:themeColor="text1"/>
+          <w:sz w:val="20"/>
+          <w:szCs w:val="20"/>
+        </w:rPr>
+        <w:t>export PYTHONPATH=${PYTHONPATH}:${PYROOT}/python/src</w:t>
+      </w:r>
+    </w:p>
+    <w:p>
+      <w:pPr>
+        <w:pStyle w:val="ListParagraph"/>
+        <w:shd w:val="clear" w:color="auto" w:fill="D9D9D9"/>
+        <w:spacing w:lineRule="auto" w:line="276" w:before="220" w:after="0"/>
+        <w:contextualSpacing/>
+        <w:rPr>
+          <w:rFonts w:ascii="Courier New" w:hAnsi="Courier New" w:cs="Courier New"/>
+          <w:color w:val="000000" w:themeColor="text1"/>
+          <w:sz w:val="20"/>
+          <w:szCs w:val="20"/>
+        </w:rPr>
+      </w:pPr>
+      <w:r>
+        <w:rPr>
+          <w:rFonts w:cs="Courier New" w:ascii="Courier New" w:hAnsi="Courier New"/>
+          <w:color w:val="000000" w:themeColor="text1"/>
+          <w:sz w:val="20"/>
+          <w:szCs w:val="20"/>
+        </w:rPr>
+        <w:t>source ~/.bashrc</w:t>
+      </w:r>
+    </w:p>
+    <w:p>
+      <w:pPr>
+        <w:pStyle w:val="Normal"/>
+        <w:numPr>
+          <w:ilvl w:val="0"/>
+          <w:numId w:val="5"/>
+        </w:numPr>
+        <w:rPr>
+          <w:rFonts w:ascii="Times New Roman" w:hAnsi="Times New Roman" w:eastAsia="Times New Roman" w:cs="Times New Roman"/>
+          <w:b/>
+          <w:b/>
+          <w:color w:val="000000" w:themeColor="text1"/>
+          <w:sz w:val="24"/>
+          <w:szCs w:val="24"/>
+        </w:rPr>
+      </w:pPr>
+      <w:r>
+        <w:rPr>
+          <w:rFonts w:eastAsia="Times New Roman" w:cs="Times New Roman" w:ascii="Times New Roman" w:hAnsi="Times New Roman"/>
+          <w:b/>
+          <w:color w:val="000000" w:themeColor="text1"/>
+          <w:sz w:val="24"/>
+          <w:szCs w:val="24"/>
+        </w:rPr>
+        <w:t>Running the System</w:t>
+      </w:r>
+    </w:p>
+    <w:p>
+      <w:pPr>
+        <w:pStyle w:val="ListParagraph"/>
+        <w:numPr>
+          <w:ilvl w:val="0"/>
+          <w:numId w:val="4"/>
+        </w:numPr>
+        <w:rPr>
+          <w:rFonts w:ascii="Times New Roman" w:hAnsi="Times New Roman" w:eastAsia="Times New Roman" w:cs="Times New Roman"/>
+          <w:color w:val="000000" w:themeColor="text1"/>
+          <w:sz w:val="24"/>
+        </w:rPr>
+      </w:pPr>
+      <w:r>
+        <w:rPr>
+          <w:rFonts w:eastAsia="Times New Roman" w:cs="Times New Roman" w:ascii="Times New Roman" w:hAnsi="Times New Roman"/>
+          <w:color w:val="000000" w:themeColor="text1"/>
+          <w:sz w:val="24"/>
+        </w:rPr>
+        <w:t>Start Pilot2 docker stack</w:t>
+      </w:r>
+    </w:p>
+    <w:p>
+      <w:pPr>
+        <w:pStyle w:val="ListParagraph"/>
+        <w:shd w:val="clear" w:color="auto" w:fill="D9D9D9"/>
         <w:spacing w:lineRule="auto" w:line="276" w:before="220" w:after="0"/>
         <w:contextualSpacing/>
         <w:jc w:val="left"/>
         <w:rPr>
           <w:rFonts w:ascii="Courier New" w:hAnsi="Courier New" w:cs="Courier New"/>
-          <w:color w:val="000000"/>
+          <w:color w:val="000000" w:themeColor="text1"/>
           <w:sz w:val="20"/>
           <w:szCs w:val="20"/>
         </w:rPr>
@@ -4280,7 +4361,31 @@
       <w:r>
         <w:rPr>
           <w:rFonts w:cs="Courier New" w:ascii="Courier New" w:hAnsi="Courier New"/>
-          <w:color w:val="000000"/>
+          <w:color w:val="000000" w:themeColor="text1"/>
+          <w:sz w:val="20"/>
+          <w:szCs w:val="20"/>
+        </w:rPr>
+        <w:t xml:space="preserve">cd voices-poc/docker/pilot2-event2 </w:t>
+      </w:r>
+    </w:p>
+    <w:p>
+      <w:pPr>
+        <w:pStyle w:val="ListParagraph"/>
+        <w:shd w:val="clear" w:color="auto" w:fill="D9D9D9"/>
+        <w:spacing w:lineRule="auto" w:line="276" w:before="220" w:after="0"/>
+        <w:contextualSpacing/>
+        <w:jc w:val="left"/>
+        <w:rPr>
+          <w:rFonts w:ascii="Courier New" w:hAnsi="Courier New" w:cs="Courier New"/>
+          <w:color w:val="000000" w:themeColor="text1"/>
+          <w:sz w:val="20"/>
+          <w:szCs w:val="20"/>
+        </w:rPr>
+      </w:pPr>
+      <w:r>
+        <w:rPr>
+          <w:rFonts w:cs="Courier New" w:ascii="Courier New" w:hAnsi="Courier New"/>
+          <w:color w:val="000000" w:themeColor="text1"/>
           <w:sz w:val="20"/>
           <w:szCs w:val="20"/>
         </w:rPr>
@@ -4290,7 +4395,12 @@
     <w:p>
       <w:pPr>
         <w:pStyle w:val="Normal"/>
-        <w:rPr/>
+        <w:rPr>
+          <w:rFonts w:ascii="Times New Roman" w:hAnsi="Times New Roman" w:eastAsia="Times New Roman" w:cs="Times New Roman"/>
+          <w:color w:val="000000" w:themeColor="text1"/>
+          <w:sz w:val="24"/>
+          <w:szCs w:val="24"/>
+        </w:rPr>
       </w:pPr>
       <w:r>
         <w:rPr/>
@@ -4338,19 +4448,19 @@
         <w:pStyle w:val="ListParagraph"/>
         <w:numPr>
           <w:ilvl w:val="0"/>
-          <w:numId w:val="5"/>
+          <w:numId w:val="4"/>
         </w:numPr>
         <w:spacing w:lineRule="auto" w:line="240"/>
         <w:rPr>
           <w:rFonts w:ascii="Times New Roman" w:hAnsi="Times New Roman" w:eastAsia="Times New Roman" w:cs="Times New Roman"/>
-          <w:color w:val="000000"/>
-          <w:sz w:val="24"/>
-        </w:rPr>
-      </w:pPr>
-      <w:r>
-        <w:rPr>
-          <w:rFonts w:eastAsia="Times New Roman" w:cs="Times New Roman" w:ascii="Times New Roman" w:hAnsi="Times New Roman"/>
-          <w:color w:val="000000"/>
+          <w:color w:val="000000" w:themeColor="text1"/>
+          <w:sz w:val="24"/>
+        </w:rPr>
+      </w:pPr>
+      <w:r>
+        <w:rPr>
+          <w:rFonts w:eastAsia="Times New Roman" w:cs="Times New Roman" w:ascii="Times New Roman" w:hAnsi="Times New Roman"/>
+          <w:color w:val="000000" w:themeColor="text1"/>
           <w:sz w:val="24"/>
         </w:rPr>
         <w:t>Start TenaBsmPlugin from V2X-Hub</w:t>
@@ -4359,7 +4469,12 @@
     <w:p>
       <w:pPr>
         <w:pStyle w:val="Normal"/>
-        <w:rPr/>
+        <w:rPr>
+          <w:rFonts w:ascii="Times New Roman" w:hAnsi="Times New Roman" w:eastAsia="Times New Roman" w:cs="Times New Roman"/>
+          <w:color w:val="000000" w:themeColor="text1"/>
+          <w:sz w:val="24"/>
+          <w:szCs w:val="24"/>
+        </w:rPr>
       </w:pPr>
       <w:r>
         <w:rPr/>
@@ -4412,19 +4527,19 @@
         <w:pStyle w:val="ListParagraph"/>
         <w:numPr>
           <w:ilvl w:val="0"/>
-          <w:numId w:val="5"/>
+          <w:numId w:val="4"/>
         </w:numPr>
         <w:spacing w:lineRule="auto" w:line="240"/>
         <w:rPr>
           <w:rFonts w:ascii="Times New Roman" w:hAnsi="Times New Roman" w:eastAsia="Times New Roman" w:cs="Times New Roman"/>
-          <w:color w:val="000000"/>
-          <w:sz w:val="24"/>
-        </w:rPr>
-      </w:pPr>
-      <w:r>
-        <w:rPr>
-          <w:rFonts w:eastAsia="Times New Roman" w:cs="Times New Roman" w:ascii="Times New Roman" w:hAnsi="Times New Roman"/>
-          <w:color w:val="000000"/>
+          <w:color w:val="000000" w:themeColor="text1"/>
+          <w:sz w:val="24"/>
+        </w:rPr>
+      </w:pPr>
+      <w:r>
+        <w:rPr>
+          <w:rFonts w:eastAsia="Times New Roman" w:cs="Times New Roman" w:ascii="Times New Roman" w:hAnsi="Times New Roman"/>
+          <w:color w:val="000000" w:themeColor="text1"/>
           <w:sz w:val="24"/>
         </w:rPr>
         <w:t>Start SPAT, TenaSpatPlugin if connected to any traffic signal controller.</w:t>
@@ -4435,19 +4550,19 @@
         <w:pStyle w:val="ListParagraph"/>
         <w:numPr>
           <w:ilvl w:val="0"/>
-          <w:numId w:val="5"/>
+          <w:numId w:val="4"/>
         </w:numPr>
         <w:spacing w:lineRule="auto" w:line="240"/>
         <w:rPr>
           <w:rFonts w:ascii="Times New Roman" w:hAnsi="Times New Roman" w:eastAsia="Times New Roman" w:cs="Times New Roman"/>
-          <w:color w:val="000000"/>
-          <w:sz w:val="24"/>
-        </w:rPr>
-      </w:pPr>
-      <w:r>
-        <w:rPr>
-          <w:rFonts w:eastAsia="Times New Roman" w:cs="Times New Roman" w:ascii="Times New Roman" w:hAnsi="Times New Roman"/>
-          <w:color w:val="000000"/>
+          <w:color w:val="000000" w:themeColor="text1"/>
+          <w:sz w:val="24"/>
+        </w:rPr>
+      </w:pPr>
+      <w:r>
+        <w:rPr>
+          <w:rFonts w:eastAsia="Times New Roman" w:cs="Times New Roman" w:ascii="Times New Roman" w:hAnsi="Times New Roman"/>
+          <w:color w:val="000000" w:themeColor="text1"/>
           <w:sz w:val="24"/>
         </w:rPr>
         <w:t>Check in TENA Console if all the VOICES adapters and Scenario Publisher are running.</w:t>
@@ -4458,19 +4573,19 @@
         <w:pStyle w:val="ListParagraph"/>
         <w:numPr>
           <w:ilvl w:val="0"/>
-          <w:numId w:val="5"/>
+          <w:numId w:val="4"/>
         </w:numPr>
         <w:spacing w:lineRule="auto" w:line="240"/>
         <w:rPr>
           <w:rFonts w:ascii="Times New Roman" w:hAnsi="Times New Roman" w:eastAsia="Times New Roman" w:cs="Times New Roman"/>
-          <w:color w:val="000000"/>
-          <w:sz w:val="24"/>
-        </w:rPr>
-      </w:pPr>
-      <w:r>
-        <w:rPr>
-          <w:rFonts w:eastAsia="Times New Roman" w:cs="Times New Roman" w:ascii="Times New Roman" w:hAnsi="Times New Roman"/>
-          <w:color w:val="000000"/>
+          <w:color w:val="000000" w:themeColor="text1"/>
+          <w:sz w:val="24"/>
+        </w:rPr>
+      </w:pPr>
+      <w:r>
+        <w:rPr>
+          <w:rFonts w:eastAsia="Times New Roman" w:cs="Times New Roman" w:ascii="Times New Roman" w:hAnsi="Times New Roman"/>
+          <w:color w:val="000000" w:themeColor="text1"/>
           <w:sz w:val="24"/>
         </w:rPr>
         <w:t>Users can verify if a particular adapter in sending and receiving TENA SDOs by selecting that adapter-&gt;OM Stats -&gt; Refresh OM Stats</w:t>
@@ -4479,7 +4594,12 @@
     <w:p>
       <w:pPr>
         <w:pStyle w:val="Normal"/>
-        <w:rPr/>
+        <w:rPr>
+          <w:rFonts w:ascii="Times New Roman" w:hAnsi="Times New Roman" w:eastAsia="Times New Roman" w:cs="Times New Roman"/>
+          <w:color w:val="000000" w:themeColor="text1"/>
+          <w:sz w:val="24"/>
+          <w:szCs w:val="24"/>
+        </w:rPr>
       </w:pPr>
       <w:r>
         <w:rPr/>
@@ -4532,21 +4652,21 @@
         <w:pStyle w:val="ListParagraph"/>
         <w:numPr>
           <w:ilvl w:val="0"/>
-          <w:numId w:val="7"/>
+          <w:numId w:val="6"/>
         </w:numPr>
         <w:spacing w:lineRule="auto" w:line="240" w:before="220" w:after="160"/>
         <w:contextualSpacing w:val="false"/>
         <w:jc w:val="left"/>
         <w:rPr>
           <w:rFonts w:ascii="Times New Roman" w:hAnsi="Times New Roman" w:eastAsia="Times New Roman" w:cs="Times New Roman"/>
-          <w:color w:val="000000"/>
-          <w:sz w:val="24"/>
-        </w:rPr>
-      </w:pPr>
-      <w:r>
-        <w:rPr>
-          <w:rFonts w:eastAsia="Times New Roman" w:cs="Times New Roman" w:ascii="Times New Roman" w:hAnsi="Times New Roman"/>
-          <w:color w:val="000000"/>
+          <w:color w:val="000000" w:themeColor="text1"/>
+          <w:sz w:val="24"/>
+        </w:rPr>
+      </w:pPr>
+      <w:r>
+        <w:rPr>
+          <w:rFonts w:eastAsia="Times New Roman" w:cs="Times New Roman" w:ascii="Times New Roman" w:hAnsi="Times New Roman"/>
+          <w:color w:val="000000" w:themeColor="text1"/>
           <w:sz w:val="24"/>
         </w:rPr>
         <w:t>For Group run, start dyno-vehicle-manager.py program from anl-voices/src/group-run directory.</w:t>
@@ -4555,13 +4675,13 @@
     <w:p>
       <w:pPr>
         <w:pStyle w:val="ListParagraph"/>
-        <w:shd w:fill="D9D9D9" w:val="clear"/>
+        <w:shd w:val="clear" w:color="auto" w:fill="D9D9D9"/>
         <w:spacing w:lineRule="auto" w:line="276" w:before="220" w:after="0"/>
         <w:contextualSpacing/>
         <w:jc w:val="left"/>
         <w:rPr>
           <w:rFonts w:ascii="Courier New" w:hAnsi="Courier New" w:cs="Courier New"/>
-          <w:color w:val="000000"/>
+          <w:color w:val="000000" w:themeColor="text1"/>
           <w:sz w:val="20"/>
           <w:szCs w:val="20"/>
         </w:rPr>
@@ -4569,7 +4689,7 @@
       <w:r>
         <w:rPr>
           <w:rFonts w:cs="Courier New" w:ascii="Courier New" w:hAnsi="Courier New"/>
-          <w:color w:val="000000"/>
+          <w:color w:val="000000" w:themeColor="text1"/>
           <w:sz w:val="20"/>
           <w:szCs w:val="20"/>
         </w:rPr>
@@ -4579,13 +4699,13 @@
     <w:p>
       <w:pPr>
         <w:pStyle w:val="ListParagraph"/>
-        <w:shd w:fill="D9D9D9" w:val="clear"/>
+        <w:shd w:val="clear" w:color="auto" w:fill="D9D9D9"/>
         <w:spacing w:lineRule="auto" w:line="276" w:before="220" w:after="0"/>
         <w:contextualSpacing/>
         <w:jc w:val="left"/>
         <w:rPr>
           <w:rFonts w:ascii="Courier New" w:hAnsi="Courier New" w:cs="Courier New"/>
-          <w:color w:val="000000"/>
+          <w:color w:val="000000" w:themeColor="text1"/>
           <w:sz w:val="20"/>
           <w:szCs w:val="20"/>
         </w:rPr>
@@ -4593,7 +4713,7 @@
       <w:r>
         <w:rPr>
           <w:rFonts w:cs="Courier New" w:ascii="Courier New" w:hAnsi="Courier New"/>
-          <w:color w:val="000000"/>
+          <w:color w:val="000000" w:themeColor="text1"/>
           <w:sz w:val="20"/>
           <w:szCs w:val="20"/>
         </w:rPr>
@@ -4605,20 +4725,20 @@
         <w:pStyle w:val="ListParagraph"/>
         <w:numPr>
           <w:ilvl w:val="0"/>
-          <w:numId w:val="7"/>
+          <w:numId w:val="6"/>
         </w:numPr>
         <w:spacing w:lineRule="auto" w:line="240" w:before="220" w:after="160"/>
         <w:contextualSpacing w:val="false"/>
         <w:rPr>
           <w:rFonts w:ascii="Times New Roman" w:hAnsi="Times New Roman" w:eastAsia="Times New Roman" w:cs="Times New Roman"/>
-          <w:color w:val="000000"/>
-          <w:sz w:val="24"/>
-        </w:rPr>
-      </w:pPr>
-      <w:r>
-        <w:rPr>
-          <w:rFonts w:eastAsia="Times New Roman" w:cs="Times New Roman" w:ascii="Times New Roman" w:hAnsi="Times New Roman"/>
-          <w:color w:val="000000"/>
+          <w:color w:val="000000" w:themeColor="text1"/>
+          <w:sz w:val="24"/>
+        </w:rPr>
+      </w:pPr>
+      <w:r>
+        <w:rPr>
+          <w:rFonts w:eastAsia="Times New Roman" w:cs="Times New Roman" w:ascii="Times New Roman" w:hAnsi="Times New Roman"/>
+          <w:color w:val="000000" w:themeColor="text1"/>
           <w:sz w:val="24"/>
         </w:rPr>
         <w:t>For Solo Run, start dyno-vehicle-manager.py and lead-vehicle-main.py from anl-voices/src/solo-run/dyno-vehicle and anl-voices/src/solo-run/lead-vehicle, respectively.</w:t>
@@ -4627,13 +4747,13 @@
     <w:p>
       <w:pPr>
         <w:pStyle w:val="ListParagraph"/>
-        <w:shd w:fill="D9D9D9" w:val="clear"/>
+        <w:shd w:val="clear" w:color="auto" w:fill="D9D9D9"/>
         <w:spacing w:lineRule="auto" w:line="276" w:before="220" w:after="0"/>
         <w:contextualSpacing/>
         <w:jc w:val="left"/>
         <w:rPr>
           <w:rFonts w:ascii="Courier New" w:hAnsi="Courier New" w:cs="Courier New"/>
-          <w:color w:val="000000"/>
+          <w:color w:val="000000" w:themeColor="text1"/>
           <w:sz w:val="20"/>
           <w:szCs w:val="20"/>
         </w:rPr>
@@ -4641,7 +4761,7 @@
       <w:r>
         <w:rPr>
           <w:rFonts w:cs="Courier New" w:ascii="Courier New" w:hAnsi="Courier New"/>
-          <w:color w:val="000000"/>
+          <w:color w:val="000000" w:themeColor="text1"/>
           <w:sz w:val="20"/>
           <w:szCs w:val="20"/>
         </w:rPr>
@@ -4651,13 +4771,13 @@
     <w:p>
       <w:pPr>
         <w:pStyle w:val="ListParagraph"/>
-        <w:shd w:fill="D9D9D9" w:val="clear"/>
+        <w:shd w:val="clear" w:color="auto" w:fill="D9D9D9"/>
         <w:spacing w:lineRule="auto" w:line="276" w:before="220" w:after="0"/>
         <w:contextualSpacing/>
         <w:jc w:val="left"/>
         <w:rPr>
           <w:rFonts w:ascii="Courier New" w:hAnsi="Courier New" w:cs="Courier New"/>
-          <w:color w:val="000000"/>
+          <w:color w:val="000000" w:themeColor="text1"/>
           <w:sz w:val="20"/>
           <w:szCs w:val="20"/>
         </w:rPr>
@@ -4665,7 +4785,7 @@
       <w:r>
         <w:rPr>
           <w:rFonts w:cs="Courier New" w:ascii="Courier New" w:hAnsi="Courier New"/>
-          <w:color w:val="000000"/>
+          <w:color w:val="000000" w:themeColor="text1"/>
           <w:sz w:val="20"/>
           <w:szCs w:val="20"/>
         </w:rPr>
@@ -4675,13 +4795,13 @@
     <w:p>
       <w:pPr>
         <w:pStyle w:val="ListParagraph"/>
-        <w:shd w:fill="D9D9D9" w:val="clear"/>
+        <w:shd w:val="clear" w:color="auto" w:fill="D9D9D9"/>
         <w:spacing w:lineRule="auto" w:line="276" w:before="220" w:after="0"/>
         <w:contextualSpacing/>
         <w:jc w:val="left"/>
         <w:rPr>
           <w:rFonts w:ascii="Courier New" w:hAnsi="Courier New" w:cs="Courier New"/>
-          <w:color w:val="000000"/>
+          <w:color w:val="000000" w:themeColor="text1"/>
           <w:sz w:val="20"/>
           <w:szCs w:val="20"/>
         </w:rPr>
@@ -4689,7 +4809,7 @@
       <w:r>
         <w:rPr>
           <w:rFonts w:cs="Courier New" w:ascii="Courier New" w:hAnsi="Courier New"/>
-          <w:color w:val="000000"/>
+          <w:color w:val="000000" w:themeColor="text1"/>
           <w:sz w:val="20"/>
           <w:szCs w:val="20"/>
         </w:rPr>
@@ -4699,13 +4819,13 @@
     <w:p>
       <w:pPr>
         <w:pStyle w:val="ListParagraph"/>
-        <w:shd w:fill="D9D9D9" w:val="clear"/>
+        <w:shd w:val="clear" w:color="auto" w:fill="D9D9D9"/>
         <w:spacing w:lineRule="auto" w:line="276" w:before="220" w:after="0"/>
         <w:contextualSpacing/>
         <w:jc w:val="left"/>
         <w:rPr>
           <w:rFonts w:ascii="Courier New" w:hAnsi="Courier New" w:cs="Courier New"/>
-          <w:color w:val="000000"/>
+          <w:color w:val="000000" w:themeColor="text1"/>
           <w:sz w:val="20"/>
           <w:szCs w:val="20"/>
         </w:rPr>
@@ -4713,7 +4833,7 @@
       <w:r>
         <w:rPr>
           <w:rFonts w:cs="Courier New" w:ascii="Courier New" w:hAnsi="Courier New"/>
-          <w:color w:val="000000"/>
+          <w:color w:val="000000" w:themeColor="text1"/>
           <w:sz w:val="20"/>
           <w:szCs w:val="20"/>
         </w:rPr>
@@ -4725,20 +4845,20 @@
         <w:pStyle w:val="ListParagraph"/>
         <w:numPr>
           <w:ilvl w:val="0"/>
-          <w:numId w:val="7"/>
+          <w:numId w:val="6"/>
         </w:numPr>
         <w:spacing w:lineRule="auto" w:line="240" w:before="220" w:after="160"/>
         <w:contextualSpacing w:val="false"/>
         <w:rPr>
           <w:rFonts w:ascii="Times New Roman" w:hAnsi="Times New Roman" w:eastAsia="Times New Roman" w:cs="Times New Roman"/>
-          <w:color w:val="000000"/>
-          <w:sz w:val="24"/>
-        </w:rPr>
-      </w:pPr>
-      <w:r>
-        <w:rPr>
-          <w:rFonts w:eastAsia="Times New Roman" w:cs="Times New Roman" w:ascii="Times New Roman" w:hAnsi="Times New Roman"/>
-          <w:color w:val="000000"/>
+          <w:color w:val="000000" w:themeColor="text1"/>
+          <w:sz w:val="24"/>
+        </w:rPr>
+      </w:pPr>
+      <w:r>
+        <w:rPr>
+          <w:rFonts w:eastAsia="Times New Roman" w:cs="Times New Roman" w:ascii="Times New Roman" w:hAnsi="Times New Roman"/>
+          <w:color w:val="000000" w:themeColor="text1"/>
           <w:sz w:val="24"/>
         </w:rPr>
         <w:t>To playback a vehicle drive cycle, select the playback file from the “Database File” tab. Users can specify types of messages to playback from the “Advanced” tab. Click “Join” to playback the data.</w:t>
@@ -4748,7 +4868,12 @@
       <w:pPr>
         <w:pStyle w:val="Normal"/>
         <w:jc w:val="center"/>
-        <w:rPr/>
+        <w:rPr>
+          <w:rFonts w:ascii="Times New Roman" w:hAnsi="Times New Roman" w:eastAsia="Times New Roman" w:cs="Times New Roman"/>
+          <w:color w:val="000000" w:themeColor="text1"/>
+          <w:sz w:val="24"/>
+          <w:szCs w:val="24"/>
+        </w:rPr>
       </w:pPr>
       <w:r>
         <w:rPr/>
@@ -4801,20 +4926,20 @@
         <w:pStyle w:val="ListParagraph"/>
         <w:numPr>
           <w:ilvl w:val="0"/>
-          <w:numId w:val="7"/>
+          <w:numId w:val="6"/>
         </w:numPr>
         <w:spacing w:before="220" w:after="160"/>
         <w:contextualSpacing/>
         <w:rPr>
           <w:rFonts w:ascii="Times New Roman" w:hAnsi="Times New Roman" w:eastAsia="Times New Roman" w:cs="Times New Roman"/>
-          <w:color w:val="000000"/>
-          <w:sz w:val="24"/>
-        </w:rPr>
-      </w:pPr>
-      <w:r>
-        <w:rPr>
-          <w:rFonts w:eastAsia="Times New Roman" w:cs="Times New Roman" w:ascii="Times New Roman" w:hAnsi="Times New Roman"/>
-          <w:color w:val="000000"/>
+          <w:color w:val="000000" w:themeColor="text1"/>
+          <w:sz w:val="24"/>
+        </w:rPr>
+      </w:pPr>
+      <w:r>
+        <w:rPr>
+          <w:rFonts w:eastAsia="Times New Roman" w:cs="Times New Roman" w:ascii="Times New Roman" w:hAnsi="Times New Roman"/>
+          <w:color w:val="000000" w:themeColor="text1"/>
           <w:sz w:val="24"/>
         </w:rPr>
         <w:t>To stop the voices docker stack gracefully, hit CTRL + C in the terminal.</w:t>
@@ -4836,33 +4961,44 @@
 
 <file path=word/footer1.xml><?xml version="1.0" encoding="utf-8"?>
 <w:ftr xmlns:o="urn:schemas-microsoft-com:office:office" xmlns:r="http://schemas.openxmlformats.org/officeDocument/2006/relationships" xmlns:v="urn:schemas-microsoft-com:vml" xmlns:w="http://schemas.openxmlformats.org/wordprocessingml/2006/main" xmlns:w10="urn:schemas-microsoft-com:office:word" xmlns:wp="http://schemas.openxmlformats.org/drawingml/2006/wordprocessingDrawing" xmlns:wps="http://schemas.microsoft.com/office/word/2010/wordprocessingShape" xmlns:wpg="http://schemas.microsoft.com/office/word/2010/wordprocessingGroup" xmlns:mc="http://schemas.openxmlformats.org/markup-compatibility/2006" xmlns:wp14="http://schemas.microsoft.com/office/word/2010/wordprocessingDrawing" xmlns:w14="http://schemas.microsoft.com/office/word/2010/wordml" xmlns:w15="http://schemas.microsoft.com/office/word/2012/wordml" mc:Ignorable="w14 wp14 w15">
-  <w:p>
-    <w:pPr>
-      <w:pStyle w:val="Footer"/>
-      <w:jc w:val="center"/>
-      <w:rPr/>
-    </w:pPr>
-    <w:r>
-      <w:rPr/>
-      <w:fldChar w:fldCharType="begin"/>
-    </w:r>
-    <w:r>
-      <w:rPr/>
-      <w:instrText xml:space="preserve"> PAGE </w:instrText>
-    </w:r>
-    <w:r>
-      <w:rPr/>
-      <w:fldChar w:fldCharType="separate"/>
-    </w:r>
-    <w:r>
-      <w:rPr/>
-      <w:t>12</w:t>
-    </w:r>
-    <w:r>
-      <w:rPr/>
-      <w:fldChar w:fldCharType="end"/>
-    </w:r>
-  </w:p>
+  <w:sdt>
+    <w:sdtPr>
+      <w:docPartObj>
+        <w:docPartGallery w:val="Page Numbers (Bottom of Page)"/>
+        <w:docPartUnique w:val="true"/>
+      </w:docPartObj>
+      <w:id w:val="2061740842"/>
+    </w:sdtPr>
+    <w:sdtContent>
+      <w:p>
+        <w:pPr>
+          <w:pStyle w:val="Footer"/>
+          <w:jc w:val="center"/>
+          <w:rPr/>
+        </w:pPr>
+        <w:r>
+          <w:rPr/>
+          <w:fldChar w:fldCharType="begin"/>
+        </w:r>
+        <w:r>
+          <w:rPr/>
+          <w:instrText xml:space="preserve"> PAGE </w:instrText>
+        </w:r>
+        <w:r>
+          <w:rPr/>
+          <w:fldChar w:fldCharType="separate"/>
+        </w:r>
+        <w:r>
+          <w:rPr/>
+          <w:t>12</w:t>
+        </w:r>
+        <w:r>
+          <w:rPr/>
+          <w:fldChar w:fldCharType="end"/>
+        </w:r>
+      </w:p>
+    </w:sdtContent>
+  </w:sdt>
   <w:p>
     <w:pPr>
       <w:pStyle w:val="Footer"/>
@@ -4880,125 +5016,6 @@
   <w:abstractNum w:abstractNumId="1">
     <w:lvl w:ilvl="0">
       <w:start w:val="1"/>
-      <w:numFmt w:val="none"/>
-      <w:suff w:val="nothing"/>
-      <w:lvlText w:val="%1"/>
-      <w:lvlJc w:val="left"/>
-      <w:pPr>
-        <w:tabs>
-          <w:tab w:val="num" w:pos="0"/>
-        </w:tabs>
-        <w:ind w:left="0" w:hanging="0"/>
-      </w:pPr>
-    </w:lvl>
-    <w:lvl w:ilvl="1">
-      <w:start w:val="1"/>
-      <w:numFmt w:val="none"/>
-      <w:suff w:val="nothing"/>
-      <w:lvlText w:val="%2"/>
-      <w:lvlJc w:val="left"/>
-      <w:pPr>
-        <w:tabs>
-          <w:tab w:val="num" w:pos="0"/>
-        </w:tabs>
-        <w:ind w:left="0" w:hanging="0"/>
-      </w:pPr>
-    </w:lvl>
-    <w:lvl w:ilvl="2">
-      <w:start w:val="1"/>
-      <w:numFmt w:val="none"/>
-      <w:suff w:val="nothing"/>
-      <w:lvlText w:val="%3"/>
-      <w:lvlJc w:val="left"/>
-      <w:pPr>
-        <w:tabs>
-          <w:tab w:val="num" w:pos="0"/>
-        </w:tabs>
-        <w:ind w:left="0" w:hanging="0"/>
-      </w:pPr>
-    </w:lvl>
-    <w:lvl w:ilvl="3">
-      <w:start w:val="1"/>
-      <w:numFmt w:val="none"/>
-      <w:suff w:val="nothing"/>
-      <w:lvlText w:val="%4"/>
-      <w:lvlJc w:val="left"/>
-      <w:pPr>
-        <w:tabs>
-          <w:tab w:val="num" w:pos="0"/>
-        </w:tabs>
-        <w:ind w:left="0" w:hanging="0"/>
-      </w:pPr>
-    </w:lvl>
-    <w:lvl w:ilvl="4">
-      <w:start w:val="1"/>
-      <w:numFmt w:val="none"/>
-      <w:suff w:val="nothing"/>
-      <w:lvlText w:val="%5"/>
-      <w:lvlJc w:val="left"/>
-      <w:pPr>
-        <w:tabs>
-          <w:tab w:val="num" w:pos="0"/>
-        </w:tabs>
-        <w:ind w:left="0" w:hanging="0"/>
-      </w:pPr>
-    </w:lvl>
-    <w:lvl w:ilvl="5">
-      <w:start w:val="1"/>
-      <w:numFmt w:val="none"/>
-      <w:suff w:val="nothing"/>
-      <w:lvlText w:val="%6"/>
-      <w:lvlJc w:val="left"/>
-      <w:pPr>
-        <w:tabs>
-          <w:tab w:val="num" w:pos="0"/>
-        </w:tabs>
-        <w:ind w:left="0" w:hanging="0"/>
-      </w:pPr>
-    </w:lvl>
-    <w:lvl w:ilvl="6">
-      <w:start w:val="1"/>
-      <w:numFmt w:val="none"/>
-      <w:suff w:val="nothing"/>
-      <w:lvlText w:val="%7"/>
-      <w:lvlJc w:val="left"/>
-      <w:pPr>
-        <w:tabs>
-          <w:tab w:val="num" w:pos="0"/>
-        </w:tabs>
-        <w:ind w:left="0" w:hanging="0"/>
-      </w:pPr>
-    </w:lvl>
-    <w:lvl w:ilvl="7">
-      <w:start w:val="1"/>
-      <w:numFmt w:val="none"/>
-      <w:suff w:val="nothing"/>
-      <w:lvlText w:val="%8"/>
-      <w:lvlJc w:val="left"/>
-      <w:pPr>
-        <w:tabs>
-          <w:tab w:val="num" w:pos="0"/>
-        </w:tabs>
-        <w:ind w:left="0" w:hanging="0"/>
-      </w:pPr>
-    </w:lvl>
-    <w:lvl w:ilvl="8">
-      <w:start w:val="1"/>
-      <w:numFmt w:val="none"/>
-      <w:suff w:val="nothing"/>
-      <w:lvlText w:val="%9"/>
-      <w:lvlJc w:val="left"/>
-      <w:pPr>
-        <w:tabs>
-          <w:tab w:val="num" w:pos="0"/>
-        </w:tabs>
-        <w:ind w:left="0" w:hanging="0"/>
-      </w:pPr>
-    </w:lvl>
-  </w:abstractNum>
-  <w:abstractNum w:abstractNumId="2">
-    <w:lvl w:ilvl="0">
-      <w:start w:val="1"/>
       <w:numFmt w:val="decimal"/>
       <w:lvlText w:val="%1."/>
       <w:lvlJc w:val="left"/>
@@ -5135,7 +5152,7 @@
       </w:rPr>
     </w:lvl>
   </w:abstractNum>
-  <w:abstractNum w:abstractNumId="3">
+  <w:abstractNum w:abstractNumId="2">
     <w:lvl w:ilvl="0">
       <w:start w:val="1"/>
       <w:numFmt w:val="bullet"/>
@@ -5281,7 +5298,7 @@
       </w:rPr>
     </w:lvl>
   </w:abstractNum>
-  <w:abstractNum w:abstractNumId="4">
+  <w:abstractNum w:abstractNumId="3">
     <w:lvl w:ilvl="0">
       <w:start w:val="1"/>
       <w:numFmt w:val="bullet"/>
@@ -5427,7 +5444,7 @@
       </w:rPr>
     </w:lvl>
   </w:abstractNum>
-  <w:abstractNum w:abstractNumId="5">
+  <w:abstractNum w:abstractNumId="4">
     <w:lvl w:ilvl="0">
       <w:start w:val="1"/>
       <w:numFmt w:val="bullet"/>
@@ -5564,7 +5581,7 @@
       </w:rPr>
     </w:lvl>
   </w:abstractNum>
-  <w:abstractNum w:abstractNumId="6">
+  <w:abstractNum w:abstractNumId="5">
     <w:lvl w:ilvl="0">
       <w:start w:val="4"/>
       <w:numFmt w:val="decimal"/>
@@ -5701,7 +5718,7 @@
       </w:rPr>
     </w:lvl>
   </w:abstractNum>
-  <w:abstractNum w:abstractNumId="7">
+  <w:abstractNum w:abstractNumId="6">
     <w:lvl w:ilvl="0">
       <w:start w:val="1"/>
       <w:numFmt w:val="bullet"/>
@@ -5838,7 +5855,7 @@
       </w:rPr>
     </w:lvl>
   </w:abstractNum>
-  <w:abstractNum w:abstractNumId="8">
+  <w:abstractNum w:abstractNumId="7">
     <w:lvl w:ilvl="0">
       <w:start w:val="1"/>
       <w:numFmt w:val="bullet"/>
@@ -5973,6 +5990,125 @@
       <w:rPr>
         <w:rFonts w:ascii="Wingdings" w:hAnsi="Wingdings" w:cs="Wingdings" w:hint="default"/>
       </w:rPr>
+    </w:lvl>
+  </w:abstractNum>
+  <w:abstractNum w:abstractNumId="8">
+    <w:lvl w:ilvl="0">
+      <w:start w:val="1"/>
+      <w:numFmt w:val="none"/>
+      <w:suff w:val="nothing"/>
+      <w:lvlText w:val=""/>
+      <w:lvlJc w:val="left"/>
+      <w:pPr>
+        <w:tabs>
+          <w:tab w:val="num" w:pos="0"/>
+        </w:tabs>
+        <w:ind w:left="0" w:hanging="0"/>
+      </w:pPr>
+    </w:lvl>
+    <w:lvl w:ilvl="1">
+      <w:start w:val="1"/>
+      <w:numFmt w:val="none"/>
+      <w:suff w:val="nothing"/>
+      <w:lvlText w:val=""/>
+      <w:lvlJc w:val="left"/>
+      <w:pPr>
+        <w:tabs>
+          <w:tab w:val="num" w:pos="0"/>
+        </w:tabs>
+        <w:ind w:left="0" w:hanging="0"/>
+      </w:pPr>
+    </w:lvl>
+    <w:lvl w:ilvl="2">
+      <w:start w:val="1"/>
+      <w:numFmt w:val="none"/>
+      <w:suff w:val="nothing"/>
+      <w:lvlText w:val=""/>
+      <w:lvlJc w:val="left"/>
+      <w:pPr>
+        <w:tabs>
+          <w:tab w:val="num" w:pos="0"/>
+        </w:tabs>
+        <w:ind w:left="0" w:hanging="0"/>
+      </w:pPr>
+    </w:lvl>
+    <w:lvl w:ilvl="3">
+      <w:start w:val="1"/>
+      <w:numFmt w:val="none"/>
+      <w:suff w:val="nothing"/>
+      <w:lvlText w:val=""/>
+      <w:lvlJc w:val="left"/>
+      <w:pPr>
+        <w:tabs>
+          <w:tab w:val="num" w:pos="0"/>
+        </w:tabs>
+        <w:ind w:left="0" w:hanging="0"/>
+      </w:pPr>
+    </w:lvl>
+    <w:lvl w:ilvl="4">
+      <w:start w:val="1"/>
+      <w:numFmt w:val="none"/>
+      <w:suff w:val="nothing"/>
+      <w:lvlText w:val=""/>
+      <w:lvlJc w:val="left"/>
+      <w:pPr>
+        <w:tabs>
+          <w:tab w:val="num" w:pos="0"/>
+        </w:tabs>
+        <w:ind w:left="0" w:hanging="0"/>
+      </w:pPr>
+    </w:lvl>
+    <w:lvl w:ilvl="5">
+      <w:start w:val="1"/>
+      <w:numFmt w:val="none"/>
+      <w:suff w:val="nothing"/>
+      <w:lvlText w:val=""/>
+      <w:lvlJc w:val="left"/>
+      <w:pPr>
+        <w:tabs>
+          <w:tab w:val="num" w:pos="0"/>
+        </w:tabs>
+        <w:ind w:left="0" w:hanging="0"/>
+      </w:pPr>
+    </w:lvl>
+    <w:lvl w:ilvl="6">
+      <w:start w:val="1"/>
+      <w:numFmt w:val="none"/>
+      <w:suff w:val="nothing"/>
+      <w:lvlText w:val=""/>
+      <w:lvlJc w:val="left"/>
+      <w:pPr>
+        <w:tabs>
+          <w:tab w:val="num" w:pos="0"/>
+        </w:tabs>
+        <w:ind w:left="0" w:hanging="0"/>
+      </w:pPr>
+    </w:lvl>
+    <w:lvl w:ilvl="7">
+      <w:start w:val="1"/>
+      <w:numFmt w:val="none"/>
+      <w:suff w:val="nothing"/>
+      <w:lvlText w:val=""/>
+      <w:lvlJc w:val="left"/>
+      <w:pPr>
+        <w:tabs>
+          <w:tab w:val="num" w:pos="0"/>
+        </w:tabs>
+        <w:ind w:left="0" w:hanging="0"/>
+      </w:pPr>
+    </w:lvl>
+    <w:lvl w:ilvl="8">
+      <w:start w:val="1"/>
+      <w:numFmt w:val="none"/>
+      <w:suff w:val="nothing"/>
+      <w:lvlText w:val=""/>
+      <w:lvlJc w:val="left"/>
+      <w:pPr>
+        <w:tabs>
+          <w:tab w:val="num" w:pos="0"/>
+        </w:tabs>
+        <w:ind w:left="0" w:hanging="0"/>
+      </w:pPr>
     </w:lvl>
   </w:abstractNum>
   <w:num w:numId="1">
@@ -6019,17 +6155,392 @@
       </w:pPr>
     </w:pPrDefault>
   </w:docDefaults>
-  <w:style w:type="paragraph" w:styleId="Normal">
+  <w:latentStyles w:defLockedState="0" w:defUIPriority="99" w:defSemiHidden="0" w:defUnhideWhenUsed="0" w:defQFormat="0" w:count="376">
+    <w:lsdException w:name="Normal" w:uiPriority="0" w:qFormat="1"/>
+    <w:lsdException w:name="heading 1" w:uiPriority="9" w:qFormat="1"/>
+    <w:lsdException w:name="heading 2" w:uiPriority="9" w:semiHidden="1" w:unhideWhenUsed="1" w:qFormat="1"/>
+    <w:lsdException w:name="heading 3" w:uiPriority="9" w:semiHidden="1" w:unhideWhenUsed="1" w:qFormat="1"/>
+    <w:lsdException w:name="heading 4" w:uiPriority="9" w:semiHidden="1" w:unhideWhenUsed="1" w:qFormat="1"/>
+    <w:lsdException w:name="heading 5" w:uiPriority="9" w:semiHidden="1" w:unhideWhenUsed="1" w:qFormat="1"/>
+    <w:lsdException w:name="heading 6" w:uiPriority="9" w:semiHidden="1" w:unhideWhenUsed="1" w:qFormat="1"/>
+    <w:lsdException w:name="heading 7" w:uiPriority="9" w:semiHidden="1" w:unhideWhenUsed="1" w:qFormat="1"/>
+    <w:lsdException w:name="heading 8" w:uiPriority="9" w:semiHidden="1" w:unhideWhenUsed="1" w:qFormat="1"/>
+    <w:lsdException w:name="heading 9" w:uiPriority="9" w:semiHidden="1" w:unhideWhenUsed="1" w:qFormat="1"/>
+    <w:lsdException w:name="index 1" w:semiHidden="1" w:unhideWhenUsed="1"/>
+    <w:lsdException w:name="index 2" w:semiHidden="1" w:unhideWhenUsed="1"/>
+    <w:lsdException w:name="index 3" w:semiHidden="1" w:unhideWhenUsed="1"/>
+    <w:lsdException w:name="index 4" w:semiHidden="1" w:unhideWhenUsed="1"/>
+    <w:lsdException w:name="index 5" w:semiHidden="1" w:unhideWhenUsed="1"/>
+    <w:lsdException w:name="index 6" w:semiHidden="1" w:unhideWhenUsed="1"/>
+    <w:lsdException w:name="index 7" w:semiHidden="1" w:unhideWhenUsed="1"/>
+    <w:lsdException w:name="index 8" w:semiHidden="1" w:unhideWhenUsed="1"/>
+    <w:lsdException w:name="index 9" w:semiHidden="1" w:unhideWhenUsed="1"/>
+    <w:lsdException w:name="toc 1" w:uiPriority="39" w:semiHidden="1" w:unhideWhenUsed="1"/>
+    <w:lsdException w:name="toc 2" w:uiPriority="39" w:semiHidden="1" w:unhideWhenUsed="1"/>
+    <w:lsdException w:name="toc 3" w:uiPriority="39" w:semiHidden="1" w:unhideWhenUsed="1"/>
+    <w:lsdException w:name="toc 4" w:uiPriority="39" w:semiHidden="1" w:unhideWhenUsed="1"/>
+    <w:lsdException w:name="toc 5" w:uiPriority="39" w:semiHidden="1" w:unhideWhenUsed="1"/>
+    <w:lsdException w:name="toc 6" w:uiPriority="39" w:semiHidden="1" w:unhideWhenUsed="1"/>
+    <w:lsdException w:name="toc 7" w:uiPriority="39" w:semiHidden="1" w:unhideWhenUsed="1"/>
+    <w:lsdException w:name="toc 8" w:uiPriority="39" w:semiHidden="1" w:unhideWhenUsed="1"/>
+    <w:lsdException w:name="toc 9" w:uiPriority="39" w:semiHidden="1" w:unhideWhenUsed="1"/>
+    <w:lsdException w:name="Normal Indent" w:semiHidden="1" w:unhideWhenUsed="1"/>
+    <w:lsdException w:name="footnote text" w:semiHidden="1" w:unhideWhenUsed="1"/>
+    <w:lsdException w:name="annotation text" w:semiHidden="1" w:unhideWhenUsed="1"/>
+    <w:lsdException w:name="header" w:semiHidden="1" w:unhideWhenUsed="1"/>
+    <w:lsdException w:name="footer" w:semiHidden="1" w:unhideWhenUsed="1"/>
+    <w:lsdException w:name="index heading" w:semiHidden="1" w:unhideWhenUsed="1"/>
+    <w:lsdException w:name="caption" w:uiPriority="35" w:semiHidden="1" w:unhideWhenUsed="1" w:qFormat="1"/>
+    <w:lsdException w:name="table of figures" w:semiHidden="1" w:unhideWhenUsed="1"/>
+    <w:lsdException w:name="envelope address" w:semiHidden="1" w:unhideWhenUsed="1"/>
+    <w:lsdException w:name="envelope return" w:semiHidden="1" w:unhideWhenUsed="1"/>
+    <w:lsdException w:name="footnote reference" w:semiHidden="1" w:unhideWhenUsed="1"/>
+    <w:lsdException w:name="annotation reference" w:semiHidden="1" w:unhideWhenUsed="1"/>
+    <w:lsdException w:name="line number" w:semiHidden="1" w:unhideWhenUsed="1"/>
+    <w:lsdException w:name="page number" w:semiHidden="1" w:unhideWhenUsed="1"/>
+    <w:lsdException w:name="endnote reference" w:semiHidden="1" w:unhideWhenUsed="1"/>
+    <w:lsdException w:name="endnote text" w:semiHidden="1" w:unhideWhenUsed="1"/>
+    <w:lsdException w:name="table of authorities" w:semiHidden="1" w:unhideWhenUsed="1"/>
+    <w:lsdException w:name="macro" w:semiHidden="1" w:unhideWhenUsed="1"/>
+    <w:lsdException w:name="toa heading" w:semiHidden="1" w:unhideWhenUsed="1"/>
+    <w:lsdException w:name="List" w:semiHidden="1" w:unhideWhenUsed="1"/>
+    <w:lsdException w:name="List Bullet" w:semiHidden="1" w:unhideWhenUsed="1"/>
+    <w:lsdException w:name="List Number" w:semiHidden="1" w:unhideWhenUsed="1"/>
+    <w:lsdException w:name="List 2" w:semiHidden="1" w:unhideWhenUsed="1"/>
+    <w:lsdException w:name="List 3" w:semiHidden="1" w:unhideWhenUsed="1"/>
+    <w:lsdException w:name="List 4" w:semiHidden="1" w:unhideWhenUsed="1"/>
+    <w:lsdException w:name="List 5" w:semiHidden="1" w:unhideWhenUsed="1"/>
+    <w:lsdException w:name="List Bullet 2" w:semiHidden="1" w:unhideWhenUsed="1"/>
+    <w:lsdException w:name="List Bullet 3" w:semiHidden="1" w:unhideWhenUsed="1"/>
+    <w:lsdException w:name="List Bullet 4" w:semiHidden="1" w:unhideWhenUsed="1"/>
+    <w:lsdException w:name="List Bullet 5" w:semiHidden="1" w:unhideWhenUsed="1"/>
+    <w:lsdException w:name="List Number 2" w:semiHidden="1" w:unhideWhenUsed="1"/>
+    <w:lsdException w:name="List Number 3" w:semiHidden="1" w:unhideWhenUsed="1"/>
+    <w:lsdException w:name="List Number 4" w:semiHidden="1" w:unhideWhenUsed="1"/>
+    <w:lsdException w:name="List Number 5" w:semiHidden="1" w:unhideWhenUsed="1"/>
+    <w:lsdException w:name="Title" w:uiPriority="10" w:qFormat="1"/>
+    <w:lsdException w:name="Closing" w:semiHidden="1" w:unhideWhenUsed="1"/>
+    <w:lsdException w:name="Signature" w:semiHidden="1" w:unhideWhenUsed="1"/>
+    <w:lsdException w:name="Default Paragraph Font" w:uiPriority="1" w:semiHidden="1" w:unhideWhenUsed="1"/>
+    <w:lsdException w:name="Body Text" w:semiHidden="1" w:unhideWhenUsed="1"/>
+    <w:lsdException w:name="Body Text Indent" w:semiHidden="1" w:unhideWhenUsed="1"/>
+    <w:lsdException w:name="List Continue" w:semiHidden="1" w:unhideWhenUsed="1"/>
+    <w:lsdException w:name="List Continue 2" w:semiHidden="1" w:unhideWhenUsed="1"/>
+    <w:lsdException w:name="List Continue 3" w:semiHidden="1" w:unhideWhenUsed="1"/>
+    <w:lsdException w:name="List Continue 4" w:semiHidden="1" w:unhideWhenUsed="1"/>
+    <w:lsdException w:name="List Continue 5" w:semiHidden="1" w:unhideWhenUsed="1"/>
+    <w:lsdException w:name="Message Header" w:semiHidden="1" w:unhideWhenUsed="1"/>
+    <w:lsdException w:name="Subtitle" w:uiPriority="11" w:qFormat="1"/>
+    <w:lsdException w:name="Salutation" w:semiHidden="1" w:unhideWhenUsed="1"/>
+    <w:lsdException w:name="Date" w:semiHidden="1" w:unhideWhenUsed="1"/>
+    <w:lsdException w:name="Body Text First Indent" w:semiHidden="1" w:unhideWhenUsed="1"/>
+    <w:lsdException w:name="Body Text First Indent 2" w:semiHidden="1" w:unhideWhenUsed="1"/>
+    <w:lsdException w:name="Note Heading" w:semiHidden="1" w:unhideWhenUsed="1"/>
+    <w:lsdException w:name="Body Text 2" w:semiHidden="1" w:unhideWhenUsed="1"/>
+    <w:lsdException w:name="Body Text 3" w:semiHidden="1" w:unhideWhenUsed="1"/>
+    <w:lsdException w:name="Body Text Indent 2" w:semiHidden="1" w:unhideWhenUsed="1"/>
+    <w:lsdException w:name="Body Text Indent 3" w:semiHidden="1" w:unhideWhenUsed="1"/>
+    <w:lsdException w:name="Block Text" w:semiHidden="1" w:unhideWhenUsed="1"/>
+    <w:lsdException w:name="Hyperlink" w:semiHidden="1" w:unhideWhenUsed="1"/>
+    <w:lsdException w:name="FollowedHyperlink" w:semiHidden="1" w:unhideWhenUsed="1"/>
+    <w:lsdException w:name="Strong" w:uiPriority="22" w:qFormat="1"/>
+    <w:lsdException w:name="Emphasis" w:uiPriority="20" w:qFormat="1"/>
+    <w:lsdException w:name="Document Map" w:semiHidden="1" w:unhideWhenUsed="1"/>
+    <w:lsdException w:name="Plain Text" w:semiHidden="1" w:unhideWhenUsed="1"/>
+    <w:lsdException w:name="E-mail Signature" w:semiHidden="1" w:unhideWhenUsed="1"/>
+    <w:lsdException w:name="HTML Top of Form" w:semiHidden="1" w:unhideWhenUsed="1"/>
+    <w:lsdException w:name="HTML Bottom of Form" w:semiHidden="1" w:unhideWhenUsed="1"/>
+    <w:lsdException w:name="Normal (Web)" w:semiHidden="1" w:unhideWhenUsed="1"/>
+    <w:lsdException w:name="HTML Acronym" w:semiHidden="1" w:unhideWhenUsed="1"/>
+    <w:lsdException w:name="HTML Address" w:semiHidden="1" w:unhideWhenUsed="1"/>
+    <w:lsdException w:name="HTML Cite" w:semiHidden="1" w:unhideWhenUsed="1"/>
+    <w:lsdException w:name="HTML Code" w:semiHidden="1" w:unhideWhenUsed="1"/>
+    <w:lsdException w:name="HTML Definition" w:semiHidden="1" w:unhideWhenUsed="1"/>
+    <w:lsdException w:name="HTML Keyboard" w:semiHidden="1" w:unhideWhenUsed="1"/>
+    <w:lsdException w:name="HTML Preformatted" w:semiHidden="1" w:unhideWhenUsed="1"/>
+    <w:lsdException w:name="HTML Sample" w:semiHidden="1" w:unhideWhenUsed="1"/>
+    <w:lsdException w:name="HTML Typewriter" w:semiHidden="1" w:unhideWhenUsed="1"/>
+    <w:lsdException w:name="HTML Variable" w:semiHidden="1" w:unhideWhenUsed="1"/>
+    <w:lsdException w:name="Normal Table" w:semiHidden="1" w:unhideWhenUsed="1"/>
+    <w:lsdException w:name="annotation subject" w:semiHidden="1" w:unhideWhenUsed="1"/>
+    <w:lsdException w:name="No List" w:semiHidden="1" w:unhideWhenUsed="1"/>
+    <w:lsdException w:name="Outline List 1" w:semiHidden="1" w:unhideWhenUsed="1"/>
+    <w:lsdException w:name="Outline List 2" w:semiHidden="1" w:unhideWhenUsed="1"/>
+    <w:lsdException w:name="Outline List 3" w:semiHidden="1" w:unhideWhenUsed="1"/>
+    <w:lsdException w:name="Table Simple 1" w:semiHidden="1" w:unhideWhenUsed="1"/>
+    <w:lsdException w:name="Table Simple 2" w:semiHidden="1" w:unhideWhenUsed="1"/>
+    <w:lsdException w:name="Table Simple 3" w:semiHidden="1" w:unhideWhenUsed="1"/>
+    <w:lsdException w:name="Table Classic 1" w:semiHidden="1" w:unhideWhenUsed="1"/>
+    <w:lsdException w:name="Table Classic 2" w:semiHidden="1" w:unhideWhenUsed="1"/>
+    <w:lsdException w:name="Table Classic 3" w:semiHidden="1" w:unhideWhenUsed="1"/>
+    <w:lsdException w:name="Table Classic 4" w:semiHidden="1" w:unhideWhenUsed="1"/>
+    <w:lsdException w:name="Table Colorful 1" w:semiHidden="1" w:unhideWhenUsed="1"/>
+    <w:lsdException w:name="Table Colorful 2" w:semiHidden="1" w:unhideWhenUsed="1"/>
+    <w:lsdException w:name="Table Colorful 3" w:semiHidden="1" w:unhideWhenUsed="1"/>
+    <w:lsdException w:name="Table Columns 1" w:semiHidden="1" w:unhideWhenUsed="1"/>
+    <w:lsdException w:name="Table Columns 2" w:semiHidden="1" w:unhideWhenUsed="1"/>
+    <w:lsdException w:name="Table Columns 3" w:semiHidden="1" w:unhideWhenUsed="1"/>
+    <w:lsdException w:name="Table Columns 4" w:semiHidden="1" w:unhideWhenUsed="1"/>
+    <w:lsdException w:name="Table Columns 5" w:semiHidden="1" w:unhideWhenUsed="1"/>
+    <w:lsdException w:name="Table Grid 1" w:semiHidden="1" w:unhideWhenUsed="1"/>
+    <w:lsdException w:name="Table Grid 2" w:semiHidden="1" w:unhideWhenUsed="1"/>
+    <w:lsdException w:name="Table Grid 3" w:semiHidden="1" w:unhideWhenUsed="1"/>
+    <w:lsdException w:name="Table Grid 4" w:semiHidden="1" w:unhideWhenUsed="1"/>
+    <w:lsdException w:name="Table Grid 5" w:semiHidden="1" w:unhideWhenUsed="1"/>
+    <w:lsdException w:name="Table Grid 6" w:semiHidden="1" w:unhideWhenUsed="1"/>
+    <w:lsdException w:name="Table Grid 7" w:semiHidden="1" w:unhideWhenUsed="1"/>
+    <w:lsdException w:name="Table Grid 8" w:semiHidden="1" w:unhideWhenUsed="1"/>
+    <w:lsdException w:name="Table List 1" w:semiHidden="1" w:unhideWhenUsed="1"/>
+    <w:lsdException w:name="Table List 2" w:semiHidden="1" w:unhideWhenUsed="1"/>
+    <w:lsdException w:name="Table List 3" w:semiHidden="1" w:unhideWhenUsed="1"/>
+    <w:lsdException w:name="Table List 4" w:semiHidden="1" w:unhideWhenUsed="1"/>
+    <w:lsdException w:name="Table List 5" w:semiHidden="1" w:unhideWhenUsed="1"/>
+    <w:lsdException w:name="Table List 6" w:semiHidden="1" w:unhideWhenUsed="1"/>
+    <w:lsdException w:name="Table List 7" w:semiHidden="1" w:unhideWhenUsed="1"/>
+    <w:lsdException w:name="Table List 8" w:semiHidden="1" w:unhideWhenUsed="1"/>
+    <w:lsdException w:name="Table 3D effects 1" w:semiHidden="1" w:unhideWhenUsed="1"/>
+    <w:lsdException w:name="Table 3D effects 2" w:semiHidden="1" w:unhideWhenUsed="1"/>
+    <w:lsdException w:name="Table 3D effects 3" w:semiHidden="1" w:unhideWhenUsed="1"/>
+    <w:lsdException w:name="Table Contemporary" w:semiHidden="1" w:unhideWhenUsed="1"/>
+    <w:lsdException w:name="Table Elegant" w:semiHidden="1" w:unhideWhenUsed="1"/>
+    <w:lsdException w:name="Table Professional" w:semiHidden="1" w:unhideWhenUsed="1"/>
+    <w:lsdException w:name="Table Subtle 1" w:semiHidden="1" w:unhideWhenUsed="1"/>
+    <w:lsdException w:name="Table Subtle 2" w:semiHidden="1" w:unhideWhenUsed="1"/>
+    <w:lsdException w:name="Table Web 1" w:semiHidden="1" w:unhideWhenUsed="1"/>
+    <w:lsdException w:name="Table Web 2" w:semiHidden="1" w:unhideWhenUsed="1"/>
+    <w:lsdException w:name="Table Web 3" w:semiHidden="1" w:unhideWhenUsed="1"/>
+    <w:lsdException w:name="Balloon Text" w:semiHidden="1" w:unhideWhenUsed="1"/>
+    <w:lsdException w:name="Table Grid" w:uiPriority="39"/>
+    <w:lsdException w:name="Table Theme" w:semiHidden="1" w:unhideWhenUsed="1"/>
+    <w:lsdException w:name="Placeholder Text" w:semiHidden="1"/>
+    <w:lsdException w:name="No Spacing" w:uiPriority="1" w:qFormat="1"/>
+    <w:lsdException w:name="Light Shading" w:uiPriority="60"/>
+    <w:lsdException w:name="Light List" w:uiPriority="61"/>
+    <w:lsdException w:name="Light Grid" w:uiPriority="62"/>
+    <w:lsdException w:name="Medium Shading 1" w:uiPriority="63"/>
+    <w:lsdException w:name="Medium Shading 2" w:uiPriority="64"/>
+    <w:lsdException w:name="Medium List 1" w:uiPriority="65"/>
+    <w:lsdException w:name="Medium List 2" w:uiPriority="66"/>
+    <w:lsdException w:name="Medium Grid 1" w:uiPriority="67"/>
+    <w:lsdException w:name="Medium Grid 2" w:uiPriority="68"/>
+    <w:lsdException w:name="Medium Grid 3" w:uiPriority="69"/>
+    <w:lsdException w:name="Dark List" w:uiPriority="70"/>
+    <w:lsdException w:name="Colorful Shading" w:uiPriority="71"/>
+    <w:lsdException w:name="Colorful List" w:uiPriority="72"/>
+    <w:lsdException w:name="Colorful Grid" w:uiPriority="73"/>
+    <w:lsdException w:name="Light Shading Accent 1" w:uiPriority="60"/>
+    <w:lsdException w:name="Light List Accent 1" w:uiPriority="61"/>
+    <w:lsdException w:name="Light Grid Accent 1" w:uiPriority="62"/>
+    <w:lsdException w:name="Medium Shading 1 Accent 1" w:uiPriority="63"/>
+    <w:lsdException w:name="Medium Shading 2 Accent 1" w:uiPriority="64"/>
+    <w:lsdException w:name="Medium List 1 Accent 1" w:uiPriority="65"/>
+    <w:lsdException w:name="Revision" w:semiHidden="1"/>
+    <w:lsdException w:name="List Paragraph" w:uiPriority="0" w:qFormat="1"/>
+    <w:lsdException w:name="Quote" w:uiPriority="29" w:qFormat="1"/>
+    <w:lsdException w:name="Intense Quote" w:uiPriority="30" w:qFormat="1"/>
+    <w:lsdException w:name="Medium List 2 Accent 1" w:uiPriority="66"/>
+    <w:lsdException w:name="Medium Grid 1 Accent 1" w:uiPriority="67"/>
+    <w:lsdException w:name="Medium Grid 2 Accent 1" w:uiPriority="68"/>
+    <w:lsdException w:name="Medium Grid 3 Accent 1" w:uiPriority="69"/>
+    <w:lsdException w:name="Dark List Accent 1" w:uiPriority="70"/>
+    <w:lsdException w:name="Colorful Shading Accent 1" w:uiPriority="71"/>
+    <w:lsdException w:name="Colorful List Accent 1" w:uiPriority="72"/>
+    <w:lsdException w:name="Colorful Grid Accent 1" w:uiPriority="73"/>
+    <w:lsdException w:name="Light Shading Accent 2" w:uiPriority="60"/>
+    <w:lsdException w:name="Light List Accent 2" w:uiPriority="61"/>
+    <w:lsdException w:name="Light Grid Accent 2" w:uiPriority="62"/>
+    <w:lsdException w:name="Medium Shading 1 Accent 2" w:uiPriority="63"/>
+    <w:lsdException w:name="Medium Shading 2 Accent 2" w:uiPriority="64"/>
+    <w:lsdException w:name="Medium List 1 Accent 2" w:uiPriority="65"/>
+    <w:lsdException w:name="Medium List 2 Accent 2" w:uiPriority="66"/>
+    <w:lsdException w:name="Medium Grid 1 Accent 2" w:uiPriority="67"/>
+    <w:lsdException w:name="Medium Grid 2 Accent 2" w:uiPriority="68"/>
+    <w:lsdException w:name="Medium Grid 3 Accent 2" w:uiPriority="69"/>
+    <w:lsdException w:name="Dark List Accent 2" w:uiPriority="70"/>
+    <w:lsdException w:name="Colorful Shading Accent 2" w:uiPriority="71"/>
+    <w:lsdException w:name="Colorful List Accent 2" w:uiPriority="72"/>
+    <w:lsdException w:name="Colorful Grid Accent 2" w:uiPriority="73"/>
+    <w:lsdException w:name="Light Shading Accent 3" w:uiPriority="60"/>
+    <w:lsdException w:name="Light List Accent 3" w:uiPriority="61"/>
+    <w:lsdException w:name="Light Grid Accent 3" w:uiPriority="62"/>
+    <w:lsdException w:name="Medium Shading 1 Accent 3" w:uiPriority="63"/>
+    <w:lsdException w:name="Medium Shading 2 Accent 3" w:uiPriority="64"/>
+    <w:lsdException w:name="Medium List 1 Accent 3" w:uiPriority="65"/>
+    <w:lsdException w:name="Medium List 2 Accent 3" w:uiPriority="66"/>
+    <w:lsdException w:name="Medium Grid 1 Accent 3" w:uiPriority="67"/>
+    <w:lsdException w:name="Medium Grid 2 Accent 3" w:uiPriority="68"/>
+    <w:lsdException w:name="Medium Grid 3 Accent 3" w:uiPriority="69"/>
+    <w:lsdException w:name="Dark List Accent 3" w:uiPriority="70"/>
+    <w:lsdException w:name="Colorful Shading Accent 3" w:uiPriority="71"/>
+    <w:lsdException w:name="Colorful List Accent 3" w:uiPriority="72"/>
+    <w:lsdException w:name="Colorful Grid Accent 3" w:uiPriority="73"/>
+    <w:lsdException w:name="Light Shading Accent 4" w:uiPriority="60"/>
+    <w:lsdException w:name="Light List Accent 4" w:uiPriority="61"/>
+    <w:lsdException w:name="Light Grid Accent 4" w:uiPriority="62"/>
+    <w:lsdException w:name="Medium Shading 1 Accent 4" w:uiPriority="63"/>
+    <w:lsdException w:name="Medium Shading 2 Accent 4" w:uiPriority="64"/>
+    <w:lsdException w:name="Medium List 1 Accent 4" w:uiPriority="65"/>
+    <w:lsdException w:name="Medium List 2 Accent 4" w:uiPriority="66"/>
+    <w:lsdException w:name="Medium Grid 1 Accent 4" w:uiPriority="67"/>
+    <w:lsdException w:name="Medium Grid 2 Accent 4" w:uiPriority="68"/>
+    <w:lsdException w:name="Medium Grid 3 Accent 4" w:uiPriority="69"/>
+    <w:lsdException w:name="Dark List Accent 4" w:uiPriority="70"/>
+    <w:lsdException w:name="Colorful Shading Accent 4" w:uiPriority="71"/>
+    <w:lsdException w:name="Colorful List Accent 4" w:uiPriority="72"/>
+    <w:lsdException w:name="Colorful Grid Accent 4" w:uiPriority="73"/>
+    <w:lsdException w:name="Light Shading Accent 5" w:uiPriority="60"/>
+    <w:lsdException w:name="Light List Accent 5" w:uiPriority="61"/>
+    <w:lsdException w:name="Light Grid Accent 5" w:uiPriority="62"/>
+    <w:lsdException w:name="Medium Shading 1 Accent 5" w:uiPriority="63"/>
+    <w:lsdException w:name="Medium Shading 2 Accent 5" w:uiPriority="64"/>
+    <w:lsdException w:name="Medium List 1 Accent 5" w:uiPriority="65"/>
+    <w:lsdException w:name="Medium List 2 Accent 5" w:uiPriority="66"/>
+    <w:lsdException w:name="Medium Grid 1 Accent 5" w:uiPriority="67"/>
+    <w:lsdException w:name="Medium Grid 2 Accent 5" w:uiPriority="68"/>
+    <w:lsdException w:name="Medium Grid 3 Accent 5" w:uiPriority="69"/>
+    <w:lsdException w:name="Dark List Accent 5" w:uiPriority="70"/>
+    <w:lsdException w:name="Colorful Shading Accent 5" w:uiPriority="71"/>
+    <w:lsdException w:name="Colorful List Accent 5" w:uiPriority="72"/>
+    <w:lsdException w:name="Colorful Grid Accent 5" w:uiPriority="73"/>
+    <w:lsdException w:name="Light Shading Accent 6" w:uiPriority="60"/>
+    <w:lsdException w:name="Light List Accent 6" w:uiPriority="61"/>
+    <w:lsdException w:name="Light Grid Accent 6" w:uiPriority="62"/>
+    <w:lsdException w:name="Medium Shading 1 Accent 6" w:uiPriority="63"/>
+    <w:lsdException w:name="Medium Shading 2 Accent 6" w:uiPriority="64"/>
+    <w:lsdException w:name="Medium List 1 Accent 6" w:uiPriority="65"/>
+    <w:lsdException w:name="Medium List 2 Accent 6" w:uiPriority="66"/>
+    <w:lsdException w:name="Medium Grid 1 Accent 6" w:uiPriority="67"/>
+    <w:lsdException w:name="Medium Grid 2 Accent 6" w:uiPriority="68"/>
+    <w:lsdException w:name="Medium Grid 3 Accent 6" w:uiPriority="69"/>
+    <w:lsdException w:name="Dark List Accent 6" w:uiPriority="70"/>
+    <w:lsdException w:name="Colorful Shading Accent 6" w:uiPriority="71"/>
+    <w:lsdException w:name="Colorful List Accent 6" w:uiPriority="72"/>
+    <w:lsdException w:name="Colorful Grid Accent 6" w:uiPriority="73"/>
+    <w:lsdException w:name="Subtle Emphasis" w:uiPriority="19" w:qFormat="1"/>
+    <w:lsdException w:name="Intense Emphasis" w:uiPriority="21" w:qFormat="1"/>
+    <w:lsdException w:name="Subtle Reference" w:uiPriority="31" w:qFormat="1"/>
+    <w:lsdException w:name="Intense Reference" w:uiPriority="32" w:qFormat="1"/>
+    <w:lsdException w:name="Book Title" w:uiPriority="33" w:qFormat="1"/>
+    <w:lsdException w:name="Bibliography" w:uiPriority="37" w:semiHidden="1" w:unhideWhenUsed="1"/>
+    <w:lsdException w:name="TOC Heading" w:uiPriority="39" w:semiHidden="1" w:unhideWhenUsed="1" w:qFormat="1"/>
+    <w:lsdException w:name="Plain Table 1" w:uiPriority="41"/>
+    <w:lsdException w:name="Plain Table 2" w:uiPriority="42"/>
+    <w:lsdException w:name="Plain Table 3" w:uiPriority="43"/>
+    <w:lsdException w:name="Plain Table 4" w:uiPriority="44"/>
+    <w:lsdException w:name="Plain Table 5" w:uiPriority="45"/>
+    <w:lsdException w:name="Grid Table Light" w:uiPriority="40"/>
+    <w:lsdException w:name="Grid Table 1 Light" w:uiPriority="46"/>
+    <w:lsdException w:name="Grid Table 2" w:uiPriority="47"/>
+    <w:lsdException w:name="Grid Table 3" w:uiPriority="48"/>
+    <w:lsdException w:name="Grid Table 4" w:uiPriority="49"/>
+    <w:lsdException w:name="Grid Table 5 Dark" w:uiPriority="50"/>
+    <w:lsdException w:name="Grid Table 6 Colorful" w:uiPriority="51"/>
+    <w:lsdException w:name="Grid Table 7 Colorful" w:uiPriority="52"/>
+    <w:lsdException w:name="Grid Table 1 Light Accent 1" w:uiPriority="46"/>
+    <w:lsdException w:name="Grid Table 2 Accent 1" w:uiPriority="47"/>
+    <w:lsdException w:name="Grid Table 3 Accent 1" w:uiPriority="48"/>
+    <w:lsdException w:name="Grid Table 4 Accent 1" w:uiPriority="49"/>
+    <w:lsdException w:name="Grid Table 5 Dark Accent 1" w:uiPriority="50"/>
+    <w:lsdException w:name="Grid Table 6 Colorful Accent 1" w:uiPriority="51"/>
+    <w:lsdException w:name="Grid Table 7 Colorful Accent 1" w:uiPriority="52"/>
+    <w:lsdException w:name="Grid Table 1 Light Accent 2" w:uiPriority="46"/>
+    <w:lsdException w:name="Grid Table 2 Accent 2" w:uiPriority="47"/>
+    <w:lsdException w:name="Grid Table 3 Accent 2" w:uiPriority="48"/>
+    <w:lsdException w:name="Grid Table 4 Accent 2" w:uiPriority="49"/>
+    <w:lsdException w:name="Grid Table 5 Dark Accent 2" w:uiPriority="50"/>
+    <w:lsdException w:name="Grid Table 6 Colorful Accent 2" w:uiPriority="51"/>
+    <w:lsdException w:name="Grid Table 7 Colorful Accent 2" w:uiPriority="52"/>
+    <w:lsdException w:name="Grid Table 1 Light Accent 3" w:uiPriority="46"/>
+    <w:lsdException w:name="Grid Table 2 Accent 3" w:uiPriority="47"/>
+    <w:lsdException w:name="Grid Table 3 Accent 3" w:uiPriority="48"/>
+    <w:lsdException w:name="Grid Table 4 Accent 3" w:uiPriority="49"/>
+    <w:lsdException w:name="Grid Table 5 Dark Accent 3" w:uiPriority="50"/>
+    <w:lsdException w:name="Grid Table 6 Colorful Accent 3" w:uiPriority="51"/>
+    <w:lsdException w:name="Grid Table 7 Colorful Accent 3" w:uiPriority="52"/>
+    <w:lsdException w:name="Grid Table 1 Light Accent 4" w:uiPriority="46"/>
+    <w:lsdException w:name="Grid Table 2 Accent 4" w:uiPriority="47"/>
+    <w:lsdException w:name="Grid Table 3 Accent 4" w:uiPriority="48"/>
+    <w:lsdException w:name="Grid Table 4 Accent 4" w:uiPriority="49"/>
+    <w:lsdException w:name="Grid Table 5 Dark Accent 4" w:uiPriority="50"/>
+    <w:lsdException w:name="Grid Table 6 Colorful Accent 4" w:uiPriority="51"/>
+    <w:lsdException w:name="Grid Table 7 Colorful Accent 4" w:uiPriority="52"/>
+    <w:lsdException w:name="Grid Table 1 Light Accent 5" w:uiPriority="46"/>
+    <w:lsdException w:name="Grid Table 2 Accent 5" w:uiPriority="47"/>
+    <w:lsdException w:name="Grid Table 3 Accent 5" w:uiPriority="48"/>
+    <w:lsdException w:name="Grid Table 4 Accent 5" w:uiPriority="49"/>
+    <w:lsdException w:name="Grid Table 5 Dark Accent 5" w:uiPriority="50"/>
+    <w:lsdException w:name="Grid Table 6 Colorful Accent 5" w:uiPriority="51"/>
+    <w:lsdException w:name="Grid Table 7 Colorful Accent 5" w:uiPriority="52"/>
+    <w:lsdException w:name="Grid Table 1 Light Accent 6" w:uiPriority="46"/>
+    <w:lsdException w:name="Grid Table 2 Accent 6" w:uiPriority="47"/>
+    <w:lsdException w:name="Grid Table 3 Accent 6" w:uiPriority="48"/>
+    <w:lsdException w:name="Grid Table 4 Accent 6" w:uiPriority="49"/>
+    <w:lsdException w:name="Grid Table 5 Dark Accent 6" w:uiPriority="50"/>
+    <w:lsdException w:name="Grid Table 6 Colorful Accent 6" w:uiPriority="51"/>
+    <w:lsdException w:name="Grid Table 7 Colorful Accent 6" w:uiPriority="52"/>
+    <w:lsdException w:name="List Table 1 Light" w:uiPriority="46"/>
+    <w:lsdException w:name="List Table 2" w:uiPriority="47"/>
+    <w:lsdException w:name="List Table 3" w:uiPriority="48"/>
+    <w:lsdException w:name="List Table 4" w:uiPriority="49"/>
+    <w:lsdException w:name="List Table 5 Dark" w:uiPriority="50"/>
+    <w:lsdException w:name="List Table 6 Colorful" w:uiPriority="51"/>
+    <w:lsdException w:name="List Table 7 Colorful" w:uiPriority="52"/>
+    <w:lsdException w:name="List Table 1 Light Accent 1" w:uiPriority="46"/>
+    <w:lsdException w:name="List Table 2 Accent 1" w:uiPriority="47"/>
+    <w:lsdException w:name="List Table 3 Accent 1" w:uiPriority="48"/>
+    <w:lsdException w:name="List Table 4 Accent 1" w:uiPriority="49"/>
+    <w:lsdException w:name="List Table 5 Dark Accent 1" w:uiPriority="50"/>
+    <w:lsdException w:name="List Table 6 Colorful Accent 1" w:uiPriority="51"/>
+    <w:lsdException w:name="List Table 7 Colorful Accent 1" w:uiPriority="52"/>
+    <w:lsdException w:name="List Table 1 Light Accent 2" w:uiPriority="46"/>
+    <w:lsdException w:name="List Table 2 Accent 2" w:uiPriority="47"/>
+    <w:lsdException w:name="List Table 3 Accent 2" w:uiPriority="48"/>
+    <w:lsdException w:name="List Table 4 Accent 2" w:uiPriority="49"/>
+    <w:lsdException w:name="List Table 5 Dark Accent 2" w:uiPriority="50"/>
+    <w:lsdException w:name="List Table 6 Colorful Accent 2" w:uiPriority="51"/>
+    <w:lsdException w:name="List Table 7 Colorful Accent 2" w:uiPriority="52"/>
+    <w:lsdException w:name="List Table 1 Light Accent 3" w:uiPriority="46"/>
+    <w:lsdException w:name="List Table 2 Accent 3" w:uiPriority="47"/>
+    <w:lsdException w:name="List Table 3 Accent 3" w:uiPriority="48"/>
+    <w:lsdException w:name="List Table 4 Accent 3" w:uiPriority="49"/>
+    <w:lsdException w:name="List Table 5 Dark Accent 3" w:uiPriority="50"/>
+    <w:lsdException w:name="List Table 6 Colorful Accent 3" w:uiPriority="51"/>
+    <w:lsdException w:name="List Table 7 Colorful Accent 3" w:uiPriority="52"/>
+    <w:lsdException w:name="List Table 1 Light Accent 4" w:uiPriority="46"/>
+    <w:lsdException w:name="List Table 2 Accent 4" w:uiPriority="47"/>
+    <w:lsdException w:name="List Table 3 Accent 4" w:uiPriority="48"/>
+    <w:lsdException w:name="List Table 4 Accent 4" w:uiPriority="49"/>
+    <w:lsdException w:name="List Table 5 Dark Accent 4" w:uiPriority="50"/>
+    <w:lsdException w:name="List Table 6 Colorful Accent 4" w:uiPriority="51"/>
+    <w:lsdException w:name="List Table 7 Colorful Accent 4" w:uiPriority="52"/>
+    <w:lsdException w:name="List Table 1 Light Accent 5" w:uiPriority="46"/>
+    <w:lsdException w:name="List Table 2 Accent 5" w:uiPriority="47"/>
+    <w:lsdException w:name="List Table 3 Accent 5" w:uiPriority="48"/>
+    <w:lsdException w:name="List Table 4 Accent 5" w:uiPriority="49"/>
+    <w:lsdException w:name="List Table 5 Dark Accent 5" w:uiPriority="50"/>
+    <w:lsdException w:name="List Table 6 Colorful Accent 5" w:uiPriority="51"/>
+    <w:lsdException w:name="List Table 7 Colorful Accent 5" w:uiPriority="52"/>
+    <w:lsdException w:name="List Table 1 Light Accent 6" w:uiPriority="46"/>
+    <w:lsdException w:name="List Table 2 Accent 6" w:uiPriority="47"/>
+    <w:lsdException w:name="List Table 3 Accent 6" w:uiPriority="48"/>
+    <w:lsdException w:name="List Table 4 Accent 6" w:uiPriority="49"/>
+    <w:lsdException w:name="List Table 5 Dark Accent 6" w:uiPriority="50"/>
+    <w:lsdException w:name="List Table 6 Colorful Accent 6" w:uiPriority="51"/>
+    <w:lsdException w:name="List Table 7 Colorful Accent 6" w:uiPriority="52"/>
+    <w:lsdException w:name="Mention" w:semiHidden="1" w:unhideWhenUsed="1"/>
+    <w:lsdException w:name="Smart Hyperlink" w:semiHidden="1" w:unhideWhenUsed="1"/>
+    <w:lsdException w:name="Hashtag" w:semiHidden="1" w:unhideWhenUsed="1"/>
+    <w:lsdException w:name="Unresolved Mention" w:semiHidden="1" w:unhideWhenUsed="1"/>
+    <w:lsdException w:name="Smart Link" w:semiHidden="1" w:unhideWhenUsed="1"/>
+  </w:latentStyles>
+  <w:style w:type="paragraph" w:styleId="Normal" w:default="1">
     <w:name w:val="Normal"/>
     <w:qFormat/>
     <w:pPr>
       <w:widowControl/>
-      <w:kinsoku w:val="true"/>
-      <w:overflowPunct w:val="true"/>
-      <w:autoSpaceDE w:val="true"/>
       <w:bidi w:val="0"/>
       <w:spacing w:before="220" w:after="160"/>
-      <w:ind w:left="720" w:right="0" w:hanging="360"/>
+      <w:ind w:left="720" w:hanging="360"/>
       <w:jc w:val="both"/>
     </w:pPr>
     <w:rPr>
@@ -6045,16 +6556,12 @@
     <w:name w:val="Heading 1"/>
     <w:basedOn w:val="Normal"/>
     <w:next w:val="Normal"/>
+    <w:uiPriority w:val="9"/>
     <w:qFormat/>
     <w:pPr>
       <w:keepNext w:val="true"/>
       <w:keepLines/>
-      <w:numPr>
-        <w:ilvl w:val="0"/>
-        <w:numId w:val="0"/>
-      </w:numPr>
       <w:spacing w:before="400" w:after="120"/>
-      <w:ind w:left="720" w:right="0" w:hanging="360"/>
       <w:outlineLvl w:val="0"/>
     </w:pPr>
     <w:rPr>
@@ -6066,16 +6573,14 @@
     <w:name w:val="Heading 2"/>
     <w:basedOn w:val="Normal"/>
     <w:next w:val="Normal"/>
+    <w:uiPriority w:val="9"/>
+    <w:semiHidden/>
+    <w:unhideWhenUsed/>
     <w:qFormat/>
     <w:pPr>
       <w:keepNext w:val="true"/>
       <w:keepLines/>
-      <w:numPr>
-        <w:ilvl w:val="0"/>
-        <w:numId w:val="0"/>
-      </w:numPr>
       <w:spacing w:before="360" w:after="120"/>
-      <w:ind w:left="720" w:right="0" w:hanging="360"/>
       <w:outlineLvl w:val="1"/>
     </w:pPr>
     <w:rPr>
@@ -6087,16 +6592,14 @@
     <w:name w:val="Heading 3"/>
     <w:basedOn w:val="Normal"/>
     <w:next w:val="Normal"/>
+    <w:uiPriority w:val="9"/>
+    <w:semiHidden/>
+    <w:unhideWhenUsed/>
     <w:qFormat/>
     <w:pPr>
       <w:keepNext w:val="true"/>
       <w:keepLines/>
-      <w:numPr>
-        <w:ilvl w:val="0"/>
-        <w:numId w:val="0"/>
-      </w:numPr>
       <w:spacing w:before="320" w:after="80"/>
-      <w:ind w:left="720" w:right="0" w:hanging="360"/>
       <w:outlineLvl w:val="2"/>
     </w:pPr>
     <w:rPr>
@@ -6109,16 +6612,14 @@
     <w:name w:val="Heading 4"/>
     <w:basedOn w:val="Normal"/>
     <w:next w:val="Normal"/>
+    <w:uiPriority w:val="9"/>
+    <w:semiHidden/>
+    <w:unhideWhenUsed/>
     <w:qFormat/>
     <w:pPr>
       <w:keepNext w:val="true"/>
       <w:keepLines/>
-      <w:numPr>
-        <w:ilvl w:val="0"/>
-        <w:numId w:val="0"/>
-      </w:numPr>
       <w:spacing w:before="280" w:after="80"/>
-      <w:ind w:left="720" w:right="0" w:hanging="360"/>
       <w:outlineLvl w:val="3"/>
     </w:pPr>
     <w:rPr>
@@ -6131,16 +6632,14 @@
     <w:name w:val="Heading 5"/>
     <w:basedOn w:val="Normal"/>
     <w:next w:val="Normal"/>
+    <w:uiPriority w:val="9"/>
+    <w:semiHidden/>
+    <w:unhideWhenUsed/>
     <w:qFormat/>
     <w:pPr>
       <w:keepNext w:val="true"/>
       <w:keepLines/>
-      <w:numPr>
-        <w:ilvl w:val="0"/>
-        <w:numId w:val="0"/>
-      </w:numPr>
       <w:spacing w:before="240" w:after="80"/>
-      <w:ind w:left="720" w:right="0" w:hanging="360"/>
       <w:outlineLvl w:val="4"/>
     </w:pPr>
     <w:rPr>
@@ -6151,16 +6650,14 @@
     <w:name w:val="Heading 6"/>
     <w:basedOn w:val="Normal"/>
     <w:next w:val="Normal"/>
+    <w:uiPriority w:val="9"/>
+    <w:semiHidden/>
+    <w:unhideWhenUsed/>
     <w:qFormat/>
     <w:pPr>
       <w:keepNext w:val="true"/>
       <w:keepLines/>
-      <w:numPr>
-        <w:ilvl w:val="0"/>
-        <w:numId w:val="0"/>
-      </w:numPr>
       <w:spacing w:before="240" w:after="80"/>
-      <w:ind w:left="720" w:right="0" w:hanging="360"/>
       <w:outlineLvl w:val="5"/>
     </w:pPr>
     <w:rPr>
@@ -6168,40 +6665,53 @@
       <w:color w:val="666666"/>
     </w:rPr>
   </w:style>
-  <w:style w:type="character" w:styleId="DefaultParagraphFont">
+  <w:style w:type="character" w:styleId="DefaultParagraphFont" w:default="1">
     <w:name w:val="Default Paragraph Font"/>
+    <w:uiPriority w:val="1"/>
+    <w:unhideWhenUsed/>
     <w:qFormat/>
     <w:rPr/>
   </w:style>
   <w:style w:type="character" w:styleId="InternetLink">
     <w:name w:val="Hyperlink"/>
     <w:basedOn w:val="DefaultParagraphFont"/>
+    <w:uiPriority w:val="99"/>
+    <w:unhideWhenUsed/>
+    <w:rsid w:val="00c44c34"/>
     <w:rPr>
-      <w:color w:val="0000FF"/>
+      <w:color w:val="0000FF" w:themeColor="hyperlink"/>
       <w:u w:val="single"/>
     </w:rPr>
   </w:style>
   <w:style w:type="character" w:styleId="UnresolvedMention">
     <w:name w:val="Unresolved Mention"/>
     <w:basedOn w:val="DefaultParagraphFont"/>
+    <w:uiPriority w:val="99"/>
+    <w:semiHidden/>
+    <w:unhideWhenUsed/>
     <w:qFormat/>
+    <w:rsid w:val="00aa25ae"/>
     <w:rPr>
       <w:color w:val="605E5C"/>
       <w:shd w:fill="E1DFDD" w:val="clear"/>
     </w:rPr>
   </w:style>
-  <w:style w:type="character" w:styleId="HeaderChar">
+  <w:style w:type="character" w:styleId="HeaderChar" w:customStyle="1">
     <w:name w:val="Header Char"/>
     <w:basedOn w:val="DefaultParagraphFont"/>
     <w:link w:val="Header"/>
+    <w:uiPriority w:val="99"/>
     <w:qFormat/>
+    <w:rsid w:val="00b24b0a"/>
     <w:rPr/>
   </w:style>
-  <w:style w:type="character" w:styleId="FooterChar">
+  <w:style w:type="character" w:styleId="FooterChar" w:customStyle="1">
     <w:name w:val="Footer Char"/>
     <w:basedOn w:val="DefaultParagraphFont"/>
     <w:link w:val="Footer"/>
+    <w:uiPriority w:val="99"/>
     <w:qFormat/>
+    <w:rsid w:val="00b24b0a"/>
     <w:rPr/>
   </w:style>
   <w:style w:type="paragraph" w:styleId="Heading">
@@ -6266,6 +6776,7 @@
     <w:name w:val="Title"/>
     <w:basedOn w:val="Normal"/>
     <w:next w:val="Normal"/>
+    <w:uiPriority w:val="10"/>
     <w:qFormat/>
     <w:pPr>
       <w:keepNext w:val="true"/>
@@ -6281,6 +6792,7 @@
     <w:name w:val="Subtitle"/>
     <w:basedOn w:val="Normal"/>
     <w:next w:val="Normal"/>
+    <w:uiPriority w:val="11"/>
     <w:qFormat/>
     <w:pPr>
       <w:keepNext w:val="true"/>
@@ -6297,14 +6809,17 @@
     <w:name w:val="caption"/>
     <w:basedOn w:val="Normal"/>
     <w:next w:val="Normal"/>
+    <w:uiPriority w:val="35"/>
+    <w:unhideWhenUsed/>
     <w:qFormat/>
+    <w:rsid w:val="00c44c34"/>
     <w:pPr>
       <w:spacing w:before="220" w:after="200"/>
     </w:pPr>
     <w:rPr>
       <w:i/>
       <w:iCs/>
-      <w:color w:val="1F497D"/>
+      <w:color w:val="1F497D" w:themeColor="text2"/>
       <w:sz w:val="18"/>
       <w:szCs w:val="18"/>
     </w:rPr>
@@ -6313,7 +6828,10 @@
     <w:name w:val="table of figures"/>
     <w:basedOn w:val="Normal"/>
     <w:next w:val="Normal"/>
+    <w:uiPriority w:val="99"/>
+    <w:unhideWhenUsed/>
     <w:qFormat/>
+    <w:rsid w:val="00c44c34"/>
     <w:pPr/>
     <w:rPr/>
   </w:style>
@@ -6321,6 +6839,7 @@
     <w:name w:val="List Paragraph"/>
     <w:basedOn w:val="Normal"/>
     <w:qFormat/>
+    <w:rsid w:val="006077ab"/>
     <w:pPr>
       <w:spacing w:lineRule="auto" w:line="480" w:before="220" w:after="160"/>
       <w:contextualSpacing/>
@@ -6341,15 +6860,19 @@
     <w:name w:val="TOC Heading"/>
     <w:basedOn w:val="Heading1"/>
     <w:next w:val="Normal"/>
+    <w:uiPriority w:val="39"/>
+    <w:unhideWhenUsed/>
+    <w:qFormat/>
+    <w:rsid w:val="001b6824"/>
     <w:pPr>
       <w:spacing w:lineRule="auto" w:line="259" w:before="240" w:after="0"/>
-      <w:ind w:left="0" w:right="0" w:hanging="0"/>
+      <w:ind w:left="0" w:hanging="0"/>
       <w:jc w:val="left"/>
       <w:outlineLvl w:val="9"/>
     </w:pPr>
     <w:rPr>
-      <w:rFonts w:ascii="Calibri" w:hAnsi="Calibri" w:eastAsia="Arial" w:cs="Arial"/>
-      <w:color w:val="365F91"/>
+      <w:rFonts w:ascii="Calibri" w:hAnsi="Calibri" w:eastAsia="" w:cs="" w:asciiTheme="majorHAnsi" w:cstheme="majorBidi" w:eastAsiaTheme="majorEastAsia" w:hAnsiTheme="majorHAnsi"/>
+      <w:color w:val="365F91" w:themeColor="accent1" w:themeShade="bf"/>
       <w:sz w:val="32"/>
       <w:szCs w:val="32"/>
       <w:lang w:val="en-US"/>
@@ -6366,6 +6889,9 @@
     <w:name w:val="Header"/>
     <w:basedOn w:val="Normal"/>
     <w:link w:val="HeaderChar"/>
+    <w:uiPriority w:val="99"/>
+    <w:unhideWhenUsed/>
+    <w:rsid w:val="00b24b0a"/>
     <w:pPr>
       <w:tabs>
         <w:tab w:val="clear" w:pos="720"/>
@@ -6380,6 +6906,9 @@
     <w:name w:val="Footer"/>
     <w:basedOn w:val="Normal"/>
     <w:link w:val="FooterChar"/>
+    <w:uiPriority w:val="99"/>
+    <w:unhideWhenUsed/>
+    <w:rsid w:val="00b24b0a"/>
     <w:pPr>
       <w:tabs>
         <w:tab w:val="clear" w:pos="720"/>
@@ -6390,9 +6919,358 @@
     </w:pPr>
     <w:rPr/>
   </w:style>
-  <w:style w:type="numbering" w:styleId="NoList">
+  <w:style w:type="numbering" w:styleId="NoList" w:default="1">
     <w:name w:val="No List"/>
+    <w:uiPriority w:val="99"/>
+    <w:semiHidden/>
+    <w:unhideWhenUsed/>
     <w:qFormat/>
   </w:style>
+  <w:style w:type="table" w:default="1" w:styleId="TableNormal">
+    <w:name w:val="Normal Table"/>
+    <w:uiPriority w:val="99"/>
+    <w:semiHidden/>
+    <w:unhideWhenUsed/>
+    <w:tblPr>
+      <w:tblCellMar>
+        <w:top w:w="0" w:type="dxa"/>
+        <w:left w:w="108" w:type="dxa"/>
+        <w:bottom w:w="0" w:type="dxa"/>
+        <w:right w:w="108" w:type="dxa"/>
+      </w:tblCellMar>
+    </w:tblPr>
+  </w:style>
 </w:styles>
+</file>
+
+<file path=word/theme/theme1.xml><?xml version="1.0" encoding="utf-8"?>
+<a:theme xmlns:a="http://schemas.openxmlformats.org/drawingml/2006/main" name="Office Theme">
+  <a:themeElements>
+    <a:clrScheme name="Office">
+      <a:dk1>
+        <a:sysClr val="windowText" lastClr="000000"/>
+      </a:dk1>
+      <a:lt1>
+        <a:sysClr val="window" lastClr="FFFFFF"/>
+      </a:lt1>
+      <a:dk2>
+        <a:srgbClr val="1F497D"/>
+      </a:dk2>
+      <a:lt2>
+        <a:srgbClr val="EEECE1"/>
+      </a:lt2>
+      <a:accent1>
+        <a:srgbClr val="4F81BD"/>
+      </a:accent1>
+      <a:accent2>
+        <a:srgbClr val="C0504D"/>
+      </a:accent2>
+      <a:accent3>
+        <a:srgbClr val="9BBB59"/>
+      </a:accent3>
+      <a:accent4>
+        <a:srgbClr val="8064A2"/>
+      </a:accent4>
+      <a:accent5>
+        <a:srgbClr val="4BACC6"/>
+      </a:accent5>
+      <a:accent6>
+        <a:srgbClr val="F79646"/>
+      </a:accent6>
+      <a:hlink>
+        <a:srgbClr val="0000FF"/>
+      </a:hlink>
+      <a:folHlink>
+        <a:srgbClr val="800080"/>
+      </a:folHlink>
+    </a:clrScheme>
+    <a:fontScheme name="Office">
+      <a:majorFont>
+        <a:latin typeface="Calibri"/>
+        <a:ea typeface=""/>
+        <a:cs typeface=""/>
+        <a:font script="Jpan" typeface="ＭＳ ゴシック"/>
+        <a:font script="Hang" typeface="맑은 고딕"/>
+        <a:font script="Hans" typeface="宋体"/>
+        <a:font script="Hant" typeface="新細明體"/>
+        <a:font script="Arab" typeface="Times New Roman"/>
+        <a:font script="Hebr" typeface="Times New Roman"/>
+        <a:font script="Thai" typeface="Angsana New"/>
+        <a:font script="Ethi" typeface="Nyala"/>
+        <a:font script="Beng" typeface="Vrinda"/>
+        <a:font script="Gujr" typeface="Shruti"/>
+        <a:font script="Khmr" typeface="MoolBoran"/>
+        <a:font script="Knda" typeface="Tunga"/>
+        <a:font script="Guru" typeface="Raavi"/>
+        <a:font script="Cans" typeface="Euphemia"/>
+        <a:font script="Cher" typeface="Plantagenet Cherokee"/>
+        <a:font script="Yiii" typeface="Microsoft Yi Baiti"/>
+        <a:font script="Tibt" typeface="Microsoft Himalaya"/>
+        <a:font script="Thaa" typeface="MV Boli"/>
+        <a:font script="Deva" typeface="Mangal"/>
+        <a:font script="Telu" typeface="Gautami"/>
+        <a:font script="Taml" typeface="Latha"/>
+        <a:font script="Syrc" typeface="Estrangelo Edessa"/>
+        <a:font script="Orya" typeface="Kalinga"/>
+        <a:font script="Mlym" typeface="Kartika"/>
+        <a:font script="Laoo" typeface="DokChampa"/>
+        <a:font script="Sinh" typeface="Iskoola Pota"/>
+        <a:font script="Mong" typeface="Mongolian Baiti"/>
+        <a:font script="Viet" typeface="Times New Roman"/>
+        <a:font script="Uigh" typeface="Microsoft Uighur"/>
+        <a:font script="Geor" typeface="Sylfaen"/>
+      </a:majorFont>
+      <a:minorFont>
+        <a:latin typeface="Cambria"/>
+        <a:ea typeface=""/>
+        <a:cs typeface=""/>
+        <a:font script="Jpan" typeface="ＭＳ 明朝"/>
+        <a:font script="Hang" typeface="맑은 고딕"/>
+        <a:font script="Hans" typeface="宋体"/>
+        <a:font script="Hant" typeface="新細明體"/>
+        <a:font script="Arab" typeface="Arial"/>
+        <a:font script="Hebr" typeface="Arial"/>
+        <a:font script="Thai" typeface="Cordia New"/>
+        <a:font script="Ethi" typeface="Nyala"/>
+        <a:font script="Beng" typeface="Vrinda"/>
+        <a:font script="Gujr" typeface="Shruti"/>
+        <a:font script="Khmr" typeface="DaunPenh"/>
+        <a:font script="Knda" typeface="Tunga"/>
+        <a:font script="Guru" typeface="Raavi"/>
+        <a:font script="Cans" typeface="Euphemia"/>
+        <a:font script="Cher" typeface="Plantagenet Cherokee"/>
+        <a:font script="Yiii" typeface="Microsoft Yi Baiti"/>
+        <a:font script="Tibt" typeface="Microsoft Himalaya"/>
+        <a:font script="Thaa" typeface="MV Boli"/>
+        <a:font script="Deva" typeface="Mangal"/>
+        <a:font script="Telu" typeface="Gautami"/>
+        <a:font script="Taml" typeface="Latha"/>
+        <a:font script="Syrc" typeface="Estrangelo Edessa"/>
+        <a:font script="Orya" typeface="Kalinga"/>
+        <a:font script="Mlym" typeface="Kartika"/>
+        <a:font script="Laoo" typeface="DokChampa"/>
+        <a:font script="Sinh" typeface="Iskoola Pota"/>
+        <a:font script="Mong" typeface="Mongolian Baiti"/>
+        <a:font script="Viet" typeface="Arial"/>
+        <a:font script="Uigh" typeface="Microsoft Uighur"/>
+        <a:font script="Geor" typeface="Sylfaen"/>
+      </a:minorFont>
+    </a:fontScheme>
+    <a:fmtScheme name="Office">
+      <a:fillStyleLst>
+        <a:solidFill>
+          <a:schemeClr val="phClr"/>
+        </a:solidFill>
+        <a:gradFill rotWithShape="1">
+          <a:gsLst>
+            <a:gs pos="0">
+              <a:schemeClr val="phClr">
+                <a:tint val="50000"/>
+                <a:satMod val="300000"/>
+              </a:schemeClr>
+            </a:gs>
+            <a:gs pos="35000">
+              <a:schemeClr val="phClr">
+                <a:tint val="37000"/>
+                <a:satMod val="300000"/>
+              </a:schemeClr>
+            </a:gs>
+            <a:gs pos="100000">
+              <a:schemeClr val="phClr">
+                <a:tint val="15000"/>
+                <a:satMod val="350000"/>
+              </a:schemeClr>
+            </a:gs>
+          </a:gsLst>
+          <a:lin ang="16200000" scaled="1"/>
+        </a:gradFill>
+        <a:gradFill rotWithShape="1">
+          <a:gsLst>
+            <a:gs pos="0">
+              <a:schemeClr val="phClr">
+                <a:tint val="100000"/>
+                <a:shade val="100000"/>
+                <a:satMod val="130000"/>
+              </a:schemeClr>
+            </a:gs>
+            <a:gs pos="100000">
+              <a:schemeClr val="phClr">
+                <a:tint val="50000"/>
+                <a:shade val="100000"/>
+                <a:satMod val="350000"/>
+              </a:schemeClr>
+            </a:gs>
+          </a:gsLst>
+          <a:lin ang="16200000" scaled="0"/>
+        </a:gradFill>
+      </a:fillStyleLst>
+      <a:lnStyleLst>
+        <a:ln w="9525" cap="flat" cmpd="sng" algn="ctr">
+          <a:solidFill>
+            <a:schemeClr val="phClr">
+              <a:shade val="95000"/>
+              <a:satMod val="105000"/>
+            </a:schemeClr>
+          </a:solidFill>
+          <a:prstDash val="solid"/>
+        </a:ln>
+        <a:ln w="25400" cap="flat" cmpd="sng" algn="ctr">
+          <a:solidFill>
+            <a:schemeClr val="phClr"/>
+          </a:solidFill>
+          <a:prstDash val="solid"/>
+        </a:ln>
+        <a:ln w="38100" cap="flat" cmpd="sng" algn="ctr">
+          <a:solidFill>
+            <a:schemeClr val="phClr"/>
+          </a:solidFill>
+          <a:prstDash val="solid"/>
+        </a:ln>
+      </a:lnStyleLst>
+      <a:effectStyleLst>
+        <a:effectStyle>
+          <a:effectLst>
+            <a:outerShdw blurRad="40000" dist="20000" dir="5400000" rotWithShape="0">
+              <a:srgbClr val="000000">
+                <a:alpha val="38000"/>
+              </a:srgbClr>
+            </a:outerShdw>
+          </a:effectLst>
+        </a:effectStyle>
+        <a:effectStyle>
+          <a:effectLst>
+            <a:outerShdw blurRad="40000" dist="23000" dir="5400000" rotWithShape="0">
+              <a:srgbClr val="000000">
+                <a:alpha val="35000"/>
+              </a:srgbClr>
+            </a:outerShdw>
+          </a:effectLst>
+        </a:effectStyle>
+        <a:effectStyle>
+          <a:effectLst>
+            <a:outerShdw blurRad="40000" dist="23000" dir="5400000" rotWithShape="0">
+              <a:srgbClr val="000000">
+                <a:alpha val="35000"/>
+              </a:srgbClr>
+            </a:outerShdw>
+          </a:effectLst>
+          <a:scene3d>
+            <a:camera prst="orthographicFront">
+              <a:rot lat="0" lon="0" rev="0"/>
+            </a:camera>
+            <a:lightRig rig="threePt" dir="t">
+              <a:rot lat="0" lon="0" rev="1200000"/>
+            </a:lightRig>
+          </a:scene3d>
+          <a:sp3d>
+            <a:bevelT w="63500" h="25400"/>
+          </a:sp3d>
+        </a:effectStyle>
+      </a:effectStyleLst>
+      <a:bgFillStyleLst>
+        <a:solidFill>
+          <a:schemeClr val="phClr"/>
+        </a:solidFill>
+        <a:gradFill rotWithShape="1">
+          <a:gsLst>
+            <a:gs pos="0">
+              <a:schemeClr val="phClr">
+                <a:tint val="40000"/>
+                <a:satMod val="350000"/>
+              </a:schemeClr>
+            </a:gs>
+            <a:gs pos="40000">
+              <a:schemeClr val="phClr">
+                <a:tint val="45000"/>
+                <a:shade val="99000"/>
+                <a:satMod val="350000"/>
+              </a:schemeClr>
+            </a:gs>
+            <a:gs pos="100000">
+              <a:schemeClr val="phClr">
+                <a:shade val="20000"/>
+                <a:satMod val="255000"/>
+              </a:schemeClr>
+            </a:gs>
+          </a:gsLst>
+          <a:path path="circle">
+            <a:fillToRect l="50000" t="-80000" r="50000" b="180000"/>
+          </a:path>
+        </a:gradFill>
+        <a:gradFill rotWithShape="1">
+          <a:gsLst>
+            <a:gs pos="0">
+              <a:schemeClr val="phClr">
+                <a:tint val="80000"/>
+                <a:satMod val="300000"/>
+              </a:schemeClr>
+            </a:gs>
+            <a:gs pos="100000">
+              <a:schemeClr val="phClr">
+                <a:shade val="30000"/>
+                <a:satMod val="200000"/>
+              </a:schemeClr>
+            </a:gs>
+          </a:gsLst>
+          <a:path path="circle">
+            <a:fillToRect l="50000" t="50000" r="50000" b="50000"/>
+          </a:path>
+        </a:gradFill>
+      </a:bgFillStyleLst>
+    </a:fmtScheme>
+  </a:themeElements>
+  <a:objectDefaults>
+    <a:spDef>
+      <a:spPr/>
+      <a:bodyPr/>
+      <a:lstStyle/>
+      <a:style>
+        <a:lnRef idx="1">
+          <a:schemeClr val="accent1"/>
+        </a:lnRef>
+        <a:fillRef idx="3">
+          <a:schemeClr val="accent1"/>
+        </a:fillRef>
+        <a:effectRef idx="2">
+          <a:schemeClr val="accent1"/>
+        </a:effectRef>
+        <a:fontRef idx="minor">
+          <a:schemeClr val="lt1"/>
+        </a:fontRef>
+      </a:style>
+    </a:spDef>
+    <a:lnDef>
+      <a:spPr/>
+      <a:bodyPr/>
+      <a:lstStyle/>
+      <a:style>
+        <a:lnRef idx="2">
+          <a:schemeClr val="accent1"/>
+        </a:lnRef>
+        <a:fillRef idx="0">
+          <a:schemeClr val="accent1"/>
+        </a:fillRef>
+        <a:effectRef idx="1">
+          <a:schemeClr val="accent1"/>
+        </a:effectRef>
+        <a:fontRef idx="minor">
+          <a:schemeClr val="tx1"/>
+        </a:fontRef>
+      </a:style>
+    </a:lnDef>
+  </a:objectDefaults>
+  <a:extraClrSchemeLst/>
+</a:theme>
+</file>
+
+<file path=customXml/item1.xml><?xml version="1.0" encoding="utf-8"?>
+<b:Sources xmlns:b="http://schemas.openxmlformats.org/officeDocument/2006/bibliography" xmlns="http://schemas.openxmlformats.org/officeDocument/2006/bibliography" SelectedStyle="\APASixthEditionOfficeOnline.xsl" StyleName="APA" Version="6"/>
+</file>
+
+<file path=customXml/itemProps1.xml><?xml version="1.0" encoding="utf-8"?>
+<ds:datastoreItem xmlns:ds="http://schemas.openxmlformats.org/officeDocument/2006/customXml" ds:itemID="{2FC6285D-5046-4F8E-A332-15BE261E21A8}">
+  <ds:schemaRefs>
+    <ds:schemaRef ds:uri="http://schemas.openxmlformats.org/officeDocument/2006/bibliography"/>
+  </ds:schemaRefs>
+</ds:datastoreItem>
 </file>